--- a/CMA_Summaries_B1_Ch11.docx
+++ b/CMA_Summaries_B1_Ch11.docx
@@ -111,7 +111,7 @@
       <w:r>
         <w:drawing>
           <wp:inline distT="0" distB="0" distL="0" distR="0">
-            <wp:extent cx="5734050" cy="1742850"/>
+            <wp:extent cx="5734050" cy="2142725"/>
             <wp:effectExtent t="0" r="0" b="0" l="0"/>
             <wp:docPr id="1" name="" descr="" title=""/>
             <wp:cNvGraphicFramePr>
@@ -136,7 +136,7 @@
                   <pic:spPr bwMode="auto">
                     <a:xfrm>
                       <a:off x="0" y="0"/>
-                      <a:ext cx="5734050" cy="1742850"/>
+                      <a:ext cx="5734050" cy="2142725"/>
                     </a:xfrm>
                     <a:prstGeom prst="rect">
                       <a:avLst/>
@@ -204,7 +204,7 @@
                 <w:sz w:val="16"/>
                 <w:szCs w:val="16"/>
               </w:rPr>
-              <w:t xml:space="preserve">matching principle   ·   Steps 1 and 2: the contract and its performanc   ·   Matching, contract costs and IFRS differences</w:t>
+              <w:t xml:space="preserve">Steps 3 and 4: the transaction price and its a   ·   Step 5: recognizing revenue over time or at a    ·   Steps 1 and 2: the contract and its performanc   ·   Matching, contract costs and IFRS differences</w:t>
             </w:r>
           </w:p>
         </w:tc>
@@ -231,7 +231,7 @@
           <w:sz w:val="16"/>
           <w:szCs w:val="16"/>
         </w:rPr>
-        <w:t xml:space="preserve">      gaps 3–11</w:t>
+        <w:t xml:space="preserve">      gaps 4–14</w:t>
       </w:r>
     </w:p>
     <w:p>
@@ -254,7 +254,7 @@
           <w:sz w:val="15"/>
           <w:szCs w:val="15"/>
         </w:rPr>
-        <w:t xml:space="preserve"> (3) </w:t>
+        <w:t xml:space="preserve"> (4) </w:t>
       </w:r>
       <w:r>
         <w:rPr>
@@ -286,7 +286,7 @@
           <w:sz w:val="15"/>
           <w:szCs w:val="15"/>
         </w:rPr>
-        <w:t xml:space="preserve"> (4) </w:t>
+        <w:t xml:space="preserve"> (5) </w:t>
       </w:r>
       <w:r>
         <w:rPr>
@@ -325,7 +325,7 @@
           <w:sz w:val="15"/>
           <w:szCs w:val="15"/>
         </w:rPr>
-        <w:t xml:space="preserve"> (5) </w:t>
+        <w:t xml:space="preserve"> (6) </w:t>
       </w:r>
       <w:r>
         <w:rPr>
@@ -357,7 +357,7 @@
           <w:sz w:val="15"/>
           <w:szCs w:val="15"/>
         </w:rPr>
-        <w:t xml:space="preserve"> (6) </w:t>
+        <w:t xml:space="preserve"> (7) </w:t>
       </w:r>
       <w:r>
         <w:rPr>
@@ -396,7 +396,7 @@
           <w:sz w:val="15"/>
           <w:szCs w:val="15"/>
         </w:rPr>
-        <w:t xml:space="preserve"> (7) </w:t>
+        <w:t xml:space="preserve"> (8) </w:t>
       </w:r>
       <w:r>
         <w:rPr>
@@ -428,7 +428,7 @@
           <w:sz w:val="15"/>
           <w:szCs w:val="15"/>
         </w:rPr>
-        <w:t xml:space="preserve"> (8) </w:t>
+        <w:t xml:space="preserve"> (9) </w:t>
       </w:r>
       <w:r>
         <w:rPr>
@@ -467,7 +467,7 @@
           <w:sz w:val="15"/>
           <w:szCs w:val="15"/>
         </w:rPr>
-        <w:t xml:space="preserve"> (9) </w:t>
+        <w:t xml:space="preserve"> (10) </w:t>
       </w:r>
       <w:r>
         <w:rPr>
@@ -499,7 +499,7 @@
           <w:sz w:val="15"/>
           <w:szCs w:val="15"/>
         </w:rPr>
-        <w:t xml:space="preserve"> (10) </w:t>
+        <w:t xml:space="preserve"> (11) </w:t>
       </w:r>
       <w:r>
         <w:rPr>
@@ -538,7 +538,7 @@
           <w:sz w:val="15"/>
           <w:szCs w:val="15"/>
         </w:rPr>
-        <w:t xml:space="preserve"> (11) </w:t>
+        <w:t xml:space="preserve"> (12) </w:t>
       </w:r>
       <w:r>
         <w:rPr>
@@ -567,7 +567,71 @@
           <w:sz w:val="19"/>
           <w:szCs w:val="19"/>
         </w:rPr>
-        <w:t xml:space="preserve">Cash can arrive before, at or after that moment. </w:t>
+        <w:t xml:space="preserve">Cash can </w:t>
+      </w:r>
+      <w:r>
+        <w:rPr>
+          <w:b/>
+          <w:bCs/>
+          <w:color w:val="8186EF"/>
+          <w:sz w:val="15"/>
+          <w:szCs w:val="15"/>
+        </w:rPr>
+        <w:t xml:space="preserve"> (13) </w:t>
+      </w:r>
+      <w:r>
+        <w:rPr>
+          <w:u w:val="single"/>
+          <w:sz w:val="19"/>
+          <w:szCs w:val="19"/>
+        </w:rPr>
+        <w:t xml:space="preserve">           </w:t>
+      </w:r>
+      <w:r>
+        <w:rPr>
+          <w:sz w:val="19"/>
+          <w:szCs w:val="19"/>
+        </w:rPr>
+        <w:t xml:space="preserve"> </w:t>
+      </w:r>
+      <w:r>
+        <w:rPr>
+          <w:sz w:val="19"/>
+          <w:szCs w:val="19"/>
+        </w:rPr>
+        <w:t xml:space="preserve"> before, at or after that </w:t>
+      </w:r>
+      <w:r>
+        <w:rPr>
+          <w:b/>
+          <w:bCs/>
+          <w:color w:val="8186EF"/>
+          <w:sz w:val="15"/>
+          <w:szCs w:val="15"/>
+        </w:rPr>
+        <w:t xml:space="preserve"> (14) </w:t>
+      </w:r>
+      <w:r>
+        <w:rPr>
+          <w:u w:val="single"/>
+          <w:sz w:val="19"/>
+          <w:szCs w:val="19"/>
+        </w:rPr>
+        <w:t xml:space="preserve">           </w:t>
+      </w:r>
+      <w:r>
+        <w:rPr>
+          <w:sz w:val="19"/>
+          <w:szCs w:val="19"/>
+        </w:rPr>
+        <w:t xml:space="preserve"> </w:t>
+      </w:r>
+      <w:r>
+        <w:rPr>
+          <w:sz w:val="19"/>
+          <w:szCs w:val="19"/>
+        </w:rPr>
+        <w:t xml:space="preserve">. </w:t>
       </w:r>
       <w:r>
         <w:rPr>
@@ -575,6 +639,13 @@
           <w:szCs w:val="19"/>
         </w:rPr>
         <w:t xml:space="preserve">ASC 606 applies one model to all contracts with customers: goods, services, construction and software. </w:t>
+      </w:r>
+      <w:r>
+        <w:rPr>
+          <w:sz w:val="19"/>
+          <w:szCs w:val="19"/>
+        </w:rPr>
+        <w:t xml:space="preserve">The model has five steps. </w:t>
       </w:r>
       <w:r>
         <w:rPr>
@@ -639,7 +710,7 @@
                 <w:sz w:val="16"/>
                 <w:szCs w:val="16"/>
               </w:rPr>
-              <w:t xml:space="preserve">transfers   ·   therefore   ·   revenue   ·   entitled   ·   activities   ·   recognizes   ·   direct   ·   measures   ·   providing   ·   benefits</w:t>
+              <w:t xml:space="preserve">agent   ·   transfers   ·   therefore   ·   moment   ·   recognizes   ·   entitled   ·   direct   ·   activities   ·   arrive   ·   measures   ·   providing   ·   benefits</w:t>
             </w:r>
           </w:p>
         </w:tc>
@@ -922,7 +993,7 @@
                 <w:sz w:val="16"/>
                 <w:szCs w:val="16"/>
               </w:rPr>
-              <w:t xml:space="preserve">7  </w:t>
+              <w:t xml:space="preserve">8  </w:t>
             </w:r>
             <w:r>
               <w:rPr>
@@ -964,7 +1035,7 @@
                 <w:sz w:val="16"/>
                 <w:szCs w:val="16"/>
               </w:rPr>
-              <w:t xml:space="preserve">Matching, contract costs and IFRS differences</w:t>
+              <w:t xml:space="preserve">Step 5: recognizing revenue over time or at a </w:t>
             </w:r>
           </w:p>
         </w:tc>
@@ -990,7 +1061,7 @@
                 <w:sz w:val="16"/>
                 <w:szCs w:val="16"/>
               </w:rPr>
-              <w:t xml:space="preserve">8  </w:t>
+              <w:t xml:space="preserve">9  </w:t>
             </w:r>
             <w:r>
               <w:rPr>
@@ -1032,7 +1103,7 @@
                 <w:sz w:val="16"/>
                 <w:szCs w:val="16"/>
               </w:rPr>
-              <w:t xml:space="preserve">activities</w:t>
+              <w:t xml:space="preserve">Matching, contract costs and IFRS differences</w:t>
             </w:r>
           </w:p>
         </w:tc>
@@ -1058,7 +1129,7 @@
                 <w:sz w:val="16"/>
                 <w:szCs w:val="16"/>
               </w:rPr>
-              <w:t xml:space="preserve">9  </w:t>
+              <w:t xml:space="preserve">10  </w:t>
             </w:r>
             <w:r>
               <w:rPr>
@@ -1100,7 +1171,7 @@
                 <w:sz w:val="16"/>
                 <w:szCs w:val="16"/>
               </w:rPr>
-              <w:t xml:space="preserve">providing</w:t>
+              <w:t xml:space="preserve">activities</w:t>
             </w:r>
           </w:p>
         </w:tc>
@@ -1126,7 +1197,7 @@
                 <w:sz w:val="16"/>
                 <w:szCs w:val="16"/>
               </w:rPr>
-              <w:t xml:space="preserve">10  </w:t>
+              <w:t xml:space="preserve">11  </w:t>
             </w:r>
             <w:r>
               <w:rPr>
@@ -1168,7 +1239,7 @@
                 <w:sz w:val="16"/>
                 <w:szCs w:val="16"/>
               </w:rPr>
-              <w:t xml:space="preserve">recognizes</w:t>
+              <w:t xml:space="preserve">providing</w:t>
             </w:r>
           </w:p>
         </w:tc>
@@ -1194,7 +1265,7 @@
                 <w:sz w:val="16"/>
                 <w:szCs w:val="16"/>
               </w:rPr>
-              <w:t xml:space="preserve">11  </w:t>
+              <w:t xml:space="preserve">12  </w:t>
             </w:r>
             <w:r>
               <w:rPr>
@@ -1236,7 +1307,7 @@
                 <w:sz w:val="16"/>
                 <w:szCs w:val="16"/>
               </w:rPr>
-              <w:t xml:space="preserve">transfers</w:t>
+              <w:t xml:space="preserve">recognizes</w:t>
             </w:r>
           </w:p>
         </w:tc>
@@ -1252,14 +1323,92 @@
           </w:tcPr>
           <w:p>
             <w:pPr>
-              <w:spacing w:before="24" w:after="24"/>
-            </w:pPr>
-            <w:r>
-              <w:rPr>
-                <w:sz w:val="16"/>
-                <w:szCs w:val="16"/>
-              </w:rPr>
-              <w:t xml:space="preserve"/>
+              <w:spacing w:before="12" w:after="12"/>
+            </w:pPr>
+            <w:r>
+              <w:rPr>
+                <w:b/>
+                <w:bCs/>
+                <w:color w:val="8186EF"/>
+                <w:sz w:val="16"/>
+                <w:szCs w:val="16"/>
+              </w:rPr>
+              <w:t xml:space="preserve">13  </w:t>
+            </w:r>
+            <w:r>
+              <w:rPr>
+                <w:sz w:val="16"/>
+                <w:szCs w:val="16"/>
+              </w:rPr>
+              <w:t xml:space="preserve">arrive</w:t>
+            </w:r>
+          </w:p>
+        </w:tc>
+      </w:tr>
+      <w:tr>
+        <w:tc>
+          <w:tcPr>
+            <w:tcW w:type="pct" w:w="2500"/>
+            <w:tcMar>
+              <w:top w:type="dxa" w:w="20"/>
+              <w:left w:type="dxa" w:w="80"/>
+              <w:bottom w:type="dxa" w:w="20"/>
+              <w:right w:type="dxa" w:w="80"/>
+            </w:tcMar>
+          </w:tcPr>
+          <w:p>
+            <w:pPr>
+              <w:spacing w:before="12" w:after="12"/>
+            </w:pPr>
+            <w:r>
+              <w:rPr>
+                <w:b/>
+                <w:bCs/>
+                <w:color w:val="8186EF"/>
+                <w:sz w:val="16"/>
+                <w:szCs w:val="16"/>
+              </w:rPr>
+              <w:t xml:space="preserve">7  </w:t>
+            </w:r>
+            <w:r>
+              <w:rPr>
+                <w:sz w:val="16"/>
+                <w:szCs w:val="16"/>
+              </w:rPr>
+              <w:t xml:space="preserve">transfers</w:t>
+            </w:r>
+          </w:p>
+        </w:tc>
+        <w:tc>
+          <w:tcPr>
+            <w:tcW w:type="pct" w:w="2500"/>
+            <w:tcMar>
+              <w:top w:type="dxa" w:w="20"/>
+              <w:left w:type="dxa" w:w="80"/>
+              <w:bottom w:type="dxa" w:w="20"/>
+              <w:right w:type="dxa" w:w="80"/>
+            </w:tcMar>
+          </w:tcPr>
+          <w:p>
+            <w:pPr>
+              <w:spacing w:before="12" w:after="12"/>
+            </w:pPr>
+            <w:r>
+              <w:rPr>
+                <w:b/>
+                <w:bCs/>
+                <w:color w:val="8186EF"/>
+                <w:sz w:val="16"/>
+                <w:szCs w:val="16"/>
+              </w:rPr>
+              <w:t xml:space="preserve">14  </w:t>
+            </w:r>
+            <w:r>
+              <w:rPr>
+                <w:sz w:val="16"/>
+                <w:szCs w:val="16"/>
+              </w:rPr>
+              <w:t xml:space="preserve">moment</w:t>
             </w:r>
           </w:p>
         </w:tc>
@@ -1302,7 +1451,7 @@
           <w:sz w:val="15"/>
           <w:szCs w:val="15"/>
         </w:rPr>
-        <w:t xml:space="preserve">Revenue is the inflow from a company's main activities, such as selling goods or providing services. Under ASC 606, a company recognizes revenue when it transfers control of promised goods or services to a customer. It measures revenue at the amount it expects to be entitled to in exchange. Control means the customer can direct the use of the asset and obtain almost all of its benefits. The key question is therefore not when the company is paid, but when the customer gains control. Cash can arrive before, at or after that moment. ASC 606 applies one model to all contracts with customers: goods, services, construction and software. Each step answers one question, and each uses the answer to the step before.</w:t>
+        <w:t xml:space="preserve">Revenue is the inflow from a company's main activities, such as selling goods or providing services. Under ASC 606, a company recognizes revenue when it transfers control of promised goods or services to a customer. It measures revenue at the amount it expects to be entitled to in exchange. Control means the customer can direct the use of the asset and obtain almost all of its benefits. The key question is therefore not when the company is paid, but when the customer gains control. Cash can arrive before, at or after that moment. ASC 606 applies one model to all contracts with customers: goods, services, construction and software. The model has five steps. Each step answers one question, and each uses the answer to the step before.</w:t>
       </w:r>
     </w:p>
     <w:p>
@@ -1409,7 +1558,7 @@
           <w:sz w:val="16"/>
           <w:szCs w:val="16"/>
         </w:rPr>
-        <w:t xml:space="preserve">      gaps 1–10</w:t>
+        <w:t xml:space="preserve">      gaps 1–12</w:t>
       </w:r>
     </w:p>
     <w:p>
@@ -1752,7 +1901,7 @@
           <w:sz w:val="19"/>
           <w:szCs w:val="19"/>
         </w:rPr>
-        <w:t xml:space="preserve">Each promise to transfer a distinct good or service is a separate </w:t>
+        <w:t xml:space="preserve">Each promise to </w:t>
       </w:r>
       <w:r>
         <w:rPr>
@@ -1770,6 +1919,38 @@
           <w:sz w:val="19"/>
           <w:szCs w:val="19"/>
         </w:rPr>
+        <w:t xml:space="preserve">           </w:t>
+      </w:r>
+      <w:r>
+        <w:rPr>
+          <w:sz w:val="19"/>
+          <w:szCs w:val="19"/>
+        </w:rPr>
+        <w:t xml:space="preserve"> </w:t>
+      </w:r>
+      <w:r>
+        <w:rPr>
+          <w:sz w:val="19"/>
+          <w:szCs w:val="19"/>
+        </w:rPr>
+        <w:t xml:space="preserve"> a distinct good or service is a separate </w:t>
+      </w:r>
+      <w:r>
+        <w:rPr>
+          <w:b/>
+          <w:bCs/>
+          <w:color w:val="8186EF"/>
+          <w:sz w:val="15"/>
+          <w:szCs w:val="15"/>
+        </w:rPr>
+        <w:t xml:space="preserve"> (11) </w:t>
+      </w:r>
+      <w:r>
+        <w:rPr>
+          <w:u w:val="single"/>
+          <w:sz w:val="19"/>
+          <w:szCs w:val="19"/>
+        </w:rPr>
         <w:t xml:space="preserve">            </w:t>
       </w:r>
       <w:r>
@@ -1791,7 +1972,39 @@
           <w:sz w:val="19"/>
           <w:szCs w:val="19"/>
         </w:rPr>
-        <w:t xml:space="preserve">A good or service is distinct if the customer can benefit from it on its own and it is separately identifiable in the contract, not highly dependent on other promises. </w:t>
+        <w:t xml:space="preserve">A good or service is distinct if the customer can benefit from it on its own and it is separately </w:t>
+      </w:r>
+      <w:r>
+        <w:rPr>
+          <w:b/>
+          <w:bCs/>
+          <w:color w:val="8186EF"/>
+          <w:sz w:val="15"/>
+          <w:szCs w:val="15"/>
+        </w:rPr>
+        <w:t xml:space="preserve"> (12) </w:t>
+      </w:r>
+      <w:r>
+        <w:rPr>
+          <w:u w:val="single"/>
+          <w:sz w:val="19"/>
+          <w:szCs w:val="19"/>
+        </w:rPr>
+        <w:t xml:space="preserve">              </w:t>
+      </w:r>
+      <w:r>
+        <w:rPr>
+          <w:sz w:val="19"/>
+          <w:szCs w:val="19"/>
+        </w:rPr>
+        <w:t xml:space="preserve"> </w:t>
+      </w:r>
+      <w:r>
+        <w:rPr>
+          <w:sz w:val="19"/>
+          <w:szCs w:val="19"/>
+        </w:rPr>
+        <w:t xml:space="preserve"> in the contract, not highly dependent on other promises. </w:t>
       </w:r>
     </w:p>
     <w:tbl>
@@ -1849,7 +2062,7 @@
                 <w:sz w:val="16"/>
                 <w:szCs w:val="16"/>
               </w:rPr>
-              <w:t xml:space="preserve">identified   ·   performance   ·   criteria   ·   material right   ·   higher   ·   substantially   ·   meaning   ·   consideration   ·   commercial   ·   revenue   ·   obligation</w:t>
+              <w:t xml:space="preserve">identified   ·   obligation   ·   higher   ·   identifiable   ·   performance   ·   substantially   ·   question   ·   criteria   ·   meaning   ·   consideration   ·   commercial   ·   revenue   ·   transfer</w:t>
             </w:r>
           </w:p>
         </w:tc>
@@ -1870,9 +2083,9 @@
         </w:tblBorders>
       </w:tblPr>
       <w:tblGrid>
-        <w:gridCol w:w="2745"/>
-        <w:gridCol w:w="4992"/>
-        <w:gridCol w:w="1863"/>
+        <w:gridCol w:w="3921"/>
+        <w:gridCol w:w="4224"/>
+        <w:gridCol w:w="1455"/>
       </w:tblGrid>
       <w:tr>
         <w:tc>
@@ -1907,7 +2120,7 @@
       <w:tr>
         <w:tc>
           <w:tcPr>
-            <w:tcW w:type="pct" w:w="1430"/>
+            <w:tcW w:type="pct" w:w="2042"/>
             <w:shd w:fill="353A7C" w:val="clear"/>
             <w:tcMar>
               <w:top w:type="dxa" w:w="50"/>
@@ -1934,7 +2147,7 @@
         </w:tc>
         <w:tc>
           <w:tcPr>
-            <w:tcW w:type="pct" w:w="2600"/>
+            <w:tcW w:type="pct" w:w="2200"/>
             <w:shd w:fill="353A7C" w:val="clear"/>
             <w:tcMar>
               <w:top w:type="dxa" w:w="50"/>
@@ -1961,7 +2174,7 @@
         </w:tc>
         <w:tc>
           <w:tcPr>
-            <w:tcW w:type="pct" w:w="970"/>
+            <w:tcW w:type="pct" w:w="758"/>
             <w:shd w:fill="353A7C" w:val="clear"/>
             <w:tcMar>
               <w:top w:type="dxa" w:w="50"/>
@@ -1990,7 +2203,7 @@
       <w:tr>
         <w:tc>
           <w:tcPr>
-            <w:tcW w:type="pct" w:w="1430"/>
+            <w:tcW w:type="pct" w:w="2042"/>
             <w:tcMar>
               <w:top w:type="dxa" w:w="50"/>
               <w:left w:type="dxa" w:w="110"/>
@@ -2013,7 +2226,7 @@
         </w:tc>
         <w:tc>
           <w:tcPr>
-            <w:tcW w:type="pct" w:w="2600"/>
+            <w:tcW w:type="pct" w:w="2200"/>
             <w:tcMar>
               <w:top w:type="dxa" w:w="50"/>
               <w:left w:type="dxa" w:w="110"/>
@@ -2030,13 +2243,45 @@
                 <w:sz w:val="15"/>
                 <w:szCs w:val="15"/>
               </w:rPr>
-              <w:t xml:space="preserve">A signed agreement for olive oil, a dispenser and maintenance; payment terms clear; collection probable.</w:t>
-            </w:r>
-          </w:p>
-        </w:tc>
-        <w:tc>
-          <w:tcPr>
-            <w:tcW w:type="pct" w:w="970"/>
+              <w:t xml:space="preserve">A signed agreement for olive oil, a dispenser and </w:t>
+            </w:r>
+            <w:r>
+              <w:rPr>
+                <w:b/>
+                <w:bCs/>
+                <w:color w:val="8186EF"/>
+                <w:sz w:val="14"/>
+                <w:szCs w:val="14"/>
+              </w:rPr>
+              <w:t xml:space="preserve"> (13) </w:t>
+            </w:r>
+            <w:r>
+              <w:rPr>
+                <w:u w:val="single"/>
+                <w:sz w:val="15"/>
+                <w:szCs w:val="15"/>
+              </w:rPr>
+              <w:t xml:space="preserve">              </w:t>
+            </w:r>
+            <w:r>
+              <w:rPr>
+                <w:sz w:val="15"/>
+                <w:szCs w:val="15"/>
+              </w:rPr>
+              <w:t xml:space="preserve"> </w:t>
+            </w:r>
+            <w:r>
+              <w:rPr>
+                <w:sz w:val="15"/>
+                <w:szCs w:val="15"/>
+              </w:rPr>
+              <w:t xml:space="preserve">; payment terms clear; collection probable.</w:t>
+            </w:r>
+          </w:p>
+        </w:tc>
+        <w:tc>
+          <w:tcPr>
+            <w:tcW w:type="pct" w:w="758"/>
             <w:tcMar>
               <w:top w:type="dxa" w:w="50"/>
               <w:left w:type="dxa" w:w="110"/>
@@ -2061,7 +2306,7 @@
       <w:tr>
         <w:tc>
           <w:tcPr>
-            <w:tcW w:type="pct" w:w="1430"/>
+            <w:tcW w:type="pct" w:w="2042"/>
             <w:shd w:fill="FBFAF6" w:val="clear"/>
             <w:tcMar>
               <w:top w:type="dxa" w:w="50"/>
@@ -2085,7 +2330,7 @@
         </w:tc>
         <w:tc>
           <w:tcPr>
-            <w:tcW w:type="pct" w:w="2600"/>
+            <w:tcW w:type="pct" w:w="2200"/>
             <w:shd w:fill="FBFAF6" w:val="clear"/>
             <w:tcMar>
               <w:top w:type="dxa" w:w="50"/>
@@ -2109,7 +2354,7 @@
         </w:tc>
         <w:tc>
           <w:tcPr>
-            <w:tcW w:type="pct" w:w="970"/>
+            <w:tcW w:type="pct" w:w="758"/>
             <w:shd w:fill="FFFFFF" w:val="clear"/>
             <w:tcMar>
               <w:top w:type="dxa" w:w="50"/>
@@ -2130,7 +2375,7 @@
                 <w:sz w:val="14"/>
                 <w:szCs w:val="14"/>
               </w:rPr>
-              <w:t xml:space="preserve">(11)</w:t>
+              <w:t xml:space="preserve">(14)</w:t>
             </w:r>
           </w:p>
         </w:tc>
@@ -2138,7 +2383,7 @@
       <w:tr>
         <w:tc>
           <w:tcPr>
-            <w:tcW w:type="pct" w:w="1430"/>
+            <w:tcW w:type="pct" w:w="2042"/>
             <w:tcMar>
               <w:top w:type="dxa" w:w="50"/>
               <w:left w:type="dxa" w:w="110"/>
@@ -2161,7 +2406,7 @@
         </w:tc>
         <w:tc>
           <w:tcPr>
-            <w:tcW w:type="pct" w:w="2600"/>
+            <w:tcW w:type="pct" w:w="2200"/>
             <w:tcMar>
               <w:top w:type="dxa" w:w="50"/>
               <w:left w:type="dxa" w:w="110"/>
@@ -2184,7 +2429,7 @@
         </w:tc>
         <w:tc>
           <w:tcPr>
-            <w:tcW w:type="pct" w:w="970"/>
+            <w:tcW w:type="pct" w:w="758"/>
             <w:tcMar>
               <w:top w:type="dxa" w:w="50"/>
               <w:left w:type="dxa" w:w="110"/>
@@ -2209,7 +2454,7 @@
       <w:tr>
         <w:tc>
           <w:tcPr>
-            <w:tcW w:type="pct" w:w="1430"/>
+            <w:tcW w:type="pct" w:w="2042"/>
             <w:shd w:fill="FBFAF6" w:val="clear"/>
             <w:tcMar>
               <w:top w:type="dxa" w:w="50"/>
@@ -2233,7 +2478,7 @@
         </w:tc>
         <w:tc>
           <w:tcPr>
-            <w:tcW w:type="pct" w:w="2600"/>
+            <w:tcW w:type="pct" w:w="2200"/>
             <w:shd w:fill="FBFAF6" w:val="clear"/>
             <w:tcMar>
               <w:top w:type="dxa" w:w="50"/>
@@ -2251,13 +2496,45 @@
                 <w:sz w:val="15"/>
                 <w:szCs w:val="15"/>
               </w:rPr>
-              <w:t xml:space="preserve">Relative standalone selling prices totalling 1,200,000; each obligation gets 90%.</w:t>
-            </w:r>
-          </w:p>
-        </w:tc>
-        <w:tc>
-          <w:tcPr>
-            <w:tcW w:type="pct" w:w="970"/>
+              <w:t xml:space="preserve">Relative </w:t>
+            </w:r>
+            <w:r>
+              <w:rPr>
+                <w:b/>
+                <w:bCs/>
+                <w:color w:val="8186EF"/>
+                <w:sz w:val="14"/>
+                <w:szCs w:val="14"/>
+              </w:rPr>
+              <w:t xml:space="preserve"> (15) </w:t>
+            </w:r>
+            <w:r>
+              <w:rPr>
+                <w:u w:val="single"/>
+                <w:sz w:val="15"/>
+                <w:szCs w:val="15"/>
+              </w:rPr>
+              <w:t xml:space="preserve">              </w:t>
+            </w:r>
+            <w:r>
+              <w:rPr>
+                <w:sz w:val="15"/>
+                <w:szCs w:val="15"/>
+              </w:rPr>
+              <w:t xml:space="preserve"> </w:t>
+            </w:r>
+            <w:r>
+              <w:rPr>
+                <w:sz w:val="15"/>
+                <w:szCs w:val="15"/>
+              </w:rPr>
+              <w:t xml:space="preserve"> selling prices totalling 1,200,000; each obligation gets 90%.</w:t>
+            </w:r>
+          </w:p>
+        </w:tc>
+        <w:tc>
+          <w:tcPr>
+            <w:tcW w:type="pct" w:w="758"/>
             <w:shd w:fill="FBFAF6" w:val="clear"/>
             <w:tcMar>
               <w:top w:type="dxa" w:w="50"/>
@@ -2283,7 +2560,7 @@
       <w:tr>
         <w:tc>
           <w:tcPr>
-            <w:tcW w:type="pct" w:w="1430"/>
+            <w:tcW w:type="pct" w:w="2042"/>
             <w:tcMar>
               <w:top w:type="dxa" w:w="50"/>
               <w:left w:type="dxa" w:w="110"/>
@@ -2306,7 +2583,7 @@
         </w:tc>
         <w:tc>
           <w:tcPr>
-            <w:tcW w:type="pct" w:w="2600"/>
+            <w:tcW w:type="pct" w:w="2200"/>
             <w:tcMar>
               <w:top w:type="dxa" w:w="50"/>
               <w:left w:type="dxa" w:w="110"/>
@@ -2323,14 +2600,45 @@
                 <w:sz w:val="15"/>
                 <w:szCs w:val="15"/>
               </w:rPr>
-              <w:t xml:space="preserve">Oil and dispenser: at delivery (point in time). Maintenance: over 24 months (over time).</w:t>
-            </w:r>
-          </w:p>
-        </w:tc>
-        <w:tc>
-          <w:tcPr>
-            <w:tcW w:type="pct" w:w="970"/>
-            <w:shd w:fill="FFFFFF" w:val="clear"/>
+              <w:t xml:space="preserve">Oil and dispenser: at delivery (</w:t>
+            </w:r>
+            <w:r>
+              <w:rPr>
+                <w:b/>
+                <w:bCs/>
+                <w:color w:val="8186EF"/>
+                <w:sz w:val="14"/>
+                <w:szCs w:val="14"/>
+              </w:rPr>
+              <w:t xml:space="preserve"> (16) </w:t>
+            </w:r>
+            <w:r>
+              <w:rPr>
+                <w:u w:val="single"/>
+                <w:sz w:val="15"/>
+                <w:szCs w:val="15"/>
+              </w:rPr>
+              <w:t xml:space="preserve">              </w:t>
+            </w:r>
+            <w:r>
+              <w:rPr>
+                <w:sz w:val="15"/>
+                <w:szCs w:val="15"/>
+              </w:rPr>
+              <w:t xml:space="preserve"> </w:t>
+            </w:r>
+            <w:r>
+              <w:rPr>
+                <w:sz w:val="15"/>
+                <w:szCs w:val="15"/>
+              </w:rPr>
+              <w:t xml:space="preserve">). Maintenance: over 24 months (over time).</w:t>
+            </w:r>
+          </w:p>
+        </w:tc>
+        <w:tc>
+          <w:tcPr>
+            <w:tcW w:type="pct" w:w="758"/>
             <w:tcMar>
               <w:top w:type="dxa" w:w="50"/>
               <w:left w:type="dxa" w:w="110"/>
@@ -2340,17 +2648,14 @@
           </w:tcPr>
           <w:p>
             <w:pPr>
-              <w:spacing w:before="46" w:after="46"/>
-            </w:pPr>
-            <w:r>
-              <w:rPr>
-                <w:b/>
-                <w:bCs/>
-                <w:color w:val="8186EF"/>
-                <w:sz w:val="14"/>
-                <w:szCs w:val="14"/>
-              </w:rPr>
-              <w:t xml:space="preserve">(12)</w:t>
+              <w:spacing w:before="28" w:after="28"/>
+            </w:pPr>
+            <w:r>
+              <w:rPr>
+                <w:sz w:val="15"/>
+                <w:szCs w:val="15"/>
+              </w:rPr>
+              <w:t xml:space="preserve">2026: 515,250</w:t>
             </w:r>
           </w:p>
         </w:tc>
@@ -2412,7 +2717,7 @@
                 <w:sz w:val="16"/>
                 <w:szCs w:val="16"/>
               </w:rPr>
-              <w:t xml:space="preserve">Contract exists   ·   Three obligations   ·   2026: 515,250</w:t>
+              <w:t xml:space="preserve">refund liability   ·   point in time   ·   Three obligations   ·   maintenance   ·   standalone</w:t>
             </w:r>
           </w:p>
         </w:tc>
@@ -2486,7 +2791,7 @@
           <w:sz w:val="16"/>
           <w:szCs w:val="16"/>
         </w:rPr>
-        <w:t xml:space="preserve">      gaps 13–14</w:t>
+        <w:t xml:space="preserve">      gaps 17–18</w:t>
       </w:r>
     </w:p>
     <w:p>
@@ -2509,7 +2814,7 @@
           <w:sz w:val="15"/>
           <w:szCs w:val="15"/>
         </w:rPr>
-        <w:t xml:space="preserve"> (13) </w:t>
+        <w:t xml:space="preserve"> (17) </w:t>
       </w:r>
       <w:r>
         <w:rPr>
@@ -2555,7 +2860,7 @@
           <w:sz w:val="15"/>
           <w:szCs w:val="15"/>
         </w:rPr>
-        <w:t xml:space="preserve"> (14) </w:t>
+        <w:t xml:space="preserve"> (18) </w:t>
       </w:r>
       <w:r>
         <w:rPr>
@@ -2635,7 +2940,7 @@
                 <w:sz w:val="16"/>
                 <w:szCs w:val="16"/>
               </w:rPr>
-              <w:t xml:space="preserve">collection   ·   performance obligation   ·   practice</w:t>
+              <w:t xml:space="preserve">collection   ·   service   ·   practice</w:t>
             </w:r>
           </w:p>
         </w:tc>
@@ -2783,7 +3088,7 @@
                 <w:sz w:val="16"/>
                 <w:szCs w:val="16"/>
               </w:rPr>
-              <w:t xml:space="preserve">material right   ·   over time   ·   point in time</w:t>
+              <w:t xml:space="preserve">التزام الأداء   ·   over time   ·   point in time</w:t>
             </w:r>
           </w:p>
         </w:tc>
@@ -3066,14 +3371,14 @@
                 <w:sz w:val="16"/>
                 <w:szCs w:val="16"/>
               </w:rPr>
-              <w:t xml:space="preserve">9  </w:t>
-            </w:r>
-            <w:r>
-              <w:rPr>
-                <w:sz w:val="16"/>
-                <w:szCs w:val="16"/>
-              </w:rPr>
-              <w:t xml:space="preserve">performance</w:t>
+              <w:t xml:space="preserve">11  </w:t>
+            </w:r>
+            <w:r>
+              <w:rPr>
+                <w:sz w:val="16"/>
+                <w:szCs w:val="16"/>
+              </w:rPr>
+              <w:t xml:space="preserve">obligation</w:t>
             </w:r>
           </w:p>
         </w:tc>
@@ -3134,14 +3439,14 @@
                 <w:sz w:val="16"/>
                 <w:szCs w:val="16"/>
               </w:rPr>
-              <w:t xml:space="preserve">10  </w:t>
-            </w:r>
-            <w:r>
-              <w:rPr>
-                <w:sz w:val="16"/>
-                <w:szCs w:val="16"/>
-              </w:rPr>
-              <w:t xml:space="preserve">obligation</w:t>
+              <w:t xml:space="preserve">12  </w:t>
+            </w:r>
+            <w:r>
+              <w:rPr>
+                <w:sz w:val="16"/>
+                <w:szCs w:val="16"/>
+              </w:rPr>
+              <w:t xml:space="preserve">identifiable</w:t>
             </w:r>
           </w:p>
         </w:tc>
@@ -3202,14 +3507,14 @@
                 <w:sz w:val="16"/>
                 <w:szCs w:val="16"/>
               </w:rPr>
-              <w:t xml:space="preserve">11  </w:t>
-            </w:r>
-            <w:r>
-              <w:rPr>
-                <w:sz w:val="16"/>
-                <w:szCs w:val="16"/>
-              </w:rPr>
-              <w:t xml:space="preserve">Three obligations</w:t>
+              <w:t xml:space="preserve">13  </w:t>
+            </w:r>
+            <w:r>
+              <w:rPr>
+                <w:sz w:val="16"/>
+                <w:szCs w:val="16"/>
+              </w:rPr>
+              <w:t xml:space="preserve">maintenance</w:t>
             </w:r>
           </w:p>
         </w:tc>
@@ -3270,14 +3575,14 @@
                 <w:sz w:val="16"/>
                 <w:szCs w:val="16"/>
               </w:rPr>
-              <w:t xml:space="preserve">12  </w:t>
-            </w:r>
-            <w:r>
-              <w:rPr>
-                <w:sz w:val="16"/>
-                <w:szCs w:val="16"/>
-              </w:rPr>
-              <w:t xml:space="preserve">2026: 515,250</w:t>
+              <w:t xml:space="preserve">14  </w:t>
+            </w:r>
+            <w:r>
+              <w:rPr>
+                <w:sz w:val="16"/>
+                <w:szCs w:val="16"/>
+              </w:rPr>
+              <w:t xml:space="preserve">Three obligations</w:t>
             </w:r>
           </w:p>
         </w:tc>
@@ -3338,14 +3643,14 @@
                 <w:sz w:val="16"/>
                 <w:szCs w:val="16"/>
               </w:rPr>
-              <w:t xml:space="preserve">13  </w:t>
-            </w:r>
-            <w:r>
-              <w:rPr>
-                <w:sz w:val="16"/>
-                <w:szCs w:val="16"/>
-              </w:rPr>
-              <w:t xml:space="preserve">practice</w:t>
+              <w:t xml:space="preserve">15  </w:t>
+            </w:r>
+            <w:r>
+              <w:rPr>
+                <w:sz w:val="16"/>
+                <w:szCs w:val="16"/>
+              </w:rPr>
+              <w:t xml:space="preserve">standalone</w:t>
             </w:r>
           </w:p>
         </w:tc>
@@ -3406,14 +3711,14 @@
                 <w:sz w:val="16"/>
                 <w:szCs w:val="16"/>
               </w:rPr>
-              <w:t xml:space="preserve">14  </w:t>
-            </w:r>
-            <w:r>
-              <w:rPr>
-                <w:sz w:val="16"/>
-                <w:szCs w:val="16"/>
-              </w:rPr>
-              <w:t xml:space="preserve">collection</w:t>
+              <w:t xml:space="preserve">16  </w:t>
+            </w:r>
+            <w:r>
+              <w:rPr>
+                <w:sz w:val="16"/>
+                <w:szCs w:val="16"/>
+              </w:rPr>
+              <w:t xml:space="preserve">point in time</w:t>
             </w:r>
           </w:p>
         </w:tc>
@@ -3474,14 +3779,14 @@
                 <w:sz w:val="16"/>
                 <w:szCs w:val="16"/>
               </w:rPr>
-              <w:t xml:space="preserve">15  </w:t>
-            </w:r>
-            <w:r>
-              <w:rPr>
-                <w:sz w:val="16"/>
-                <w:szCs w:val="16"/>
-              </w:rPr>
-              <w:t xml:space="preserve">over time</w:t>
+              <w:t xml:space="preserve">17  </w:t>
+            </w:r>
+            <w:r>
+              <w:rPr>
+                <w:sz w:val="16"/>
+                <w:szCs w:val="16"/>
+              </w:rPr>
+              <w:t xml:space="preserve">practice</w:t>
             </w:r>
           </w:p>
         </w:tc>
@@ -3542,7 +3847,143 @@
                 <w:sz w:val="16"/>
                 <w:szCs w:val="16"/>
               </w:rPr>
-              <w:t xml:space="preserve">16  </w:t>
+              <w:t xml:space="preserve">18  </w:t>
+            </w:r>
+            <w:r>
+              <w:rPr>
+                <w:sz w:val="16"/>
+                <w:szCs w:val="16"/>
+              </w:rPr>
+              <w:t xml:space="preserve">collection</w:t>
+            </w:r>
+          </w:p>
+        </w:tc>
+      </w:tr>
+      <w:tr>
+        <w:tc>
+          <w:tcPr>
+            <w:tcW w:type="pct" w:w="2500"/>
+            <w:tcMar>
+              <w:top w:type="dxa" w:w="20"/>
+              <w:left w:type="dxa" w:w="80"/>
+              <w:bottom w:type="dxa" w:w="20"/>
+              <w:right w:type="dxa" w:w="80"/>
+            </w:tcMar>
+          </w:tcPr>
+          <w:p>
+            <w:pPr>
+              <w:spacing w:before="12" w:after="12"/>
+            </w:pPr>
+            <w:r>
+              <w:rPr>
+                <w:b/>
+                <w:bCs/>
+                <w:color w:val="8186EF"/>
+                <w:sz w:val="16"/>
+                <w:szCs w:val="16"/>
+              </w:rPr>
+              <w:t xml:space="preserve">9  </w:t>
+            </w:r>
+            <w:r>
+              <w:rPr>
+                <w:sz w:val="16"/>
+                <w:szCs w:val="16"/>
+              </w:rPr>
+              <w:t xml:space="preserve">performance</w:t>
+            </w:r>
+          </w:p>
+        </w:tc>
+        <w:tc>
+          <w:tcPr>
+            <w:tcW w:type="pct" w:w="2500"/>
+            <w:tcMar>
+              <w:top w:type="dxa" w:w="20"/>
+              <w:left w:type="dxa" w:w="80"/>
+              <w:bottom w:type="dxa" w:w="20"/>
+              <w:right w:type="dxa" w:w="80"/>
+            </w:tcMar>
+          </w:tcPr>
+          <w:p>
+            <w:pPr>
+              <w:spacing w:before="12" w:after="12"/>
+            </w:pPr>
+            <w:r>
+              <w:rPr>
+                <w:b/>
+                <w:bCs/>
+                <w:color w:val="8186EF"/>
+                <w:sz w:val="16"/>
+                <w:szCs w:val="16"/>
+              </w:rPr>
+              <w:t xml:space="preserve">19  </w:t>
+            </w:r>
+            <w:r>
+              <w:rPr>
+                <w:sz w:val="16"/>
+                <w:szCs w:val="16"/>
+              </w:rPr>
+              <w:t xml:space="preserve">over time</w:t>
+            </w:r>
+          </w:p>
+        </w:tc>
+      </w:tr>
+      <w:tr>
+        <w:tc>
+          <w:tcPr>
+            <w:tcW w:type="pct" w:w="2500"/>
+            <w:tcMar>
+              <w:top w:type="dxa" w:w="20"/>
+              <w:left w:type="dxa" w:w="80"/>
+              <w:bottom w:type="dxa" w:w="20"/>
+              <w:right w:type="dxa" w:w="80"/>
+            </w:tcMar>
+          </w:tcPr>
+          <w:p>
+            <w:pPr>
+              <w:spacing w:before="12" w:after="12"/>
+            </w:pPr>
+            <w:r>
+              <w:rPr>
+                <w:b/>
+                <w:bCs/>
+                <w:color w:val="8186EF"/>
+                <w:sz w:val="16"/>
+                <w:szCs w:val="16"/>
+              </w:rPr>
+              <w:t xml:space="preserve">10  </w:t>
+            </w:r>
+            <w:r>
+              <w:rPr>
+                <w:sz w:val="16"/>
+                <w:szCs w:val="16"/>
+              </w:rPr>
+              <w:t xml:space="preserve">transfer</w:t>
+            </w:r>
+          </w:p>
+        </w:tc>
+        <w:tc>
+          <w:tcPr>
+            <w:tcW w:type="pct" w:w="2500"/>
+            <w:tcMar>
+              <w:top w:type="dxa" w:w="20"/>
+              <w:left w:type="dxa" w:w="80"/>
+              <w:bottom w:type="dxa" w:w="20"/>
+              <w:right w:type="dxa" w:w="80"/>
+            </w:tcMar>
+          </w:tcPr>
+          <w:p>
+            <w:pPr>
+              <w:spacing w:before="12" w:after="12"/>
+            </w:pPr>
+            <w:r>
+              <w:rPr>
+                <w:b/>
+                <w:bCs/>
+                <w:color w:val="8186EF"/>
+                <w:sz w:val="16"/>
+                <w:szCs w:val="16"/>
+              </w:rPr>
+              <w:t xml:space="preserve">20  </w:t>
             </w:r>
             <w:r>
               <w:rPr>
@@ -3878,7 +4319,7 @@
           <w:sz w:val="19"/>
           <w:szCs w:val="19"/>
         </w:rPr>
-        <w:t xml:space="preserve">The company estimates it using the expected value, for many </w:t>
+        <w:t xml:space="preserve">The company </w:t>
       </w:r>
       <w:r>
         <w:rPr>
@@ -3910,7 +4351,7 @@
           <w:sz w:val="19"/>
           <w:szCs w:val="19"/>
         </w:rPr>
-        <w:t xml:space="preserve"> outcomes, or the most likely amount, for an </w:t>
+        <w:t xml:space="preserve"> it using the expected value, for many possible outcomes, or the most likely amount, for an </w:t>
       </w:r>
       <w:r>
         <w:rPr>
@@ -3949,7 +4390,7 @@
           <w:sz w:val="19"/>
           <w:szCs w:val="19"/>
         </w:rPr>
-        <w:t xml:space="preserve">Three other items </w:t>
+        <w:t xml:space="preserve">Variable amounts are included only to the extent that a significant </w:t>
       </w:r>
       <w:r>
         <w:rPr>
@@ -3981,14 +4422,7 @@
           <w:sz w:val="19"/>
           <w:szCs w:val="19"/>
         </w:rPr>
-        <w:t xml:space="preserve"> the transaction price. </w:t>
-      </w:r>
-      <w:r>
-        <w:rPr>
-          <w:sz w:val="19"/>
-          <w:szCs w:val="19"/>
-        </w:rPr>
-        <w:t xml:space="preserve">A </w:t>
+        <w:t xml:space="preserve"> of revenue is not </w:t>
       </w:r>
       <w:r>
         <w:rPr>
@@ -4006,7 +4440,7 @@
           <w:sz w:val="19"/>
           <w:szCs w:val="19"/>
         </w:rPr>
-        <w:t xml:space="preserve">             </w:t>
+        <w:t xml:space="preserve">           </w:t>
       </w:r>
       <w:r>
         <w:rPr>
@@ -4020,7 +4454,14 @@
           <w:sz w:val="19"/>
           <w:szCs w:val="19"/>
         </w:rPr>
-        <w:t xml:space="preserve"> financing component is removed when payment and </w:t>
+        <w:t xml:space="preserve"> later. </w:t>
+      </w:r>
+      <w:r>
+        <w:rPr>
+          <w:sz w:val="19"/>
+          <w:szCs w:val="19"/>
+        </w:rPr>
+        <w:t xml:space="preserve">This is the </w:t>
       </w:r>
       <w:r>
         <w:rPr>
@@ -4038,7 +4479,7 @@
           <w:sz w:val="19"/>
           <w:szCs w:val="19"/>
         </w:rPr>
-        <w:t xml:space="preserve">           </w:t>
+        <w:t xml:space="preserve">            </w:t>
       </w:r>
       <w:r>
         <w:rPr>
@@ -4052,14 +4493,14 @@
           <w:sz w:val="19"/>
           <w:szCs w:val="19"/>
         </w:rPr>
-        <w:t xml:space="preserve"> are far apart; if they are within one year, the company may ignore it. </w:t>
-      </w:r>
-      <w:r>
-        <w:rPr>
-          <w:sz w:val="19"/>
-          <w:szCs w:val="19"/>
-        </w:rPr>
-        <w:t xml:space="preserve">Consideration payable to a </w:t>
+        <w:t xml:space="preserve"> on variable consideration. </w:t>
+      </w:r>
+      <w:r>
+        <w:rPr>
+          <w:sz w:val="19"/>
+          <w:szCs w:val="19"/>
+        </w:rPr>
+        <w:t xml:space="preserve">Three other items </w:t>
       </w:r>
       <w:r>
         <w:rPr>
@@ -4091,7 +4532,14 @@
           <w:sz w:val="19"/>
           <w:szCs w:val="19"/>
         </w:rPr>
-        <w:t xml:space="preserve">, such as a slotting fee paid to a </w:t>
+        <w:t xml:space="preserve"> the transaction price. </w:t>
+      </w:r>
+      <w:r>
+        <w:rPr>
+          <w:sz w:val="19"/>
+          <w:szCs w:val="19"/>
+        </w:rPr>
+        <w:t xml:space="preserve">A significant </w:t>
       </w:r>
       <w:r>
         <w:rPr>
@@ -4109,7 +4557,7 @@
           <w:sz w:val="19"/>
           <w:szCs w:val="19"/>
         </w:rPr>
-        <w:t xml:space="preserve">             </w:t>
+        <w:t xml:space="preserve">           </w:t>
       </w:r>
       <w:r>
         <w:rPr>
@@ -4123,14 +4571,7 @@
           <w:sz w:val="19"/>
           <w:szCs w:val="19"/>
         </w:rPr>
-        <w:t xml:space="preserve"> for shelf space, reduces revenue. </w:t>
-      </w:r>
-      <w:r>
-        <w:rPr>
-          <w:sz w:val="19"/>
-          <w:szCs w:val="19"/>
-        </w:rPr>
-        <w:t xml:space="preserve">Sales taxes and VAT </w:t>
+        <w:t xml:space="preserve"> component is removed when payment and </w:t>
       </w:r>
       <w:r>
         <w:rPr>
@@ -4162,7 +4603,21 @@
           <w:sz w:val="19"/>
           <w:szCs w:val="19"/>
         </w:rPr>
-        <w:t xml:space="preserve"> may be excluded from revenue by policy. </w:t>
+        <w:t xml:space="preserve"> are far apart; if they are within one year, the company may ignore it. </w:t>
+      </w:r>
+      <w:r>
+        <w:rPr>
+          <w:sz w:val="19"/>
+          <w:szCs w:val="19"/>
+        </w:rPr>
+        <w:t xml:space="preserve">Consideration payable to a customer, such as a slotting fee paid to a supermarket for shelf space, reduces revenue. </w:t>
+      </w:r>
+      <w:r>
+        <w:rPr>
+          <w:sz w:val="19"/>
+          <w:szCs w:val="19"/>
+        </w:rPr>
+        <w:t xml:space="preserve">Sales taxes and VAT collected may be excluded from revenue by policy. </w:t>
       </w:r>
       <w:r>
         <w:rPr>
@@ -4170,20 +4625,6 @@
           <w:szCs w:val="19"/>
         </w:rPr>
         <w:t xml:space="preserve">Step 4: allocate the transaction price to the performance obligations in proportion to their standalone selling prices. </w:t>
-      </w:r>
-      <w:r>
-        <w:rPr>
-          <w:sz w:val="19"/>
-          <w:szCs w:val="19"/>
-        </w:rPr>
-        <w:t xml:space="preserve">When an observable price is not available, the company estimates it, for example from market prices or expected cost plus a margin. </w:t>
-      </w:r>
-      <w:r>
-        <w:rPr>
-          <w:sz w:val="19"/>
-          <w:szCs w:val="19"/>
-        </w:rPr>
-        <w:t xml:space="preserve">The residual approach is allowed only when a price is highly variable or uncertain. </w:t>
       </w:r>
     </w:p>
     <w:tbl>
@@ -4241,7 +4682,254 @@
                 <w:sz w:val="16"/>
                 <w:szCs w:val="16"/>
               </w:rPr>
-              <w:t xml:space="preserve">variable consideration   ·   expects   ·   delivery   ·   all-or-nothing   ·   determine   ·   collected   ·   significant   ·   includes   ·   possible   ·   supermarket   ·   rebates   ·   customer   ·   change</w:t>
+              <w:t xml:space="preserve">Orontes   ·   expects   ·   constraint   ·   all-or-nothing   ·   determine   ·   delivery   ·   probable   ·   includes   ·   estimates   ·   financing   ·   rebates   ·   change   ·   reversal</w:t>
+            </w:r>
+          </w:p>
+        </w:tc>
+      </w:tr>
+    </w:tbl>
+    <w:p/>
+    <w:p>
+      <w:pPr>
+        <w:spacing w:before="44" w:after="14"/>
+      </w:pPr>
+      <w:r>
+        <w:rPr>
+          <w:b/>
+          <w:bCs/>
+          <w:color w:val="353A7C"/>
+          <w:sz w:val="18"/>
+          <w:szCs w:val="18"/>
+        </w:rPr>
+        <w:t xml:space="preserve">Summary 2</w:t>
+      </w:r>
+      <w:r>
+        <w:rPr>
+          <w:color w:val="6B7280"/>
+          <w:sz w:val="16"/>
+          <w:szCs w:val="16"/>
+        </w:rPr>
+        <w:t xml:space="preserve">      gaps 13–16</w:t>
+      </w:r>
+    </w:p>
+    <w:p>
+      <w:pPr>
+        <w:spacing w:before="20" w:after="20" w:line="360" w:lineRule="auto"/>
+        <w:ind w:left="200"/>
+      </w:pPr>
+      <w:r>
+        <w:rPr>
+          <w:sz w:val="19"/>
+          <w:szCs w:val="19"/>
+        </w:rPr>
+        <w:t xml:space="preserve">When an </w:t>
+      </w:r>
+      <w:r>
+        <w:rPr>
+          <w:b/>
+          <w:bCs/>
+          <w:color w:val="8186EF"/>
+          <w:sz w:val="15"/>
+          <w:szCs w:val="15"/>
+        </w:rPr>
+        <w:t xml:space="preserve"> (13) </w:t>
+      </w:r>
+      <w:r>
+        <w:rPr>
+          <w:u w:val="single"/>
+          <w:sz w:val="19"/>
+          <w:szCs w:val="19"/>
+        </w:rPr>
+        <w:t xml:space="preserve">            </w:t>
+      </w:r>
+      <w:r>
+        <w:rPr>
+          <w:sz w:val="19"/>
+          <w:szCs w:val="19"/>
+        </w:rPr>
+        <w:t xml:space="preserve"> </w:t>
+      </w:r>
+      <w:r>
+        <w:rPr>
+          <w:sz w:val="19"/>
+          <w:szCs w:val="19"/>
+        </w:rPr>
+        <w:t xml:space="preserve"> price is not available, the company estimates it, for example from market prices or expected cost plus a margin. </w:t>
+      </w:r>
+      <w:r>
+        <w:rPr>
+          <w:sz w:val="19"/>
+          <w:szCs w:val="19"/>
+        </w:rPr>
+        <w:t xml:space="preserve">The residual approach is allowed only when a price is highly variable or </w:t>
+      </w:r>
+      <w:r>
+        <w:rPr>
+          <w:b/>
+          <w:bCs/>
+          <w:color w:val="8186EF"/>
+          <w:sz w:val="15"/>
+          <w:szCs w:val="15"/>
+        </w:rPr>
+        <w:t xml:space="preserve"> (14) </w:t>
+      </w:r>
+      <w:r>
+        <w:rPr>
+          <w:u w:val="single"/>
+          <w:sz w:val="19"/>
+          <w:szCs w:val="19"/>
+        </w:rPr>
+        <w:t xml:space="preserve">           </w:t>
+      </w:r>
+      <w:r>
+        <w:rPr>
+          <w:sz w:val="19"/>
+          <w:szCs w:val="19"/>
+        </w:rPr>
+        <w:t xml:space="preserve"> </w:t>
+      </w:r>
+      <w:r>
+        <w:rPr>
+          <w:sz w:val="19"/>
+          <w:szCs w:val="19"/>
+        </w:rPr>
+        <w:t xml:space="preserve">. </w:t>
+      </w:r>
+      <w:r>
+        <w:rPr>
+          <w:sz w:val="19"/>
+          <w:szCs w:val="19"/>
+        </w:rPr>
+        <w:t xml:space="preserve">A discount is normally shared by all </w:t>
+      </w:r>
+      <w:r>
+        <w:rPr>
+          <w:b/>
+          <w:bCs/>
+          <w:color w:val="8186EF"/>
+          <w:sz w:val="15"/>
+          <w:szCs w:val="15"/>
+        </w:rPr>
+        <w:t xml:space="preserve"> (15) </w:t>
+      </w:r>
+      <w:r>
+        <w:rPr>
+          <w:u w:val="single"/>
+          <w:sz w:val="19"/>
+          <w:szCs w:val="19"/>
+        </w:rPr>
+        <w:t xml:space="preserve">             </w:t>
+      </w:r>
+      <w:r>
+        <w:rPr>
+          <w:sz w:val="19"/>
+          <w:szCs w:val="19"/>
+        </w:rPr>
+        <w:t xml:space="preserve"> </w:t>
+      </w:r>
+      <w:r>
+        <w:rPr>
+          <w:sz w:val="19"/>
+          <w:szCs w:val="19"/>
+        </w:rPr>
+        <w:t xml:space="preserve">. </w:t>
+      </w:r>
+      <w:r>
+        <w:rPr>
+          <w:sz w:val="19"/>
+          <w:szCs w:val="19"/>
+        </w:rPr>
+        <w:t xml:space="preserve">Each obligation therefore receives 90% of its </w:t>
+      </w:r>
+      <w:r>
+        <w:rPr>
+          <w:b/>
+          <w:bCs/>
+          <w:color w:val="8186EF"/>
+          <w:sz w:val="15"/>
+          <w:szCs w:val="15"/>
+        </w:rPr>
+        <w:t xml:space="preserve"> (16) </w:t>
+      </w:r>
+      <w:r>
+        <w:rPr>
+          <w:u w:val="single"/>
+          <w:sz w:val="19"/>
+          <w:szCs w:val="19"/>
+        </w:rPr>
+        <w:t xml:space="preserve">            </w:t>
+      </w:r>
+      <w:r>
+        <w:rPr>
+          <w:sz w:val="19"/>
+          <w:szCs w:val="19"/>
+        </w:rPr>
+        <w:t xml:space="preserve"> </w:t>
+      </w:r>
+      <w:r>
+        <w:rPr>
+          <w:sz w:val="19"/>
+          <w:szCs w:val="19"/>
+        </w:rPr>
+        <w:t xml:space="preserve"> price. </w:t>
+      </w:r>
+    </w:p>
+    <w:tbl>
+      <w:tblPr>
+        <w:tblW w:type="pct" w:w="100%"/>
+        <w:tblLayout w:type="fixed"/>
+        <w:tblBorders>
+          <w:top w:val="single" w:color="FBFAF6" w:sz="4"/>
+          <w:left w:val="single" w:color="FBFAF6" w:sz="4"/>
+          <w:bottom w:val="single" w:color="FBFAF6" w:sz="4"/>
+          <w:right w:val="single" w:color="FBFAF6" w:sz="4"/>
+          <w:insideH w:val="single" w:color="FBFAF6" w:sz="4"/>
+          <w:insideV w:val="single" w:color="FBFAF6" w:sz="4"/>
+        </w:tblBorders>
+      </w:tblPr>
+      <w:tblGrid>
+        <w:gridCol w:w="9600"/>
+      </w:tblGrid>
+      <w:tr>
+        <w:tc>
+          <w:tcPr>
+            <w:tcW w:type="pct" w:w="5000"/>
+            <w:shd w:fill="FBFAF6" w:val="clear"/>
+            <w:tcMar>
+              <w:top w:type="dxa" w:w="40"/>
+              <w:left w:type="dxa" w:w="100"/>
+              <w:bottom w:type="dxa" w:w="40"/>
+              <w:right w:type="dxa" w:w="100"/>
+            </w:tcMar>
+          </w:tcPr>
+          <w:p>
+            <w:pPr>
+              <w:spacing w:before="18" w:after="6"/>
+            </w:pPr>
+            <w:r>
+              <w:rPr>
+                <w:b/>
+                <w:bCs/>
+                <w:color w:val="6B7280"/>
+                <w:sz w:val="14"/>
+                <w:szCs w:val="14"/>
+              </w:rPr>
+              <w:t xml:space="preserve">word list</w:t>
+            </w:r>
+          </w:p>
+          <w:p>
+            <w:pPr>
+              <w:spacing w:before="0" w:after="18"/>
+            </w:pPr>
+            <w:r>
+              <w:rPr>
+                <w:b/>
+                <w:bCs/>
+                <w:color w:val="353A7C"/>
+                <w:sz w:val="16"/>
+                <w:szCs w:val="16"/>
+              </w:rPr>
+              <w:t xml:space="preserve">uncertain   ·   standalone   ·   observable   ·   obligations   ·   consideration</w:t>
             </w:r>
           </w:p>
         </w:tc>
@@ -4307,7 +4995,7 @@
           <w:sz w:val="18"/>
           <w:szCs w:val="18"/>
         </w:rPr>
-        <w:t xml:space="preserve">Summary 2</w:t>
+        <w:t xml:space="preserve">Summary 3</w:t>
       </w:r>
       <w:r>
         <w:rPr>
@@ -4315,7 +5003,7 @@
           <w:sz w:val="16"/>
           <w:szCs w:val="16"/>
         </w:rPr>
-        <w:t xml:space="preserve">      gaps 13–15</w:t>
+        <w:t xml:space="preserve">      gaps 17–20</w:t>
       </w:r>
     </w:p>
     <w:p>
@@ -4338,7 +5026,7 @@
           <w:sz w:val="15"/>
           <w:szCs w:val="15"/>
         </w:rPr>
-        <w:t xml:space="preserve"> (13) </w:t>
+        <w:t xml:space="preserve"> (17) </w:t>
       </w:r>
       <w:r>
         <w:rPr>
@@ -4360,14 +5048,7 @@
           <w:sz w:val="19"/>
           <w:szCs w:val="19"/>
         </w:rPr>
-        <w:t xml:space="preserve"> is its allocated price, not its standalone selling price. </w:t>
-      </w:r>
-      <w:r>
-        <w:rPr>
-          <w:sz w:val="19"/>
-          <w:szCs w:val="19"/>
-        </w:rPr>
-        <w:t xml:space="preserve">A slotting fee paid to a customer reduces revenue; it is not a </w:t>
+        <w:t xml:space="preserve"> is its allocated price, not its standalone </w:t>
       </w:r>
       <w:r>
         <w:rPr>
@@ -4377,7 +5058,7 @@
           <w:sz w:val="15"/>
           <w:szCs w:val="15"/>
         </w:rPr>
-        <w:t xml:space="preserve"> (14) </w:t>
+        <w:t xml:space="preserve"> (18) </w:t>
       </w:r>
       <w:r>
         <w:rPr>
@@ -4399,14 +5080,14 @@
           <w:sz w:val="19"/>
           <w:szCs w:val="19"/>
         </w:rPr>
-        <w:t xml:space="preserve"> expense unless Orontes receives a distinct service. </w:t>
-      </w:r>
-      <w:r>
-        <w:rPr>
-          <w:sz w:val="19"/>
-          <w:szCs w:val="19"/>
-        </w:rPr>
-        <w:t xml:space="preserve">Do not use the </w:t>
+        <w:t xml:space="preserve"> price. </w:t>
+      </w:r>
+      <w:r>
+        <w:rPr>
+          <w:sz w:val="19"/>
+          <w:szCs w:val="19"/>
+        </w:rPr>
+        <w:t xml:space="preserve">A </w:t>
       </w:r>
       <w:r>
         <w:rPr>
@@ -4416,7 +5097,7 @@
           <w:sz w:val="15"/>
           <w:szCs w:val="15"/>
         </w:rPr>
-        <w:t xml:space="preserve"> (15) </w:t>
+        <w:t xml:space="preserve"> (19) </w:t>
       </w:r>
       <w:r>
         <w:rPr>
@@ -4438,7 +5119,46 @@
           <w:sz w:val="19"/>
           <w:szCs w:val="19"/>
         </w:rPr>
-        <w:t xml:space="preserve"> approach when standalone prices can be observed. </w:t>
+        <w:t xml:space="preserve"> fee paid to a customer reduces revenue; it is not a </w:t>
+      </w:r>
+      <w:r>
+        <w:rPr>
+          <w:b/>
+          <w:bCs/>
+          <w:color w:val="8186EF"/>
+          <w:sz w:val="15"/>
+          <w:szCs w:val="15"/>
+        </w:rPr>
+        <w:t xml:space="preserve"> (20) </w:t>
+      </w:r>
+      <w:r>
+        <w:rPr>
+          <w:u w:val="single"/>
+          <w:sz w:val="19"/>
+          <w:szCs w:val="19"/>
+        </w:rPr>
+        <w:t xml:space="preserve">           </w:t>
+      </w:r>
+      <w:r>
+        <w:rPr>
+          <w:sz w:val="19"/>
+          <w:szCs w:val="19"/>
+        </w:rPr>
+        <w:t xml:space="preserve"> </w:t>
+      </w:r>
+      <w:r>
+        <w:rPr>
+          <w:sz w:val="19"/>
+          <w:szCs w:val="19"/>
+        </w:rPr>
+        <w:t xml:space="preserve"> expense unless Orontes receives a distinct service. </w:t>
+      </w:r>
+      <w:r>
+        <w:rPr>
+          <w:sz w:val="19"/>
+          <w:szCs w:val="19"/>
+        </w:rPr>
+        <w:t xml:space="preserve">Do not use the residual approach when standalone prices can be observed. </w:t>
       </w:r>
     </w:p>
     <w:tbl>
@@ -4496,13 +5216,25 @@
                 <w:sz w:val="16"/>
                 <w:szCs w:val="16"/>
               </w:rPr>
-              <w:t xml:space="preserve">marketing   ·   transaction price   ·   obligation   ·   residual</w:t>
+              <w:t xml:space="preserve">slotting   ·   probable   ·   obligation   ·   selling   ·   marketing</w:t>
             </w:r>
           </w:p>
         </w:tc>
       </w:tr>
     </w:tbl>
     <w:p/>
+    <w:p>
+      <w:pPr>
+        <w:pageBreakBefore w:val="true"/>
+        <w:spacing w:after="0"/>
+      </w:pPr>
+      <w:r>
+        <w:rPr>
+          <w:sz w:val="2"/>
+        </w:rPr>
+        <w:t xml:space="preserve"> </w:t>
+      </w:r>
+    </w:p>
     <w:tbl>
       <w:tblPr>
         <w:tblW w:type="pct" w:w="100%"/>
@@ -4517,9 +5249,9 @@
         </w:tblBorders>
       </w:tblPr>
       <w:tblGrid>
-        <w:gridCol w:w="2600"/>
-        <w:gridCol w:w="4992"/>
-        <w:gridCol w:w="2008"/>
+        <w:gridCol w:w="3759"/>
+        <w:gridCol w:w="4233"/>
+        <w:gridCol w:w="1607"/>
       </w:tblGrid>
       <w:tr>
         <w:tc>
@@ -4554,7 +5286,8 @@
       <w:tr>
         <w:tc>
           <w:tcPr>
-            <w:tcW w:type="pct" w:w="1354"/>
+            <w:tcW w:type="pct" w:w="1958"/>
+            <w:shd w:fill="353A7C" w:val="clear"/>
             <w:tcMar>
               <w:top w:type="dxa" w:w="50"/>
               <w:left w:type="dxa" w:w="110"/>
@@ -4564,13 +5297,13 @@
           </w:tcPr>
           <w:p>
             <w:pPr>
-              <w:spacing w:before="26" w:after="26"/>
-            </w:pPr>
-            <w:r>
-              <w:rPr>
-                <w:b/>
-                <w:bCs/>
-                <w:color w:val="353A7C"/>
+              <w:spacing w:before="30" w:after="30"/>
+            </w:pPr>
+            <w:r>
+              <w:rPr>
+                <w:b/>
+                <w:bCs/>
+                <w:color w:val="FFFFFF"/>
                 <w:sz w:val="15"/>
                 <w:szCs w:val="15"/>
               </w:rPr>
@@ -4580,7 +5313,8 @@
         </w:tc>
         <w:tc>
           <w:tcPr>
-            <w:tcW w:type="pct" w:w="2600"/>
+            <w:tcW w:type="pct" w:w="2205"/>
+            <w:shd w:fill="353A7C" w:val="clear"/>
             <w:tcMar>
               <w:top w:type="dxa" w:w="50"/>
               <w:left w:type="dxa" w:w="110"/>
@@ -4590,13 +5324,13 @@
           </w:tcPr>
           <w:p>
             <w:pPr>
-              <w:spacing w:before="26" w:after="26"/>
-            </w:pPr>
-            <w:r>
-              <w:rPr>
-                <w:b/>
-                <w:bCs/>
-                <w:color w:val="353A7C"/>
+              <w:spacing w:before="30" w:after="30"/>
+            </w:pPr>
+            <w:r>
+              <w:rPr>
+                <w:b/>
+                <w:bCs/>
+                <w:color w:val="FFFFFF"/>
                 <w:sz w:val="15"/>
                 <w:szCs w:val="15"/>
               </w:rPr>
@@ -4606,7 +5340,8 @@
         </w:tc>
         <w:tc>
           <w:tcPr>
-            <w:tcW w:type="pct" w:w="1046"/>
+            <w:tcW w:type="pct" w:w="837"/>
+            <w:shd w:fill="353A7C" w:val="clear"/>
             <w:tcMar>
               <w:top w:type="dxa" w:w="50"/>
               <w:left w:type="dxa" w:w="110"/>
@@ -4616,13 +5351,13 @@
           </w:tcPr>
           <w:p>
             <w:pPr>
-              <w:spacing w:before="26" w:after="26"/>
-            </w:pPr>
-            <w:r>
-              <w:rPr>
-                <w:b/>
-                <w:bCs/>
-                <w:color w:val="353A7C"/>
+              <w:spacing w:before="30" w:after="30"/>
+            </w:pPr>
+            <w:r>
+              <w:rPr>
+                <w:b/>
+                <w:bCs/>
+                <w:color w:val="FFFFFF"/>
                 <w:sz w:val="15"/>
                 <w:szCs w:val="15"/>
               </w:rPr>
@@ -4634,7 +5369,7 @@
       <w:tr>
         <w:tc>
           <w:tcPr>
-            <w:tcW w:type="pct" w:w="1354"/>
+            <w:tcW w:type="pct" w:w="1958"/>
             <w:tcMar>
               <w:top w:type="dxa" w:w="50"/>
               <w:left w:type="dxa" w:w="110"/>
@@ -4644,13 +5379,12 @@
           </w:tcPr>
           <w:p>
             <w:pPr>
-              <w:spacing w:before="26" w:after="26"/>
-            </w:pPr>
-            <w:r>
-              <w:rPr>
-                <w:color w:val="232733"/>
-                <w:sz w:val="16"/>
-                <w:szCs w:val="16"/>
+              <w:spacing w:before="28" w:after="28"/>
+            </w:pPr>
+            <w:r>
+              <w:rPr>
+                <w:sz w:val="15"/>
+                <w:szCs w:val="15"/>
               </w:rPr>
               <w:t xml:space="preserve">Most likely amount</w:t>
             </w:r>
@@ -4658,7 +5392,7 @@
         </w:tc>
         <w:tc>
           <w:tcPr>
-            <w:tcW w:type="pct" w:w="2600"/>
+            <w:tcW w:type="pct" w:w="2205"/>
             <w:tcMar>
               <w:top w:type="dxa" w:w="50"/>
               <w:left w:type="dxa" w:w="110"/>
@@ -4668,13 +5402,12 @@
           </w:tcPr>
           <w:p>
             <w:pPr>
-              <w:spacing w:before="26" w:after="26"/>
-            </w:pPr>
-            <w:r>
-              <w:rPr>
-                <w:color w:val="232733"/>
-                <w:sz w:val="16"/>
-                <w:szCs w:val="16"/>
+              <w:spacing w:before="28" w:after="28"/>
+            </w:pPr>
+            <w:r>
+              <w:rPr>
+                <w:sz w:val="15"/>
+                <w:szCs w:val="15"/>
               </w:rPr>
               <w:t xml:space="preserve">The rebate is all or nothing, so use the single most likely outcome: the rebate is earned (70% likely).</w:t>
             </w:r>
@@ -4682,7 +5415,7 @@
         </w:tc>
         <w:tc>
           <w:tcPr>
-            <w:tcW w:type="pct" w:w="1046"/>
+            <w:tcW w:type="pct" w:w="837"/>
             <w:tcMar>
               <w:top w:type="dxa" w:w="50"/>
               <w:left w:type="dxa" w:w="110"/>
@@ -4692,13 +5425,12 @@
           </w:tcPr>
           <w:p>
             <w:pPr>
-              <w:spacing w:before="26" w:after="26"/>
-            </w:pPr>
-            <w:r>
-              <w:rPr>
-                <w:color w:val="232733"/>
-                <w:sz w:val="16"/>
-                <w:szCs w:val="16"/>
+              <w:spacing w:before="28" w:after="28"/>
+            </w:pPr>
+            <w:r>
+              <w:rPr>
+                <w:sz w:val="15"/>
+                <w:szCs w:val="15"/>
               </w:rPr>
               <w:t xml:space="preserve">2,328,000</w:t>
             </w:r>
@@ -4708,7 +5440,7 @@
       <w:tr>
         <w:tc>
           <w:tcPr>
-            <w:tcW w:type="pct" w:w="1354"/>
+            <w:tcW w:type="pct" w:w="1958"/>
             <w:shd w:fill="FBFAF6" w:val="clear"/>
             <w:tcMar>
               <w:top w:type="dxa" w:w="50"/>
@@ -4719,13 +5451,12 @@
           </w:tcPr>
           <w:p>
             <w:pPr>
-              <w:spacing w:before="26" w:after="26"/>
-            </w:pPr>
-            <w:r>
-              <w:rPr>
-                <w:color w:val="232733"/>
-                <w:sz w:val="16"/>
-                <w:szCs w:val="16"/>
+              <w:spacing w:before="28" w:after="28"/>
+            </w:pPr>
+            <w:r>
+              <w:rPr>
+                <w:sz w:val="15"/>
+                <w:szCs w:val="15"/>
               </w:rPr>
               <w:t xml:space="preserve">Expected value</w:t>
             </w:r>
@@ -4733,7 +5464,7 @@
         </w:tc>
         <w:tc>
           <w:tcPr>
-            <w:tcW w:type="pct" w:w="2600"/>
+            <w:tcW w:type="pct" w:w="2205"/>
             <w:shd w:fill="FBFAF6" w:val="clear"/>
             <w:tcMar>
               <w:top w:type="dxa" w:w="50"/>
@@ -4744,21 +5475,52 @@
           </w:tcPr>
           <w:p>
             <w:pPr>
-              <w:spacing w:before="26" w:after="26"/>
-            </w:pPr>
-            <w:r>
-              <w:rPr>
-                <w:color w:val="232733"/>
-                <w:sz w:val="16"/>
-                <w:szCs w:val="16"/>
-              </w:rPr>
-              <w:t xml:space="preserve">Probability-weighted: 70% × 72,000 = 50,400 rebate. Best when there are many possible outcomes.</w:t>
-            </w:r>
-          </w:p>
-        </w:tc>
-        <w:tc>
-          <w:tcPr>
-            <w:tcW w:type="pct" w:w="1046"/>
+              <w:spacing w:before="28" w:after="28"/>
+            </w:pPr>
+            <w:r>
+              <w:rPr>
+                <w:sz w:val="15"/>
+                <w:szCs w:val="15"/>
+              </w:rPr>
+              <w:t xml:space="preserve"/>
+            </w:r>
+            <w:r>
+              <w:rPr>
+                <w:b/>
+                <w:bCs/>
+                <w:color w:val="8186EF"/>
+                <w:sz w:val="14"/>
+                <w:szCs w:val="14"/>
+              </w:rPr>
+              <w:t xml:space="preserve"> (21) </w:t>
+            </w:r>
+            <w:r>
+              <w:rPr>
+                <w:u w:val="single"/>
+                <w:sz w:val="15"/>
+                <w:szCs w:val="15"/>
+              </w:rPr>
+              <w:t xml:space="preserve">              </w:t>
+            </w:r>
+            <w:r>
+              <w:rPr>
+                <w:sz w:val="15"/>
+                <w:szCs w:val="15"/>
+              </w:rPr>
+              <w:t xml:space="preserve"> </w:t>
+            </w:r>
+            <w:r>
+              <w:rPr>
+                <w:sz w:val="15"/>
+                <w:szCs w:val="15"/>
+              </w:rPr>
+              <w:t xml:space="preserve">: 70% × 72,000 = 50,400 rebate. Best when there are many possible outcomes.</w:t>
+            </w:r>
+          </w:p>
+        </w:tc>
+        <w:tc>
+          <w:tcPr>
+            <w:tcW w:type="pct" w:w="837"/>
             <w:shd w:fill="FBFAF6" w:val="clear"/>
             <w:tcMar>
               <w:top w:type="dxa" w:w="50"/>
@@ -4769,13 +5531,12 @@
           </w:tcPr>
           <w:p>
             <w:pPr>
-              <w:spacing w:before="26" w:after="26"/>
-            </w:pPr>
-            <w:r>
-              <w:rPr>
-                <w:color w:val="232733"/>
-                <w:sz w:val="16"/>
-                <w:szCs w:val="16"/>
+              <w:spacing w:before="28" w:after="28"/>
+            </w:pPr>
+            <w:r>
+              <w:rPr>
+                <w:sz w:val="15"/>
+                <w:szCs w:val="15"/>
               </w:rPr>
               <w:t xml:space="preserve">2,349,600</w:t>
             </w:r>
@@ -4785,7 +5546,7 @@
       <w:tr>
         <w:tc>
           <w:tcPr>
-            <w:tcW w:type="pct" w:w="1354"/>
+            <w:tcW w:type="pct" w:w="1958"/>
             <w:tcMar>
               <w:top w:type="dxa" w:w="50"/>
               <w:left w:type="dxa" w:w="110"/>
@@ -4795,13 +5556,12 @@
           </w:tcPr>
           <w:p>
             <w:pPr>
-              <w:spacing w:before="26" w:after="26"/>
-            </w:pPr>
-            <w:r>
-              <w:rPr>
-                <w:color w:val="232733"/>
-                <w:sz w:val="16"/>
-                <w:szCs w:val="16"/>
+              <w:spacing w:before="28" w:after="28"/>
+            </w:pPr>
+            <w:r>
+              <w:rPr>
+                <w:sz w:val="15"/>
+                <w:szCs w:val="15"/>
               </w:rPr>
               <w:t xml:space="preserve">Constraint</w:t>
             </w:r>
@@ -4809,7 +5569,7 @@
         </w:tc>
         <w:tc>
           <w:tcPr>
-            <w:tcW w:type="pct" w:w="2600"/>
+            <w:tcW w:type="pct" w:w="2205"/>
             <w:tcMar>
               <w:top w:type="dxa" w:w="50"/>
               <w:left w:type="dxa" w:w="110"/>
@@ -4819,13 +5579,12 @@
           </w:tcPr>
           <w:p>
             <w:pPr>
-              <w:spacing w:before="26" w:after="26"/>
-            </w:pPr>
-            <w:r>
-              <w:rPr>
-                <w:color w:val="232733"/>
-                <w:sz w:val="16"/>
-                <w:szCs w:val="16"/>
+              <w:spacing w:before="28" w:after="28"/>
+            </w:pPr>
+            <w:r>
+              <w:rPr>
+                <w:sz w:val="15"/>
+                <w:szCs w:val="15"/>
               </w:rPr>
               <w:t xml:space="preserve">Include variable amounts only if a significant reversal of revenue is not probable later.</w:t>
             </w:r>
@@ -4833,7 +5592,8 @@
         </w:tc>
         <w:tc>
           <w:tcPr>
-            <w:tcW w:type="pct" w:w="1046"/>
+            <w:tcW w:type="pct" w:w="837"/>
+            <w:shd w:fill="FFFFFF" w:val="clear"/>
             <w:tcMar>
               <w:top w:type="dxa" w:w="50"/>
               <w:left w:type="dxa" w:w="110"/>
@@ -4843,33 +5603,85 @@
           </w:tcPr>
           <w:p>
             <w:pPr>
-              <w:spacing w:before="26" w:after="26"/>
-            </w:pPr>
-            <w:r>
-              <w:rPr>
-                <w:color w:val="232733"/>
-                <w:sz w:val="16"/>
-                <w:szCs w:val="16"/>
-              </w:rPr>
-              <w:t xml:space="preserve">Applies to both</w:t>
+              <w:spacing w:before="46" w:after="46"/>
+            </w:pPr>
+            <w:r>
+              <w:rPr>
+                <w:b/>
+                <w:bCs/>
+                <w:color w:val="8186EF"/>
+                <w:sz w:val="14"/>
+                <w:szCs w:val="14"/>
+              </w:rPr>
+              <w:t xml:space="preserve">(22)</w:t>
             </w:r>
           </w:p>
         </w:tc>
       </w:tr>
     </w:tbl>
     <w:p/>
-    <w:p>
-      <w:pPr>
-        <w:pageBreakBefore w:val="true"/>
-        <w:spacing w:after="0"/>
-      </w:pPr>
-      <w:r>
-        <w:rPr>
-          <w:sz w:val="2"/>
-        </w:rPr>
-        <w:t xml:space="preserve"> </w:t>
-      </w:r>
-    </w:p>
+    <w:tbl>
+      <w:tblPr>
+        <w:tblW w:type="pct" w:w="100%"/>
+        <w:tblLayout w:type="fixed"/>
+        <w:tblBorders>
+          <w:top w:val="single" w:color="FBFAF6" w:sz="4"/>
+          <w:left w:val="single" w:color="FBFAF6" w:sz="4"/>
+          <w:bottom w:val="single" w:color="FBFAF6" w:sz="4"/>
+          <w:right w:val="single" w:color="FBFAF6" w:sz="4"/>
+          <w:insideH w:val="single" w:color="FBFAF6" w:sz="4"/>
+          <w:insideV w:val="single" w:color="FBFAF6" w:sz="4"/>
+        </w:tblBorders>
+      </w:tblPr>
+      <w:tblGrid>
+        <w:gridCol w:w="9600"/>
+      </w:tblGrid>
+      <w:tr>
+        <w:tc>
+          <w:tcPr>
+            <w:tcW w:type="pct" w:w="5000"/>
+            <w:shd w:fill="FBFAF6" w:val="clear"/>
+            <w:tcMar>
+              <w:top w:type="dxa" w:w="40"/>
+              <w:left w:type="dxa" w:w="100"/>
+              <w:bottom w:type="dxa" w:w="40"/>
+              <w:right w:type="dxa" w:w="100"/>
+            </w:tcMar>
+          </w:tcPr>
+          <w:p>
+            <w:pPr>
+              <w:spacing w:before="18" w:after="6"/>
+            </w:pPr>
+            <w:r>
+              <w:rPr>
+                <w:b/>
+                <w:bCs/>
+                <w:color w:val="6B7280"/>
+                <w:sz w:val="14"/>
+                <w:szCs w:val="14"/>
+              </w:rPr>
+              <w:t xml:space="preserve">word list</w:t>
+            </w:r>
+          </w:p>
+          <w:p>
+            <w:pPr>
+              <w:spacing w:before="0" w:after="18"/>
+            </w:pPr>
+            <w:r>
+              <w:rPr>
+                <w:b/>
+                <w:bCs/>
+                <w:color w:val="353A7C"/>
+                <w:sz w:val="16"/>
+                <w:szCs w:val="16"/>
+              </w:rPr>
+              <w:t xml:space="preserve">revenue   ·   Probability-weighted   ·   Applies to both</w:t>
+            </w:r>
+          </w:p>
+        </w:tc>
+      </w:tr>
+    </w:tbl>
+    <w:p/>
     <w:p>
       <w:pPr>
         <w:spacing w:before="44" w:after="10"/>
@@ -4999,13 +5811,25 @@
                 <w:sz w:val="16"/>
                 <w:szCs w:val="16"/>
               </w:rPr>
-              <w:t xml:space="preserve">variable consideration   ·   constraint on variable consideration   ·   output method</w:t>
+              <w:t xml:space="preserve">transaction price   ·   variable consideration   ·   standalone selling price   ·   سعر المعاملة</w:t>
             </w:r>
           </w:p>
         </w:tc>
       </w:tr>
     </w:tbl>
     <w:p/>
+    <w:p>
+      <w:pPr>
+        <w:pageBreakBefore w:val="true"/>
+        <w:spacing w:after="0"/>
+      </w:pPr>
+      <w:r>
+        <w:rPr>
+          <w:sz w:val="2"/>
+        </w:rPr>
+        <w:t xml:space="preserve"> </w:t>
+      </w:r>
+    </w:p>
     <w:tbl>
       <w:tblPr>
         <w:tblW w:type="pct" w:w="100%"/>
@@ -5538,14 +6362,14 @@
                 <w:sz w:val="16"/>
                 <w:szCs w:val="16"/>
               </w:rPr>
-              <w:t xml:space="preserve">10  </w:t>
-            </w:r>
-            <w:r>
-              <w:rPr>
-                <w:sz w:val="16"/>
-                <w:szCs w:val="16"/>
-              </w:rPr>
-              <w:t xml:space="preserve">customer</w:t>
+              <w:t xml:space="preserve">14  </w:t>
+            </w:r>
+            <w:r>
+              <w:rPr>
+                <w:sz w:val="16"/>
+                <w:szCs w:val="16"/>
+              </w:rPr>
+              <w:t xml:space="preserve">uncertain</w:t>
             </w:r>
           </w:p>
         </w:tc>
@@ -5606,14 +6430,14 @@
                 <w:sz w:val="16"/>
                 <w:szCs w:val="16"/>
               </w:rPr>
-              <w:t xml:space="preserve">11  </w:t>
-            </w:r>
-            <w:r>
-              <w:rPr>
-                <w:sz w:val="16"/>
-                <w:szCs w:val="16"/>
-              </w:rPr>
-              <w:t xml:space="preserve">supermarket</w:t>
+              <w:t xml:space="preserve">15  </w:t>
+            </w:r>
+            <w:r>
+              <w:rPr>
+                <w:sz w:val="16"/>
+                <w:szCs w:val="16"/>
+              </w:rPr>
+              <w:t xml:space="preserve">obligations</w:t>
             </w:r>
           </w:p>
         </w:tc>
@@ -5674,14 +6498,14 @@
                 <w:sz w:val="16"/>
                 <w:szCs w:val="16"/>
               </w:rPr>
-              <w:t xml:space="preserve">12  </w:t>
-            </w:r>
-            <w:r>
-              <w:rPr>
-                <w:sz w:val="16"/>
-                <w:szCs w:val="16"/>
-              </w:rPr>
-              <w:t xml:space="preserve">collected</w:t>
+              <w:t xml:space="preserve">16  </w:t>
+            </w:r>
+            <w:r>
+              <w:rPr>
+                <w:sz w:val="16"/>
+                <w:szCs w:val="16"/>
+              </w:rPr>
+              <w:t xml:space="preserve">standalone</w:t>
             </w:r>
           </w:p>
         </w:tc>
@@ -5742,7 +6566,7 @@
                 <w:sz w:val="16"/>
                 <w:szCs w:val="16"/>
               </w:rPr>
-              <w:t xml:space="preserve">13  </w:t>
+              <w:t xml:space="preserve">17  </w:t>
             </w:r>
             <w:r>
               <w:rPr>
@@ -5784,7 +6608,7 @@
                 <w:sz w:val="16"/>
                 <w:szCs w:val="16"/>
               </w:rPr>
-              <w:t xml:space="preserve">possible</w:t>
+              <w:t xml:space="preserve">estimates</w:t>
             </w:r>
           </w:p>
         </w:tc>
@@ -5810,14 +6634,14 @@
                 <w:sz w:val="16"/>
                 <w:szCs w:val="16"/>
               </w:rPr>
-              <w:t xml:space="preserve">14  </w:t>
-            </w:r>
-            <w:r>
-              <w:rPr>
-                <w:sz w:val="16"/>
-                <w:szCs w:val="16"/>
-              </w:rPr>
-              <w:t xml:space="preserve">marketing</w:t>
+              <w:t xml:space="preserve">18  </w:t>
+            </w:r>
+            <w:r>
+              <w:rPr>
+                <w:sz w:val="16"/>
+                <w:szCs w:val="16"/>
+              </w:rPr>
+              <w:t xml:space="preserve">selling</w:t>
             </w:r>
           </w:p>
         </w:tc>
@@ -5878,14 +6702,14 @@
                 <w:sz w:val="16"/>
                 <w:szCs w:val="16"/>
               </w:rPr>
-              <w:t xml:space="preserve">15  </w:t>
-            </w:r>
-            <w:r>
-              <w:rPr>
-                <w:sz w:val="16"/>
-                <w:szCs w:val="16"/>
-              </w:rPr>
-              <w:t xml:space="preserve">residual</w:t>
+              <w:t xml:space="preserve">19  </w:t>
+            </w:r>
+            <w:r>
+              <w:rPr>
+                <w:sz w:val="16"/>
+                <w:szCs w:val="16"/>
+              </w:rPr>
+              <w:t xml:space="preserve">slotting</w:t>
             </w:r>
           </w:p>
         </w:tc>
@@ -5920,7 +6744,7 @@
                 <w:sz w:val="16"/>
                 <w:szCs w:val="16"/>
               </w:rPr>
-              <w:t xml:space="preserve">change</w:t>
+              <w:t xml:space="preserve">reversal</w:t>
             </w:r>
           </w:p>
         </w:tc>
@@ -5946,14 +6770,14 @@
                 <w:sz w:val="16"/>
                 <w:szCs w:val="16"/>
               </w:rPr>
-              <w:t xml:space="preserve">16  </w:t>
-            </w:r>
-            <w:r>
-              <w:rPr>
-                <w:sz w:val="16"/>
-                <w:szCs w:val="16"/>
-              </w:rPr>
-              <w:t xml:space="preserve">variable consideration</w:t>
+              <w:t xml:space="preserve">20  </w:t>
+            </w:r>
+            <w:r>
+              <w:rPr>
+                <w:sz w:val="16"/>
+                <w:szCs w:val="16"/>
+              </w:rPr>
+              <w:t xml:space="preserve">marketing</w:t>
             </w:r>
           </w:p>
         </w:tc>
@@ -5988,7 +6812,7 @@
                 <w:sz w:val="16"/>
                 <w:szCs w:val="16"/>
               </w:rPr>
-              <w:t xml:space="preserve">significant</w:t>
+              <w:t xml:space="preserve">probable</w:t>
             </w:r>
           </w:p>
         </w:tc>
@@ -6014,14 +6838,14 @@
                 <w:sz w:val="16"/>
                 <w:szCs w:val="16"/>
               </w:rPr>
-              <w:t xml:space="preserve">17  </w:t>
-            </w:r>
-            <w:r>
-              <w:rPr>
-                <w:sz w:val="16"/>
-                <w:szCs w:val="16"/>
-              </w:rPr>
-              <w:t xml:space="preserve">constraint on variable consideration</w:t>
+              <w:t xml:space="preserve">21  </w:t>
+            </w:r>
+            <w:r>
+              <w:rPr>
+                <w:sz w:val="16"/>
+                <w:szCs w:val="16"/>
+              </w:rPr>
+              <w:t xml:space="preserve">Probability-weighted</w:t>
             </w:r>
           </w:p>
         </w:tc>
@@ -6056,7 +6880,279 @@
                 <w:sz w:val="16"/>
                 <w:szCs w:val="16"/>
               </w:rPr>
+              <w:t xml:space="preserve">constraint</w:t>
+            </w:r>
+          </w:p>
+        </w:tc>
+        <w:tc>
+          <w:tcPr>
+            <w:tcW w:type="pct" w:w="2500"/>
+            <w:tcMar>
+              <w:top w:type="dxa" w:w="20"/>
+              <w:left w:type="dxa" w:w="80"/>
+              <w:bottom w:type="dxa" w:w="20"/>
+              <w:right w:type="dxa" w:w="80"/>
+            </w:tcMar>
+          </w:tcPr>
+          <w:p>
+            <w:pPr>
+              <w:spacing w:before="12" w:after="12"/>
+            </w:pPr>
+            <w:r>
+              <w:rPr>
+                <w:b/>
+                <w:bCs/>
+                <w:color w:val="8186EF"/>
+                <w:sz w:val="16"/>
+                <w:szCs w:val="16"/>
+              </w:rPr>
+              <w:t xml:space="preserve">22  </w:t>
+            </w:r>
+            <w:r>
+              <w:rPr>
+                <w:sz w:val="16"/>
+                <w:szCs w:val="16"/>
+              </w:rPr>
+              <w:t xml:space="preserve">Applies to both</w:t>
+            </w:r>
+          </w:p>
+        </w:tc>
+      </w:tr>
+      <w:tr>
+        <w:tc>
+          <w:tcPr>
+            <w:tcW w:type="pct" w:w="2500"/>
+            <w:tcMar>
+              <w:top w:type="dxa" w:w="20"/>
+              <w:left w:type="dxa" w:w="80"/>
+              <w:bottom w:type="dxa" w:w="20"/>
+              <w:right w:type="dxa" w:w="80"/>
+            </w:tcMar>
+          </w:tcPr>
+          <w:p>
+            <w:pPr>
+              <w:spacing w:before="12" w:after="12"/>
+            </w:pPr>
+            <w:r>
+              <w:rPr>
+                <w:b/>
+                <w:bCs/>
+                <w:color w:val="8186EF"/>
+                <w:sz w:val="16"/>
+                <w:szCs w:val="16"/>
+              </w:rPr>
+              <w:t xml:space="preserve">10  </w:t>
+            </w:r>
+            <w:r>
+              <w:rPr>
+                <w:sz w:val="16"/>
+                <w:szCs w:val="16"/>
+              </w:rPr>
+              <w:t xml:space="preserve">change</w:t>
+            </w:r>
+          </w:p>
+        </w:tc>
+        <w:tc>
+          <w:tcPr>
+            <w:tcW w:type="pct" w:w="2500"/>
+            <w:tcMar>
+              <w:top w:type="dxa" w:w="20"/>
+              <w:left w:type="dxa" w:w="80"/>
+              <w:bottom w:type="dxa" w:w="20"/>
+              <w:right w:type="dxa" w:w="80"/>
+            </w:tcMar>
+          </w:tcPr>
+          <w:p>
+            <w:pPr>
+              <w:spacing w:before="12" w:after="12"/>
+            </w:pPr>
+            <w:r>
+              <w:rPr>
+                <w:b/>
+                <w:bCs/>
+                <w:color w:val="8186EF"/>
+                <w:sz w:val="16"/>
+                <w:szCs w:val="16"/>
+              </w:rPr>
+              <w:t xml:space="preserve">23  </w:t>
+            </w:r>
+            <w:r>
+              <w:rPr>
+                <w:sz w:val="16"/>
+                <w:szCs w:val="16"/>
+              </w:rPr>
+              <w:t xml:space="preserve">transaction price</w:t>
+            </w:r>
+          </w:p>
+        </w:tc>
+      </w:tr>
+      <w:tr>
+        <w:tc>
+          <w:tcPr>
+            <w:tcW w:type="pct" w:w="2500"/>
+            <w:tcMar>
+              <w:top w:type="dxa" w:w="20"/>
+              <w:left w:type="dxa" w:w="80"/>
+              <w:bottom w:type="dxa" w:w="20"/>
+              <w:right w:type="dxa" w:w="80"/>
+            </w:tcMar>
+          </w:tcPr>
+          <w:p>
+            <w:pPr>
+              <w:spacing w:before="12" w:after="12"/>
+            </w:pPr>
+            <w:r>
+              <w:rPr>
+                <w:b/>
+                <w:bCs/>
+                <w:color w:val="8186EF"/>
+                <w:sz w:val="16"/>
+                <w:szCs w:val="16"/>
+              </w:rPr>
+              <w:t xml:space="preserve">11  </w:t>
+            </w:r>
+            <w:r>
+              <w:rPr>
+                <w:sz w:val="16"/>
+                <w:szCs w:val="16"/>
+              </w:rPr>
+              <w:t xml:space="preserve">financing</w:t>
+            </w:r>
+          </w:p>
+        </w:tc>
+        <w:tc>
+          <w:tcPr>
+            <w:tcW w:type="pct" w:w="2500"/>
+            <w:tcMar>
+              <w:top w:type="dxa" w:w="20"/>
+              <w:left w:type="dxa" w:w="80"/>
+              <w:bottom w:type="dxa" w:w="20"/>
+              <w:right w:type="dxa" w:w="80"/>
+            </w:tcMar>
+          </w:tcPr>
+          <w:p>
+            <w:pPr>
+              <w:spacing w:before="12" w:after="12"/>
+            </w:pPr>
+            <w:r>
+              <w:rPr>
+                <w:b/>
+                <w:bCs/>
+                <w:color w:val="8186EF"/>
+                <w:sz w:val="16"/>
+                <w:szCs w:val="16"/>
+              </w:rPr>
+              <w:t xml:space="preserve">24  </w:t>
+            </w:r>
+            <w:r>
+              <w:rPr>
+                <w:sz w:val="16"/>
+                <w:szCs w:val="16"/>
+              </w:rPr>
+              <w:t xml:space="preserve">standalone selling price</w:t>
+            </w:r>
+          </w:p>
+        </w:tc>
+      </w:tr>
+      <w:tr>
+        <w:tc>
+          <w:tcPr>
+            <w:tcW w:type="pct" w:w="2500"/>
+            <w:tcMar>
+              <w:top w:type="dxa" w:w="20"/>
+              <w:left w:type="dxa" w:w="80"/>
+              <w:bottom w:type="dxa" w:w="20"/>
+              <w:right w:type="dxa" w:w="80"/>
+            </w:tcMar>
+          </w:tcPr>
+          <w:p>
+            <w:pPr>
+              <w:spacing w:before="12" w:after="12"/>
+            </w:pPr>
+            <w:r>
+              <w:rPr>
+                <w:b/>
+                <w:bCs/>
+                <w:color w:val="8186EF"/>
+                <w:sz w:val="16"/>
+                <w:szCs w:val="16"/>
+              </w:rPr>
+              <w:t xml:space="preserve">12  </w:t>
+            </w:r>
+            <w:r>
+              <w:rPr>
+                <w:sz w:val="16"/>
+                <w:szCs w:val="16"/>
+              </w:rPr>
               <w:t xml:space="preserve">delivery</w:t>
+            </w:r>
+          </w:p>
+        </w:tc>
+        <w:tc>
+          <w:tcPr>
+            <w:tcW w:type="pct" w:w="2500"/>
+            <w:tcMar>
+              <w:top w:type="dxa" w:w="20"/>
+              <w:left w:type="dxa" w:w="80"/>
+              <w:bottom w:type="dxa" w:w="20"/>
+              <w:right w:type="dxa" w:w="80"/>
+            </w:tcMar>
+          </w:tcPr>
+          <w:p>
+            <w:pPr>
+              <w:spacing w:before="12" w:after="12"/>
+            </w:pPr>
+            <w:r>
+              <w:rPr>
+                <w:b/>
+                <w:bCs/>
+                <w:color w:val="8186EF"/>
+                <w:sz w:val="16"/>
+                <w:szCs w:val="16"/>
+              </w:rPr>
+              <w:t xml:space="preserve">25  </w:t>
+            </w:r>
+            <w:r>
+              <w:rPr>
+                <w:sz w:val="16"/>
+                <w:szCs w:val="16"/>
+              </w:rPr>
+              <w:t xml:space="preserve">variable consideration</w:t>
+            </w:r>
+          </w:p>
+        </w:tc>
+      </w:tr>
+      <w:tr>
+        <w:tc>
+          <w:tcPr>
+            <w:tcW w:type="pct" w:w="2500"/>
+            <w:tcMar>
+              <w:top w:type="dxa" w:w="20"/>
+              <w:left w:type="dxa" w:w="80"/>
+              <w:bottom w:type="dxa" w:w="20"/>
+              <w:right w:type="dxa" w:w="80"/>
+            </w:tcMar>
+          </w:tcPr>
+          <w:p>
+            <w:pPr>
+              <w:spacing w:before="12" w:after="12"/>
+            </w:pPr>
+            <w:r>
+              <w:rPr>
+                <w:b/>
+                <w:bCs/>
+                <w:color w:val="8186EF"/>
+                <w:sz w:val="16"/>
+                <w:szCs w:val="16"/>
+              </w:rPr>
+              <w:t xml:space="preserve">13  </w:t>
+            </w:r>
+            <w:r>
+              <w:rPr>
+                <w:sz w:val="16"/>
+                <w:szCs w:val="16"/>
+              </w:rPr>
+              <w:t xml:space="preserve">observable</w:t>
             </w:r>
           </w:p>
         </w:tc>
@@ -6122,7 +7218,7 @@
           <w:sz w:val="15"/>
           <w:szCs w:val="15"/>
         </w:rPr>
-        <w:t xml:space="preserve">Step 3: determine the transaction price, the amount the company expects to receive. It includes variable consideration, such as rebates and bonuses. The company estimates it using the expected value, for many possible outcomes, or the most likely amount, for an all-or-nothing outcome. Three other items change the transaction price. A significant financing component is removed when payment and delivery are far apart; if they are within one year, the company may ignore it. Consideration payable to a customer, such as a slotting fee paid to a supermarket for shelf space, reduces revenue. Sales taxes and VAT collected may be excluded from revenue by policy. Step 4: allocate the transaction price to the performance obligations in proportion to their standalone selling prices. When an observable price is not available, the company estimates it, for example from market prices or expected cost plus a margin. The residual approach is allowed only when a price is highly variable or uncertain.</w:t>
+        <w:t xml:space="preserve">Step 3: determine the transaction price, the amount the company expects to receive. It includes variable consideration, such as rebates and bonuses. The company estimates it using the expected value, for many possible outcomes, or the most likely amount, for an all-or-nothing outcome. Variable amounts are included only to the extent that a significant reversal of revenue is not probable later. This is the constraint on variable consideration. Three other items change the transaction price. A significant financing component is removed when payment and delivery are far apart; if they are within one year, the company may ignore it. Consideration payable to a customer, such as a slotting fee paid to a supermarket for shelf space, reduces revenue. Sales taxes and VAT collected may be excluded from revenue by policy. Step 4: allocate the transaction price to the performance obligations in proportion to their standalone selling prices.</w:t>
       </w:r>
     </w:p>
     <w:p>
@@ -6139,6 +7235,30 @@
           <w:szCs w:val="15"/>
         </w:rPr>
         <w:t xml:space="preserve">Summary 2   </w:t>
+      </w:r>
+      <w:r>
+        <w:rPr>
+          <w:color w:val="6B7280"/>
+          <w:sz w:val="15"/>
+          <w:szCs w:val="15"/>
+        </w:rPr>
+        <w:t xml:space="preserve">When an observable price is not available, the company estimates it, for example from market prices or expected cost plus a margin. The residual approach is allowed only when a price is highly variable or uncertain. A discount is normally shared by all obligations. Each obligation therefore receives 90% of its standalone price.</w:t>
+      </w:r>
+    </w:p>
+    <w:p>
+      <w:pPr>
+        <w:spacing w:before="20" w:after="20"/>
+        <w:ind w:left="240" w:hanging="240"/>
+      </w:pPr>
+      <w:r>
+        <w:rPr>
+          <w:b/>
+          <w:bCs/>
+          <w:color w:val="353A7C"/>
+          <w:sz w:val="15"/>
+          <w:szCs w:val="15"/>
+        </w:rPr>
+        <w:t xml:space="preserve">Summary 3   </w:t>
       </w:r>
       <w:r>
         <w:rPr>
@@ -6253,7 +7373,7 @@
           <w:sz w:val="16"/>
           <w:szCs w:val="16"/>
         </w:rPr>
-        <w:t xml:space="preserve">      gaps 1–3</w:t>
+        <w:t xml:space="preserve">      gaps 1–7</w:t>
       </w:r>
     </w:p>
     <w:p>
@@ -6266,7 +7386,7 @@
           <w:sz w:val="19"/>
           <w:szCs w:val="19"/>
         </w:rPr>
-        <w:t xml:space="preserve">Step 5: recognize </w:t>
+        <w:t xml:space="preserve">Step 5: </w:t>
       </w:r>
       <w:r>
         <w:rPr>
@@ -6298,7 +7418,7 @@
           <w:sz w:val="19"/>
           <w:szCs w:val="19"/>
         </w:rPr>
-        <w:t xml:space="preserve"> when, or as, each obligation is satisfied. </w:t>
+        <w:t xml:space="preserve"> revenue when, or as, each obligation is satisfied. </w:t>
       </w:r>
       <w:r>
         <w:rPr>
@@ -6370,6 +7490,148 @@
           <w:szCs w:val="19"/>
         </w:rPr>
         <w:t xml:space="preserve">, if the company improves an asset the customer controls, or if the asset has no other use and the company has a right to payment for work done so far. </w:t>
+      </w:r>
+      <w:r>
+        <w:rPr>
+          <w:sz w:val="19"/>
+          <w:szCs w:val="19"/>
+        </w:rPr>
+        <w:t xml:space="preserve"/>
+      </w:r>
+      <w:r>
+        <w:rPr>
+          <w:b/>
+          <w:bCs/>
+          <w:color w:val="8186EF"/>
+          <w:sz w:val="15"/>
+          <w:szCs w:val="15"/>
+        </w:rPr>
+        <w:t xml:space="preserve"> (4) </w:t>
+      </w:r>
+      <w:r>
+        <w:rPr>
+          <w:u w:val="single"/>
+          <w:sz w:val="19"/>
+          <w:szCs w:val="19"/>
+        </w:rPr>
+        <w:t xml:space="preserve">           </w:t>
+      </w:r>
+      <w:r>
+        <w:rPr>
+          <w:sz w:val="19"/>
+          <w:szCs w:val="19"/>
+        </w:rPr>
+        <w:t xml:space="preserve"> </w:t>
+      </w:r>
+      <w:r>
+        <w:rPr>
+          <w:sz w:val="19"/>
+          <w:szCs w:val="19"/>
+        </w:rPr>
+        <w:t xml:space="preserve"> over time is measured by an output method, such as units </w:t>
+      </w:r>
+      <w:r>
+        <w:rPr>
+          <w:b/>
+          <w:bCs/>
+          <w:color w:val="8186EF"/>
+          <w:sz w:val="15"/>
+          <w:szCs w:val="15"/>
+        </w:rPr>
+        <w:t xml:space="preserve"> (5) </w:t>
+      </w:r>
+      <w:r>
+        <w:rPr>
+          <w:u w:val="single"/>
+          <w:sz w:val="19"/>
+          <w:szCs w:val="19"/>
+        </w:rPr>
+        <w:t xml:space="preserve">           </w:t>
+      </w:r>
+      <w:r>
+        <w:rPr>
+          <w:sz w:val="19"/>
+          <w:szCs w:val="19"/>
+        </w:rPr>
+        <w:t xml:space="preserve"> </w:t>
+      </w:r>
+      <w:r>
+        <w:rPr>
+          <w:sz w:val="19"/>
+          <w:szCs w:val="19"/>
+        </w:rPr>
+        <w:t xml:space="preserve">, or an input method, such as costs incurred. </w:t>
+      </w:r>
+      <w:r>
+        <w:rPr>
+          <w:sz w:val="19"/>
+          <w:szCs w:val="19"/>
+        </w:rPr>
+        <w:t xml:space="preserve">If no </w:t>
+      </w:r>
+      <w:r>
+        <w:rPr>
+          <w:b/>
+          <w:bCs/>
+          <w:color w:val="8186EF"/>
+          <w:sz w:val="15"/>
+          <w:szCs w:val="15"/>
+        </w:rPr>
+        <w:t xml:space="preserve"> (6) </w:t>
+      </w:r>
+      <w:r>
+        <w:rPr>
+          <w:u w:val="single"/>
+          <w:sz w:val="19"/>
+          <w:szCs w:val="19"/>
+        </w:rPr>
+        <w:t xml:space="preserve">           </w:t>
+      </w:r>
+      <w:r>
+        <w:rPr>
+          <w:sz w:val="19"/>
+          <w:szCs w:val="19"/>
+        </w:rPr>
+        <w:t xml:space="preserve"> </w:t>
+      </w:r>
+      <w:r>
+        <w:rPr>
+          <w:sz w:val="19"/>
+          <w:szCs w:val="19"/>
+        </w:rPr>
+        <w:t xml:space="preserve"> criterion is met, revenue is recognized at a point in time: when </w:t>
+      </w:r>
+      <w:r>
+        <w:rPr>
+          <w:b/>
+          <w:bCs/>
+          <w:color w:val="8186EF"/>
+          <w:sz w:val="15"/>
+          <w:szCs w:val="15"/>
+        </w:rPr>
+        <w:t xml:space="preserve"> (7) </w:t>
+      </w:r>
+      <w:r>
+        <w:rPr>
+          <w:u w:val="single"/>
+          <w:sz w:val="19"/>
+          <w:szCs w:val="19"/>
+        </w:rPr>
+        <w:t xml:space="preserve">           </w:t>
+      </w:r>
+      <w:r>
+        <w:rPr>
+          <w:sz w:val="19"/>
+          <w:szCs w:val="19"/>
+        </w:rPr>
+        <w:t xml:space="preserve"> </w:t>
+      </w:r>
+      <w:r>
+        <w:rPr>
+          <w:sz w:val="19"/>
+          <w:szCs w:val="19"/>
+        </w:rPr>
+        <w:t xml:space="preserve"> passes. </w:t>
       </w:r>
     </w:p>
     <w:tbl>
@@ -6427,7 +7689,7 @@
                 <w:sz w:val="16"/>
                 <w:szCs w:val="16"/>
               </w:rPr>
-              <w:t xml:space="preserve">receives   ·   point in time   ·   performs   ·   revenue</w:t>
+              <w:t xml:space="preserve">performs   ·   Progress   ·   contract   ·   delivered   ·   control   ·   receives   ·   over-time   ·   recognize</w:t>
             </w:r>
           </w:p>
         </w:tc>
@@ -6501,7 +7763,7 @@
           <w:sz w:val="16"/>
           <w:szCs w:val="16"/>
         </w:rPr>
-        <w:t xml:space="preserve">      gaps 4–6</w:t>
+        <w:t xml:space="preserve">      gaps 8–12</w:t>
       </w:r>
     </w:p>
     <w:p>
@@ -6514,7 +7776,7 @@
           <w:sz w:val="19"/>
           <w:szCs w:val="19"/>
         </w:rPr>
-        <w:t xml:space="preserve">Olive oil is </w:t>
+        <w:t xml:space="preserve">Olive oil is recognized at each </w:t>
       </w:r>
       <w:r>
         <w:rPr>
@@ -6524,7 +7786,7 @@
           <w:sz w:val="15"/>
           <w:szCs w:val="15"/>
         </w:rPr>
-        <w:t xml:space="preserve"> (4) </w:t>
+        <w:t xml:space="preserve"> (8) </w:t>
       </w:r>
       <w:r>
         <w:rPr>
@@ -6532,7 +7794,7 @@
           <w:sz w:val="19"/>
           <w:szCs w:val="19"/>
         </w:rPr>
-        <w:t xml:space="preserve">            </w:t>
+        <w:t xml:space="preserve">           </w:t>
       </w:r>
       <w:r>
         <w:rPr>
@@ -6546,7 +7808,7 @@
           <w:sz w:val="19"/>
           <w:szCs w:val="19"/>
         </w:rPr>
-        <w:t xml:space="preserve"> at each delivery. </w:t>
+        <w:t xml:space="preserve">. </w:t>
       </w:r>
       <w:r>
         <w:rPr>
@@ -6563,7 +7825,7 @@
           <w:sz w:val="15"/>
           <w:szCs w:val="15"/>
         </w:rPr>
-        <w:t xml:space="preserve"> (5) </w:t>
+        <w:t xml:space="preserve"> (9) </w:t>
       </w:r>
       <w:r>
         <w:rPr>
@@ -6602,7 +7864,7 @@
           <w:sz w:val="15"/>
           <w:szCs w:val="15"/>
         </w:rPr>
-        <w:t xml:space="preserve"> (6) </w:t>
+        <w:t xml:space="preserve"> (10) </w:t>
       </w:r>
       <w:r>
         <w:rPr>
@@ -6631,7 +7893,78 @@
           <w:sz w:val="19"/>
           <w:szCs w:val="19"/>
         </w:rPr>
-        <w:t xml:space="preserve">Maintenance is over time: 3 months of 24 at $3,750 per month, $11,250. </w:t>
+        <w:t xml:space="preserve"/>
+      </w:r>
+      <w:r>
+        <w:rPr>
+          <w:b/>
+          <w:bCs/>
+          <w:color w:val="8186EF"/>
+          <w:sz w:val="15"/>
+          <w:szCs w:val="15"/>
+        </w:rPr>
+        <w:t xml:space="preserve"> (11) </w:t>
+      </w:r>
+      <w:r>
+        <w:rPr>
+          <w:u w:val="single"/>
+          <w:sz w:val="19"/>
+          <w:szCs w:val="19"/>
+        </w:rPr>
+        <w:t xml:space="preserve">             </w:t>
+      </w:r>
+      <w:r>
+        <w:rPr>
+          <w:sz w:val="19"/>
+          <w:szCs w:val="19"/>
+        </w:rPr>
+        <w:t xml:space="preserve"> </w:t>
+      </w:r>
+      <w:r>
+        <w:rPr>
+          <w:sz w:val="19"/>
+          <w:szCs w:val="19"/>
+        </w:rPr>
+        <w:t xml:space="preserve"> is over time: 3 months of 24 at $3,750 per month, $11,250. </w:t>
+      </w:r>
+      <w:r>
+        <w:rPr>
+          <w:sz w:val="19"/>
+          <w:szCs w:val="19"/>
+        </w:rPr>
+        <w:t xml:space="preserve">The </w:t>
+      </w:r>
+      <w:r>
+        <w:rPr>
+          <w:b/>
+          <w:bCs/>
+          <w:color w:val="8186EF"/>
+          <w:sz w:val="15"/>
+          <w:szCs w:val="15"/>
+        </w:rPr>
+        <w:t xml:space="preserve"> (12) </w:t>
+      </w:r>
+      <w:r>
+        <w:rPr>
+          <w:u w:val="single"/>
+          <w:sz w:val="19"/>
+          <w:szCs w:val="19"/>
+        </w:rPr>
+        <w:t xml:space="preserve">           </w:t>
+      </w:r>
+      <w:r>
+        <w:rPr>
+          <w:sz w:val="19"/>
+          <w:szCs w:val="19"/>
+        </w:rPr>
+        <w:t xml:space="preserve"> </w:t>
+      </w:r>
+      <w:r>
+        <w:rPr>
+          <w:sz w:val="19"/>
+          <w:szCs w:val="19"/>
+        </w:rPr>
+        <w:t xml:space="preserve"> $564,750 will be recognized in later periods. </w:t>
       </w:r>
     </w:p>
     <w:tbl>
@@ -6689,7 +8022,7 @@
                 <w:sz w:val="16"/>
                 <w:szCs w:val="16"/>
               </w:rPr>
-              <w:t xml:space="preserve">delivered   ·   recognized   ·   over time   ·   GreenBasket</w:t>
+              <w:t xml:space="preserve">Maintenance   ·   liability   ·   delivery   ·   delivered   ·   remaining   ·   GreenBasket</w:t>
             </w:r>
           </w:p>
         </w:tc>
@@ -6732,7 +8065,7 @@
       <w:r>
         <w:drawing>
           <wp:inline distT="0" distB="0" distL="0" distR="0">
-            <wp:extent cx="5734050" cy="1946550"/>
+            <wp:extent cx="5734050" cy="1644775"/>
             <wp:effectExtent t="0" r="0" b="0" l="0"/>
             <wp:docPr id="1" name="" descr="" title=""/>
             <wp:cNvGraphicFramePr>
@@ -6757,7 +8090,7 @@
                   <pic:spPr bwMode="auto">
                     <a:xfrm>
                       <a:off x="0" y="0"/>
-                      <a:ext cx="5734050" cy="1946550"/>
+                      <a:ext cx="5734050" cy="1644775"/>
                     </a:xfrm>
                     <a:prstGeom prst="rect">
                       <a:avLst/>
@@ -6825,7 +8158,215 @@
                 <w:sz w:val="16"/>
                 <w:szCs w:val="16"/>
               </w:rPr>
-              <w:t xml:space="preserve">principal   ·   Total   ·   Dispenser</w:t>
+              <w:t xml:space="preserve">breakage   ·   Maintenance</w:t>
+            </w:r>
+          </w:p>
+        </w:tc>
+      </w:tr>
+    </w:tbl>
+    <w:p/>
+    <w:p>
+      <w:pPr>
+        <w:spacing w:before="44" w:after="14"/>
+      </w:pPr>
+      <w:r>
+        <w:rPr>
+          <w:b/>
+          <w:bCs/>
+          <w:color w:val="353A7C"/>
+          <w:sz w:val="18"/>
+          <w:szCs w:val="18"/>
+        </w:rPr>
+        <w:t xml:space="preserve">Summary 3</w:t>
+      </w:r>
+      <w:r>
+        <w:rPr>
+          <w:color w:val="6B7280"/>
+          <w:sz w:val="16"/>
+          <w:szCs w:val="16"/>
+        </w:rPr>
+        <w:t xml:space="preserve">      gaps 14–16</w:t>
+      </w:r>
+    </w:p>
+    <w:p>
+      <w:pPr>
+        <w:spacing w:before="20" w:after="20" w:line="360" w:lineRule="auto"/>
+        <w:ind w:left="200"/>
+      </w:pPr>
+      <w:r>
+        <w:rPr>
+          <w:sz w:val="19"/>
+          <w:szCs w:val="19"/>
+        </w:rPr>
+        <w:t xml:space="preserve">Payments rarely match </w:t>
+      </w:r>
+      <w:r>
+        <w:rPr>
+          <w:b/>
+          <w:bCs/>
+          <w:color w:val="8186EF"/>
+          <w:sz w:val="15"/>
+          <w:szCs w:val="15"/>
+        </w:rPr>
+        <w:t xml:space="preserve"> (14) </w:t>
+      </w:r>
+      <w:r>
+        <w:rPr>
+          <w:u w:val="single"/>
+          <w:sz w:val="19"/>
+          <w:szCs w:val="19"/>
+        </w:rPr>
+        <w:t xml:space="preserve">           </w:t>
+      </w:r>
+      <w:r>
+        <w:rPr>
+          <w:sz w:val="19"/>
+          <w:szCs w:val="19"/>
+        </w:rPr>
+        <w:t xml:space="preserve"> </w:t>
+      </w:r>
+      <w:r>
+        <w:rPr>
+          <w:sz w:val="19"/>
+          <w:szCs w:val="19"/>
+        </w:rPr>
+        <w:t xml:space="preserve">. </w:t>
+      </w:r>
+      <w:r>
+        <w:rPr>
+          <w:sz w:val="19"/>
+          <w:szCs w:val="19"/>
+        </w:rPr>
+        <w:t xml:space="preserve">A contract asset arises when the company has </w:t>
+      </w:r>
+      <w:r>
+        <w:rPr>
+          <w:b/>
+          <w:bCs/>
+          <w:color w:val="8186EF"/>
+          <w:sz w:val="15"/>
+          <w:szCs w:val="15"/>
+        </w:rPr>
+        <w:t xml:space="preserve"> (15) </w:t>
+      </w:r>
+      <w:r>
+        <w:rPr>
+          <w:u w:val="single"/>
+          <w:sz w:val="19"/>
+          <w:szCs w:val="19"/>
+        </w:rPr>
+        <w:t xml:space="preserve">           </w:t>
+      </w:r>
+      <w:r>
+        <w:rPr>
+          <w:sz w:val="19"/>
+          <w:szCs w:val="19"/>
+        </w:rPr>
+        <w:t xml:space="preserve"> </w:t>
+      </w:r>
+      <w:r>
+        <w:rPr>
+          <w:sz w:val="19"/>
+          <w:szCs w:val="19"/>
+        </w:rPr>
+        <w:t xml:space="preserve"> but its right to payment still depends on something other than time. </w:t>
+      </w:r>
+      <w:r>
+        <w:rPr>
+          <w:sz w:val="19"/>
+          <w:szCs w:val="19"/>
+        </w:rPr>
+        <w:t xml:space="preserve">A contract </w:t>
+      </w:r>
+      <w:r>
+        <w:rPr>
+          <w:b/>
+          <w:bCs/>
+          <w:color w:val="8186EF"/>
+          <w:sz w:val="15"/>
+          <w:szCs w:val="15"/>
+        </w:rPr>
+        <w:t xml:space="preserve"> (16) </w:t>
+      </w:r>
+      <w:r>
+        <w:rPr>
+          <w:u w:val="single"/>
+          <w:sz w:val="19"/>
+          <w:szCs w:val="19"/>
+        </w:rPr>
+        <w:t xml:space="preserve">           </w:t>
+      </w:r>
+      <w:r>
+        <w:rPr>
+          <w:sz w:val="19"/>
+          <w:szCs w:val="19"/>
+        </w:rPr>
+        <w:t xml:space="preserve"> </w:t>
+      </w:r>
+      <w:r>
+        <w:rPr>
+          <w:sz w:val="19"/>
+          <w:szCs w:val="19"/>
+        </w:rPr>
+        <w:t xml:space="preserve"> arises when the customer pays first. </w:t>
+      </w:r>
+    </w:p>
+    <w:tbl>
+      <w:tblPr>
+        <w:tblW w:type="pct" w:w="100%"/>
+        <w:tblLayout w:type="fixed"/>
+        <w:tblBorders>
+          <w:top w:val="single" w:color="FBFAF6" w:sz="4"/>
+          <w:left w:val="single" w:color="FBFAF6" w:sz="4"/>
+          <w:bottom w:val="single" w:color="FBFAF6" w:sz="4"/>
+          <w:right w:val="single" w:color="FBFAF6" w:sz="4"/>
+          <w:insideH w:val="single" w:color="FBFAF6" w:sz="4"/>
+          <w:insideV w:val="single" w:color="FBFAF6" w:sz="4"/>
+        </w:tblBorders>
+      </w:tblPr>
+      <w:tblGrid>
+        <w:gridCol w:w="9600"/>
+      </w:tblGrid>
+      <w:tr>
+        <w:tc>
+          <w:tcPr>
+            <w:tcW w:type="pct" w:w="5000"/>
+            <w:shd w:fill="FBFAF6" w:val="clear"/>
+            <w:tcMar>
+              <w:top w:type="dxa" w:w="40"/>
+              <w:left w:type="dxa" w:w="100"/>
+              <w:bottom w:type="dxa" w:w="40"/>
+              <w:right w:type="dxa" w:w="100"/>
+            </w:tcMar>
+          </w:tcPr>
+          <w:p>
+            <w:pPr>
+              <w:spacing w:before="18" w:after="6"/>
+            </w:pPr>
+            <w:r>
+              <w:rPr>
+                <w:b/>
+                <w:bCs/>
+                <w:color w:val="6B7280"/>
+                <w:sz w:val="14"/>
+                <w:szCs w:val="14"/>
+              </w:rPr>
+              <w:t xml:space="preserve">word list</w:t>
+            </w:r>
+          </w:p>
+          <w:p>
+            <w:pPr>
+              <w:spacing w:before="0" w:after="18"/>
+            </w:pPr>
+            <w:r>
+              <w:rPr>
+                <w:b/>
+                <w:bCs/>
+                <w:color w:val="353A7C"/>
+                <w:sz w:val="16"/>
+                <w:szCs w:val="16"/>
+              </w:rPr>
+              <w:t xml:space="preserve">liability   ·   revenue   ·   depends   ·   performed</w:t>
             </w:r>
           </w:p>
         </w:tc>
@@ -6973,7 +8514,7 @@
                 <w:sz w:val="16"/>
                 <w:szCs w:val="16"/>
               </w:rPr>
-              <w:t xml:space="preserve">agent   ·   contract asset   ·   point in time</w:t>
+              <w:t xml:space="preserve">performance obligation   ·   contract asset   ·   point in time</w:t>
             </w:r>
           </w:p>
         </w:tc>
@@ -7434,7 +8975,7 @@
                 <w:sz w:val="16"/>
                 <w:szCs w:val="16"/>
               </w:rPr>
-              <w:t xml:space="preserve">revenue</w:t>
+              <w:t xml:space="preserve">recognize</w:t>
             </w:r>
           </w:p>
         </w:tc>
@@ -7460,7 +9001,7 @@
                 <w:sz w:val="16"/>
                 <w:szCs w:val="16"/>
               </w:rPr>
-              <w:t xml:space="preserve">6  </w:t>
+              <w:t xml:space="preserve">10  </w:t>
             </w:r>
             <w:r>
               <w:rPr>
@@ -7528,14 +9069,14 @@
                 <w:sz w:val="16"/>
                 <w:szCs w:val="16"/>
               </w:rPr>
-              <w:t xml:space="preserve">7  </w:t>
-            </w:r>
-            <w:r>
-              <w:rPr>
-                <w:sz w:val="16"/>
-                <w:szCs w:val="16"/>
-              </w:rPr>
-              <w:t xml:space="preserve">Dispenser</w:t>
+              <w:t xml:space="preserve">11  </w:t>
+            </w:r>
+            <w:r>
+              <w:rPr>
+                <w:sz w:val="16"/>
+                <w:szCs w:val="16"/>
+              </w:rPr>
+              <w:t xml:space="preserve">Maintenance</w:t>
             </w:r>
           </w:p>
         </w:tc>
@@ -7596,14 +9137,14 @@
                 <w:sz w:val="16"/>
                 <w:szCs w:val="16"/>
               </w:rPr>
-              <w:t xml:space="preserve">8  </w:t>
-            </w:r>
-            <w:r>
-              <w:rPr>
-                <w:sz w:val="16"/>
-                <w:szCs w:val="16"/>
-              </w:rPr>
-              <w:t xml:space="preserve">Total</w:t>
+              <w:t xml:space="preserve">12  </w:t>
+            </w:r>
+            <w:r>
+              <w:rPr>
+                <w:sz w:val="16"/>
+                <w:szCs w:val="16"/>
+              </w:rPr>
+              <w:t xml:space="preserve">remaining</w:t>
             </w:r>
           </w:p>
         </w:tc>
@@ -7638,7 +9179,7 @@
                 <w:sz w:val="16"/>
                 <w:szCs w:val="16"/>
               </w:rPr>
-              <w:t xml:space="preserve">recognized</w:t>
+              <w:t xml:space="preserve">Progress</w:t>
             </w:r>
           </w:p>
         </w:tc>
@@ -7664,14 +9205,14 @@
                 <w:sz w:val="16"/>
                 <w:szCs w:val="16"/>
               </w:rPr>
-              <w:t xml:space="preserve">9  </w:t>
-            </w:r>
-            <w:r>
-              <w:rPr>
-                <w:sz w:val="16"/>
-                <w:szCs w:val="16"/>
-              </w:rPr>
-              <w:t xml:space="preserve">point in time</w:t>
+              <w:t xml:space="preserve">13  </w:t>
+            </w:r>
+            <w:r>
+              <w:rPr>
+                <w:sz w:val="16"/>
+                <w:szCs w:val="16"/>
+              </w:rPr>
+              <w:t xml:space="preserve">Maintenance</w:t>
             </w:r>
           </w:p>
         </w:tc>
@@ -7732,7 +9273,279 @@
                 <w:sz w:val="16"/>
                 <w:szCs w:val="16"/>
               </w:rPr>
-              <w:t xml:space="preserve">10  </w:t>
+              <w:t xml:space="preserve">14  </w:t>
+            </w:r>
+            <w:r>
+              <w:rPr>
+                <w:sz w:val="16"/>
+                <w:szCs w:val="16"/>
+              </w:rPr>
+              <w:t xml:space="preserve">revenue</w:t>
+            </w:r>
+          </w:p>
+        </w:tc>
+      </w:tr>
+      <w:tr>
+        <w:tc>
+          <w:tcPr>
+            <w:tcW w:type="pct" w:w="2500"/>
+            <w:tcMar>
+              <w:top w:type="dxa" w:w="20"/>
+              <w:left w:type="dxa" w:w="80"/>
+              <w:bottom w:type="dxa" w:w="20"/>
+              <w:right w:type="dxa" w:w="80"/>
+            </w:tcMar>
+          </w:tcPr>
+          <w:p>
+            <w:pPr>
+              <w:spacing w:before="12" w:after="12"/>
+            </w:pPr>
+            <w:r>
+              <w:rPr>
+                <w:b/>
+                <w:bCs/>
+                <w:color w:val="8186EF"/>
+                <w:sz w:val="16"/>
+                <w:szCs w:val="16"/>
+              </w:rPr>
+              <w:t xml:space="preserve">6  </w:t>
+            </w:r>
+            <w:r>
+              <w:rPr>
+                <w:sz w:val="16"/>
+                <w:szCs w:val="16"/>
+              </w:rPr>
+              <w:t xml:space="preserve">over-time</w:t>
+            </w:r>
+          </w:p>
+        </w:tc>
+        <w:tc>
+          <w:tcPr>
+            <w:tcW w:type="pct" w:w="2500"/>
+            <w:tcMar>
+              <w:top w:type="dxa" w:w="20"/>
+              <w:left w:type="dxa" w:w="80"/>
+              <w:bottom w:type="dxa" w:w="20"/>
+              <w:right w:type="dxa" w:w="80"/>
+            </w:tcMar>
+          </w:tcPr>
+          <w:p>
+            <w:pPr>
+              <w:spacing w:before="12" w:after="12"/>
+            </w:pPr>
+            <w:r>
+              <w:rPr>
+                <w:b/>
+                <w:bCs/>
+                <w:color w:val="8186EF"/>
+                <w:sz w:val="16"/>
+                <w:szCs w:val="16"/>
+              </w:rPr>
+              <w:t xml:space="preserve">15  </w:t>
+            </w:r>
+            <w:r>
+              <w:rPr>
+                <w:sz w:val="16"/>
+                <w:szCs w:val="16"/>
+              </w:rPr>
+              <w:t xml:space="preserve">performed</w:t>
+            </w:r>
+          </w:p>
+        </w:tc>
+      </w:tr>
+      <w:tr>
+        <w:tc>
+          <w:tcPr>
+            <w:tcW w:type="pct" w:w="2500"/>
+            <w:tcMar>
+              <w:top w:type="dxa" w:w="20"/>
+              <w:left w:type="dxa" w:w="80"/>
+              <w:bottom w:type="dxa" w:w="20"/>
+              <w:right w:type="dxa" w:w="80"/>
+            </w:tcMar>
+          </w:tcPr>
+          <w:p>
+            <w:pPr>
+              <w:spacing w:before="12" w:after="12"/>
+            </w:pPr>
+            <w:r>
+              <w:rPr>
+                <w:b/>
+                <w:bCs/>
+                <w:color w:val="8186EF"/>
+                <w:sz w:val="16"/>
+                <w:szCs w:val="16"/>
+              </w:rPr>
+              <w:t xml:space="preserve">7  </w:t>
+            </w:r>
+            <w:r>
+              <w:rPr>
+                <w:sz w:val="16"/>
+                <w:szCs w:val="16"/>
+              </w:rPr>
+              <w:t xml:space="preserve">control</w:t>
+            </w:r>
+          </w:p>
+        </w:tc>
+        <w:tc>
+          <w:tcPr>
+            <w:tcW w:type="pct" w:w="2500"/>
+            <w:tcMar>
+              <w:top w:type="dxa" w:w="20"/>
+              <w:left w:type="dxa" w:w="80"/>
+              <w:bottom w:type="dxa" w:w="20"/>
+              <w:right w:type="dxa" w:w="80"/>
+            </w:tcMar>
+          </w:tcPr>
+          <w:p>
+            <w:pPr>
+              <w:spacing w:before="12" w:after="12"/>
+            </w:pPr>
+            <w:r>
+              <w:rPr>
+                <w:b/>
+                <w:bCs/>
+                <w:color w:val="8186EF"/>
+                <w:sz w:val="16"/>
+                <w:szCs w:val="16"/>
+              </w:rPr>
+              <w:t xml:space="preserve">16  </w:t>
+            </w:r>
+            <w:r>
+              <w:rPr>
+                <w:sz w:val="16"/>
+                <w:szCs w:val="16"/>
+              </w:rPr>
+              <w:t xml:space="preserve">liability</w:t>
+            </w:r>
+          </w:p>
+        </w:tc>
+      </w:tr>
+      <w:tr>
+        <w:tc>
+          <w:tcPr>
+            <w:tcW w:type="pct" w:w="2500"/>
+            <w:tcMar>
+              <w:top w:type="dxa" w:w="20"/>
+              <w:left w:type="dxa" w:w="80"/>
+              <w:bottom w:type="dxa" w:w="20"/>
+              <w:right w:type="dxa" w:w="80"/>
+            </w:tcMar>
+          </w:tcPr>
+          <w:p>
+            <w:pPr>
+              <w:spacing w:before="12" w:after="12"/>
+            </w:pPr>
+            <w:r>
+              <w:rPr>
+                <w:b/>
+                <w:bCs/>
+                <w:color w:val="8186EF"/>
+                <w:sz w:val="16"/>
+                <w:szCs w:val="16"/>
+              </w:rPr>
+              <w:t xml:space="preserve">8  </w:t>
+            </w:r>
+            <w:r>
+              <w:rPr>
+                <w:sz w:val="16"/>
+                <w:szCs w:val="16"/>
+              </w:rPr>
+              <w:t xml:space="preserve">delivery</w:t>
+            </w:r>
+          </w:p>
+        </w:tc>
+        <w:tc>
+          <w:tcPr>
+            <w:tcW w:type="pct" w:w="2500"/>
+            <w:tcMar>
+              <w:top w:type="dxa" w:w="20"/>
+              <w:left w:type="dxa" w:w="80"/>
+              <w:bottom w:type="dxa" w:w="20"/>
+              <w:right w:type="dxa" w:w="80"/>
+            </w:tcMar>
+          </w:tcPr>
+          <w:p>
+            <w:pPr>
+              <w:spacing w:before="12" w:after="12"/>
+            </w:pPr>
+            <w:r>
+              <w:rPr>
+                <w:b/>
+                <w:bCs/>
+                <w:color w:val="8186EF"/>
+                <w:sz w:val="16"/>
+                <w:szCs w:val="16"/>
+              </w:rPr>
+              <w:t xml:space="preserve">17  </w:t>
+            </w:r>
+            <w:r>
+              <w:rPr>
+                <w:sz w:val="16"/>
+                <w:szCs w:val="16"/>
+              </w:rPr>
+              <w:t xml:space="preserve">point in time</w:t>
+            </w:r>
+          </w:p>
+        </w:tc>
+      </w:tr>
+      <w:tr>
+        <w:tc>
+          <w:tcPr>
+            <w:tcW w:type="pct" w:w="2500"/>
+            <w:tcMar>
+              <w:top w:type="dxa" w:w="20"/>
+              <w:left w:type="dxa" w:w="80"/>
+              <w:bottom w:type="dxa" w:w="20"/>
+              <w:right w:type="dxa" w:w="80"/>
+            </w:tcMar>
+          </w:tcPr>
+          <w:p>
+            <w:pPr>
+              <w:spacing w:before="12" w:after="12"/>
+            </w:pPr>
+            <w:r>
+              <w:rPr>
+                <w:b/>
+                <w:bCs/>
+                <w:color w:val="8186EF"/>
+                <w:sz w:val="16"/>
+                <w:szCs w:val="16"/>
+              </w:rPr>
+              <w:t xml:space="preserve">9  </w:t>
+            </w:r>
+            <w:r>
+              <w:rPr>
+                <w:sz w:val="16"/>
+                <w:szCs w:val="16"/>
+              </w:rPr>
+              <w:t xml:space="preserve">delivered</w:t>
+            </w:r>
+          </w:p>
+        </w:tc>
+        <w:tc>
+          <w:tcPr>
+            <w:tcW w:type="pct" w:w="2500"/>
+            <w:tcMar>
+              <w:top w:type="dxa" w:w="20"/>
+              <w:left w:type="dxa" w:w="80"/>
+              <w:bottom w:type="dxa" w:w="20"/>
+              <w:right w:type="dxa" w:w="80"/>
+            </w:tcMar>
+          </w:tcPr>
+          <w:p>
+            <w:pPr>
+              <w:spacing w:before="12" w:after="12"/>
+            </w:pPr>
+            <w:r>
+              <w:rPr>
+                <w:b/>
+                <w:bCs/>
+                <w:color w:val="8186EF"/>
+                <w:sz w:val="16"/>
+                <w:szCs w:val="16"/>
+              </w:rPr>
+              <w:t xml:space="preserve">18  </w:t>
             </w:r>
             <w:r>
               <w:rPr>
@@ -7782,7 +9595,7 @@
           <w:sz w:val="15"/>
           <w:szCs w:val="15"/>
         </w:rPr>
-        <w:t xml:space="preserve">Step 5: recognize revenue when, or as, each obligation is satisfied. An obligation is satisfied over time if the customer receives the benefit as the company performs, if the company improves an asset the customer controls, or if the asset has no other use and the company has a right to payment for work done so far.</w:t>
+        <w:t xml:space="preserve">Step 5: recognize revenue when, or as, each obligation is satisfied. An obligation is satisfied over time if the customer receives the benefit as the company performs, if the company improves an asset the customer controls, or if the asset has no other use and the company has a right to payment for work done so far. Progress over time is measured by an output method, such as units delivered, or an input method, such as costs incurred. If no over-time criterion is met, revenue is recognized at a point in time: when control passes.</w:t>
       </w:r>
     </w:p>
     <w:p>
@@ -7806,7 +9619,31 @@
           <w:sz w:val="15"/>
           <w:szCs w:val="15"/>
         </w:rPr>
-        <w:t xml:space="preserve">Olive oil is recognized at each delivery. By December 31, Orontes has delivered 8,000 cases at $40 each of allocated price: $324,000. The dispenser was installed on October 1, when GreenBasket gained control: $180,000. Maintenance is over time: 3 months of 24 at $3,750 per month, $11,250.</w:t>
+        <w:t xml:space="preserve">Olive oil is recognized at each delivery. By December 31, Orontes has delivered 8,000 cases at $40 each of allocated price: $324,000. The dispenser was installed on October 1, when GreenBasket gained control: $180,000. Maintenance is over time: 3 months of 24 at $3,750 per month, $11,250. The remaining $564,750 will be recognized in later periods.</w:t>
+      </w:r>
+    </w:p>
+    <w:p>
+      <w:pPr>
+        <w:spacing w:before="20" w:after="20"/>
+        <w:ind w:left="240" w:hanging="240"/>
+      </w:pPr>
+      <w:r>
+        <w:rPr>
+          <w:b/>
+          <w:bCs/>
+          <w:color w:val="353A7C"/>
+          <w:sz w:val="15"/>
+          <w:szCs w:val="15"/>
+        </w:rPr>
+        <w:t xml:space="preserve">Summary 3   </w:t>
+      </w:r>
+      <w:r>
+        <w:rPr>
+          <w:color w:val="6B7280"/>
+          <w:sz w:val="15"/>
+          <w:szCs w:val="15"/>
+        </w:rPr>
+        <w:t xml:space="preserve">Payments rarely match revenue. A contract asset arises when the company has performed but its right to payment still depends on something other than time. A contract liability arises when the customer pays first.</w:t>
       </w:r>
     </w:p>
     <w:p>
@@ -7913,7 +9750,7 @@
           <w:sz w:val="16"/>
           <w:szCs w:val="16"/>
         </w:rPr>
-        <w:t xml:space="preserve">      gaps 1–3</w:t>
+        <w:t xml:space="preserve">      gaps 1–8</w:t>
       </w:r>
     </w:p>
     <w:p>
@@ -7926,7 +9763,7 @@
           <w:sz w:val="19"/>
           <w:szCs w:val="19"/>
         </w:rPr>
-        <w:t xml:space="preserve">When customers may return goods, the company recognizes </w:t>
+        <w:t xml:space="preserve">When another party is </w:t>
       </w:r>
       <w:r>
         <w:rPr>
@@ -7958,14 +9795,7 @@
           <w:sz w:val="19"/>
           <w:szCs w:val="19"/>
         </w:rPr>
-        <w:t xml:space="preserve"> only for goods it does not expect to be returned. </w:t>
-      </w:r>
-      <w:r>
-        <w:rPr>
-          <w:sz w:val="19"/>
-          <w:szCs w:val="19"/>
-        </w:rPr>
-        <w:t xml:space="preserve">It records a refund liability for </w:t>
+        <w:t xml:space="preserve">, the company must decide </w:t>
       </w:r>
       <w:r>
         <w:rPr>
@@ -7997,14 +9827,14 @@
           <w:sz w:val="19"/>
           <w:szCs w:val="19"/>
         </w:rPr>
-        <w:t xml:space="preserve"> refunds and a separate asset for its right to recover the returned goods. </w:t>
-      </w:r>
-      <w:r>
-        <w:rPr>
-          <w:sz w:val="19"/>
-          <w:szCs w:val="19"/>
-        </w:rPr>
-        <w:t xml:space="preserve">The asset and the liability are not </w:t>
+        <w:t xml:space="preserve"> it is a principal or an agent. </w:t>
+      </w:r>
+      <w:r>
+        <w:rPr>
+          <w:sz w:val="19"/>
+          <w:szCs w:val="19"/>
+        </w:rPr>
+        <w:t xml:space="preserve">A principal </w:t>
       </w:r>
       <w:r>
         <w:rPr>
@@ -8036,7 +9866,195 @@
           <w:sz w:val="19"/>
           <w:szCs w:val="19"/>
         </w:rPr>
-        <w:t xml:space="preserve">. </w:t>
+        <w:t xml:space="preserve"> the good or service before it is </w:t>
+      </w:r>
+      <w:r>
+        <w:rPr>
+          <w:b/>
+          <w:bCs/>
+          <w:color w:val="8186EF"/>
+          <w:sz w:val="15"/>
+          <w:szCs w:val="15"/>
+        </w:rPr>
+        <w:t xml:space="preserve"> (4) </w:t>
+      </w:r>
+      <w:r>
+        <w:rPr>
+          <w:u w:val="single"/>
+          <w:sz w:val="19"/>
+          <w:szCs w:val="19"/>
+        </w:rPr>
+        <w:t xml:space="preserve">             </w:t>
+      </w:r>
+      <w:r>
+        <w:rPr>
+          <w:sz w:val="19"/>
+          <w:szCs w:val="19"/>
+        </w:rPr>
+        <w:t xml:space="preserve"> </w:t>
+      </w:r>
+      <w:r>
+        <w:rPr>
+          <w:sz w:val="19"/>
+          <w:szCs w:val="19"/>
+        </w:rPr>
+        <w:t xml:space="preserve"> and reports revenue gross. </w:t>
+      </w:r>
+      <w:r>
+        <w:rPr>
+          <w:sz w:val="19"/>
+          <w:szCs w:val="19"/>
+        </w:rPr>
+        <w:t xml:space="preserve">An agent only </w:t>
+      </w:r>
+      <w:r>
+        <w:rPr>
+          <w:b/>
+          <w:bCs/>
+          <w:color w:val="8186EF"/>
+          <w:sz w:val="15"/>
+          <w:szCs w:val="15"/>
+        </w:rPr>
+        <w:t xml:space="preserve"> (5) </w:t>
+      </w:r>
+      <w:r>
+        <w:rPr>
+          <w:u w:val="single"/>
+          <w:sz w:val="19"/>
+          <w:szCs w:val="19"/>
+        </w:rPr>
+        <w:t xml:space="preserve">           </w:t>
+      </w:r>
+      <w:r>
+        <w:rPr>
+          <w:sz w:val="19"/>
+          <w:szCs w:val="19"/>
+        </w:rPr>
+        <w:t xml:space="preserve"> </w:t>
+      </w:r>
+      <w:r>
+        <w:rPr>
+          <w:sz w:val="19"/>
+          <w:szCs w:val="19"/>
+        </w:rPr>
+        <w:t xml:space="preserve"> the sale and reports its fee or </w:t>
+      </w:r>
+      <w:r>
+        <w:rPr>
+          <w:b/>
+          <w:bCs/>
+          <w:color w:val="8186EF"/>
+          <w:sz w:val="15"/>
+          <w:szCs w:val="15"/>
+        </w:rPr>
+        <w:t xml:space="preserve"> (6) </w:t>
+      </w:r>
+      <w:r>
+        <w:rPr>
+          <w:u w:val="single"/>
+          <w:sz w:val="19"/>
+          <w:szCs w:val="19"/>
+        </w:rPr>
+        <w:t xml:space="preserve">            </w:t>
+      </w:r>
+      <w:r>
+        <w:rPr>
+          <w:sz w:val="19"/>
+          <w:szCs w:val="19"/>
+        </w:rPr>
+        <w:t xml:space="preserve"> </w:t>
+      </w:r>
+      <w:r>
+        <w:rPr>
+          <w:sz w:val="19"/>
+          <w:szCs w:val="19"/>
+        </w:rPr>
+        <w:t xml:space="preserve"> as revenue. </w:t>
+      </w:r>
+      <w:r>
+        <w:rPr>
+          <w:sz w:val="19"/>
+          <w:szCs w:val="19"/>
+        </w:rPr>
+        <w:t xml:space="preserve">When </w:t>
+      </w:r>
+      <w:r>
+        <w:rPr>
+          <w:b/>
+          <w:bCs/>
+          <w:color w:val="8186EF"/>
+          <w:sz w:val="15"/>
+          <w:szCs w:val="15"/>
+        </w:rPr>
+        <w:t xml:space="preserve"> (7) </w:t>
+      </w:r>
+      <w:r>
+        <w:rPr>
+          <w:u w:val="single"/>
+          <w:sz w:val="19"/>
+          <w:szCs w:val="19"/>
+        </w:rPr>
+        <w:t xml:space="preserve">           </w:t>
+      </w:r>
+      <w:r>
+        <w:rPr>
+          <w:sz w:val="19"/>
+          <w:szCs w:val="19"/>
+        </w:rPr>
+        <w:t xml:space="preserve"> </w:t>
+      </w:r>
+      <w:r>
+        <w:rPr>
+          <w:sz w:val="19"/>
+          <w:szCs w:val="19"/>
+        </w:rPr>
+        <w:t xml:space="preserve"> may return goods, the company </w:t>
+      </w:r>
+      <w:r>
+        <w:rPr>
+          <w:b/>
+          <w:bCs/>
+          <w:color w:val="8186EF"/>
+          <w:sz w:val="15"/>
+          <w:szCs w:val="15"/>
+        </w:rPr>
+        <w:t xml:space="preserve"> (8) </w:t>
+      </w:r>
+      <w:r>
+        <w:rPr>
+          <w:u w:val="single"/>
+          <w:sz w:val="19"/>
+          <w:szCs w:val="19"/>
+        </w:rPr>
+        <w:t xml:space="preserve">            </w:t>
+      </w:r>
+      <w:r>
+        <w:rPr>
+          <w:sz w:val="19"/>
+          <w:szCs w:val="19"/>
+        </w:rPr>
+        <w:t xml:space="preserve"> </w:t>
+      </w:r>
+      <w:r>
+        <w:rPr>
+          <w:sz w:val="19"/>
+          <w:szCs w:val="19"/>
+        </w:rPr>
+        <w:t xml:space="preserve"> revenue only for goods it does not expect to be returned. </w:t>
+      </w:r>
+      <w:r>
+        <w:rPr>
+          <w:sz w:val="19"/>
+          <w:szCs w:val="19"/>
+        </w:rPr>
+        <w:t xml:space="preserve">It records a refund liability for expected refunds and a separate asset for its right to recover the returned goods. </w:t>
+      </w:r>
+      <w:r>
+        <w:rPr>
+          <w:sz w:val="19"/>
+          <w:szCs w:val="19"/>
+        </w:rPr>
+        <w:t xml:space="preserve">The asset and the liability are not netted. </w:t>
       </w:r>
     </w:p>
     <w:tbl>
@@ -8094,7 +10112,7 @@
                 <w:sz w:val="16"/>
                 <w:szCs w:val="16"/>
               </w:rPr>
-              <w:t xml:space="preserve">netted   ·   expected   ·   revenue   ·   refund liability</w:t>
+              <w:t xml:space="preserve">recognizes   ·   arranges   ·   controls   ·   whether   ·   transferred   ·   commission   ·   inventory   ·   involved   ·   customers</w:t>
             </w:r>
           </w:p>
         </w:tc>
@@ -8168,7 +10186,7 @@
           <w:sz w:val="16"/>
           <w:szCs w:val="16"/>
         </w:rPr>
-        <w:t xml:space="preserve">      gaps 4–10</w:t>
+        <w:t xml:space="preserve">      gaps 9–17</w:t>
       </w:r>
     </w:p>
     <w:p>
@@ -8198,7 +10216,7 @@
           <w:sz w:val="15"/>
           <w:szCs w:val="15"/>
         </w:rPr>
-        <w:t xml:space="preserve"> (4) </w:t>
+        <w:t xml:space="preserve"> (9) </w:t>
       </w:r>
       <w:r>
         <w:rPr>
@@ -8220,14 +10238,7 @@
           <w:sz w:val="19"/>
           <w:szCs w:val="19"/>
         </w:rPr>
-        <w:t xml:space="preserve"> are not sold until the consignee sells them. </w:t>
-      </w:r>
-      <w:r>
-        <w:rPr>
-          <w:sz w:val="19"/>
-          <w:szCs w:val="19"/>
-        </w:rPr>
-        <w:t xml:space="preserve">In a bill-and-hold arrangement, </w:t>
+        <w:t xml:space="preserve"> are not sold until the </w:t>
       </w:r>
       <w:r>
         <w:rPr>
@@ -8237,7 +10248,7 @@
           <w:sz w:val="15"/>
           <w:szCs w:val="15"/>
         </w:rPr>
-        <w:t xml:space="preserve"> (5) </w:t>
+        <w:t xml:space="preserve"> (10) </w:t>
       </w:r>
       <w:r>
         <w:rPr>
@@ -8259,14 +10270,14 @@
           <w:sz w:val="19"/>
           <w:szCs w:val="19"/>
         </w:rPr>
-        <w:t xml:space="preserve"> is recognized only if the goods are identified, ready and cannot be used for other customers, and the customer asked for the arrangement. </w:t>
-      </w:r>
-      <w:r>
-        <w:rPr>
-          <w:sz w:val="19"/>
-          <w:szCs w:val="19"/>
-        </w:rPr>
-        <w:t xml:space="preserve">A </w:t>
+        <w:t xml:space="preserve"> sells them. </w:t>
+      </w:r>
+      <w:r>
+        <w:rPr>
+          <w:sz w:val="19"/>
+          <w:szCs w:val="19"/>
+        </w:rPr>
+        <w:t xml:space="preserve">In a </w:t>
       </w:r>
       <w:r>
         <w:rPr>
@@ -8276,7 +10287,7 @@
           <w:sz w:val="15"/>
           <w:szCs w:val="15"/>
         </w:rPr>
-        <w:t xml:space="preserve"> (6) </w:t>
+        <w:t xml:space="preserve"> (11) </w:t>
       </w:r>
       <w:r>
         <w:rPr>
@@ -8284,7 +10295,7 @@
           <w:sz w:val="19"/>
           <w:szCs w:val="19"/>
         </w:rPr>
-        <w:t xml:space="preserve">           </w:t>
+        <w:t xml:space="preserve">               </w:t>
       </w:r>
       <w:r>
         <w:rPr>
@@ -8298,14 +10309,7 @@
           <w:sz w:val="19"/>
           <w:szCs w:val="19"/>
         </w:rPr>
-        <w:t xml:space="preserve"> to buy the goods back usually means no sale has taken place. </w:t>
-      </w:r>
-      <w:r>
-        <w:rPr>
-          <w:sz w:val="19"/>
-          <w:szCs w:val="19"/>
-        </w:rPr>
-        <w:t xml:space="preserve">Customer options can create a material right, such as loyalty points, which is a separate </w:t>
+        <w:t xml:space="preserve"> arrangement, </w:t>
       </w:r>
       <w:r>
         <w:rPr>
@@ -8315,7 +10319,7 @@
           <w:sz w:val="15"/>
           <w:szCs w:val="15"/>
         </w:rPr>
-        <w:t xml:space="preserve"> (7) </w:t>
+        <w:t xml:space="preserve"> (12) </w:t>
       </w:r>
       <w:r>
         <w:rPr>
@@ -8323,7 +10327,7 @@
           <w:sz w:val="19"/>
           <w:szCs w:val="19"/>
         </w:rPr>
-        <w:t xml:space="preserve">            </w:t>
+        <w:t xml:space="preserve">           </w:t>
       </w:r>
       <w:r>
         <w:rPr>
@@ -8337,14 +10341,14 @@
           <w:sz w:val="19"/>
           <w:szCs w:val="19"/>
         </w:rPr>
-        <w:t xml:space="preserve">. </w:t>
-      </w:r>
-      <w:r>
-        <w:rPr>
-          <w:sz w:val="19"/>
-          <w:szCs w:val="19"/>
-        </w:rPr>
-        <w:t xml:space="preserve">For gift cards, the company recognizes </w:t>
+        <w:t xml:space="preserve"> is recognized only if the goods are identified, ready and cannot be used for other customers, and the customer asked for the arrangement. </w:t>
+      </w:r>
+      <w:r>
+        <w:rPr>
+          <w:sz w:val="19"/>
+          <w:szCs w:val="19"/>
+        </w:rPr>
+        <w:t xml:space="preserve">A </w:t>
       </w:r>
       <w:r>
         <w:rPr>
@@ -8354,7 +10358,7 @@
           <w:sz w:val="15"/>
           <w:szCs w:val="15"/>
         </w:rPr>
-        <w:t xml:space="preserve"> (8) </w:t>
+        <w:t xml:space="preserve"> (13) </w:t>
       </w:r>
       <w:r>
         <w:rPr>
@@ -8376,14 +10380,14 @@
           <w:sz w:val="19"/>
           <w:szCs w:val="19"/>
         </w:rPr>
-        <w:t xml:space="preserve">, the part customers are not expected to use, in proportion to the cards that are used. </w:t>
-      </w:r>
-      <w:r>
-        <w:rPr>
-          <w:sz w:val="19"/>
-          <w:szCs w:val="19"/>
-        </w:rPr>
-        <w:t xml:space="preserve"/>
+        <w:t xml:space="preserve"> to buy the goods back usually means no sale has taken place. </w:t>
+      </w:r>
+      <w:r>
+        <w:rPr>
+          <w:sz w:val="19"/>
+          <w:szCs w:val="19"/>
+        </w:rPr>
+        <w:t xml:space="preserve">Customer options can create a </w:t>
       </w:r>
       <w:r>
         <w:rPr>
@@ -8393,7 +10397,7 @@
           <w:sz w:val="15"/>
           <w:szCs w:val="15"/>
         </w:rPr>
-        <w:t xml:space="preserve"> (9) </w:t>
+        <w:t xml:space="preserve"> (14) </w:t>
       </w:r>
       <w:r>
         <w:rPr>
@@ -8401,7 +10405,7 @@
           <w:sz w:val="19"/>
           <w:szCs w:val="19"/>
         </w:rPr>
-        <w:t xml:space="preserve">               </w:t>
+        <w:t xml:space="preserve">           </w:t>
       </w:r>
       <w:r>
         <w:rPr>
@@ -8415,14 +10419,7 @@
           <w:sz w:val="19"/>
           <w:szCs w:val="19"/>
         </w:rPr>
-        <w:t xml:space="preserve"> upfront fees are usually deferred. </w:t>
-      </w:r>
-      <w:r>
-        <w:rPr>
-          <w:sz w:val="19"/>
-          <w:szCs w:val="19"/>
-        </w:rPr>
-        <w:t xml:space="preserve">Chapter 12 explains </w:t>
+        <w:t xml:space="preserve"> right, such as loyalty points, which is a separate </w:t>
       </w:r>
       <w:r>
         <w:rPr>
@@ -8432,7 +10429,7 @@
           <w:sz w:val="15"/>
           <w:szCs w:val="15"/>
         </w:rPr>
-        <w:t xml:space="preserve"> (10) </w:t>
+        <w:t xml:space="preserve"> (15) </w:t>
       </w:r>
       <w:r>
         <w:rPr>
@@ -8455,6 +10452,84 @@
           <w:szCs w:val="19"/>
         </w:rPr>
         <w:t xml:space="preserve">. </w:t>
+      </w:r>
+      <w:r>
+        <w:rPr>
+          <w:sz w:val="19"/>
+          <w:szCs w:val="19"/>
+        </w:rPr>
+        <w:t xml:space="preserve">For gift cards, the company recognizes </w:t>
+      </w:r>
+      <w:r>
+        <w:rPr>
+          <w:b/>
+          <w:bCs/>
+          <w:color w:val="8186EF"/>
+          <w:sz w:val="15"/>
+          <w:szCs w:val="15"/>
+        </w:rPr>
+        <w:t xml:space="preserve"> (16) </w:t>
+      </w:r>
+      <w:r>
+        <w:rPr>
+          <w:u w:val="single"/>
+          <w:sz w:val="19"/>
+          <w:szCs w:val="19"/>
+        </w:rPr>
+        <w:t xml:space="preserve">           </w:t>
+      </w:r>
+      <w:r>
+        <w:rPr>
+          <w:sz w:val="19"/>
+          <w:szCs w:val="19"/>
+        </w:rPr>
+        <w:t xml:space="preserve"> </w:t>
+      </w:r>
+      <w:r>
+        <w:rPr>
+          <w:sz w:val="19"/>
+          <w:szCs w:val="19"/>
+        </w:rPr>
+        <w:t xml:space="preserve">, the part customers are not expected to use, in </w:t>
+      </w:r>
+      <w:r>
+        <w:rPr>
+          <w:b/>
+          <w:bCs/>
+          <w:color w:val="8186EF"/>
+          <w:sz w:val="15"/>
+          <w:szCs w:val="15"/>
+        </w:rPr>
+        <w:t xml:space="preserve"> (17) </w:t>
+      </w:r>
+      <w:r>
+        <w:rPr>
+          <w:u w:val="single"/>
+          <w:sz w:val="19"/>
+          <w:szCs w:val="19"/>
+        </w:rPr>
+        <w:t xml:space="preserve">            </w:t>
+      </w:r>
+      <w:r>
+        <w:rPr>
+          <w:sz w:val="19"/>
+          <w:szCs w:val="19"/>
+        </w:rPr>
+        <w:t xml:space="preserve"> </w:t>
+      </w:r>
+      <w:r>
+        <w:rPr>
+          <w:sz w:val="19"/>
+          <w:szCs w:val="19"/>
+        </w:rPr>
+        <w:t xml:space="preserve"> to the cards that are used. </w:t>
+      </w:r>
+      <w:r>
+        <w:rPr>
+          <w:sz w:val="19"/>
+          <w:szCs w:val="19"/>
+        </w:rPr>
+        <w:t xml:space="preserve">Nonrefundable upfront fees are usually deferred. </w:t>
       </w:r>
     </w:p>
     <w:tbl>
@@ -8512,7 +10587,7 @@
                 <w:sz w:val="16"/>
                 <w:szCs w:val="16"/>
               </w:rPr>
-              <w:t xml:space="preserve">revenue   ·   promise   ·   Nonrefundable   ·   consignment   ·   obligation   ·   breakage   ·   agent   ·   warranties</w:t>
+              <w:t xml:space="preserve">material   ·   promise   ·   revenue   ·   bill-and-hold   ·   consignment   ·   proportion   ·   separately   ·   consignee   ·   breakage   ·   obligation</w:t>
             </w:r>
           </w:p>
         </w:tc>
@@ -8586,7 +10661,7 @@
           <w:sz w:val="16"/>
           <w:szCs w:val="16"/>
         </w:rPr>
-        <w:t xml:space="preserve">      gaps 11–12</w:t>
+        <w:t xml:space="preserve">      gaps 18–19</w:t>
       </w:r>
     </w:p>
     <w:p>
@@ -8609,7 +10684,7 @@
           <w:sz w:val="15"/>
           <w:szCs w:val="15"/>
         </w:rPr>
-        <w:t xml:space="preserve"> (11) </w:t>
+        <w:t xml:space="preserve"> (18) </w:t>
       </w:r>
       <w:r>
         <w:rPr>
@@ -8648,7 +10723,7 @@
           <w:sz w:val="15"/>
           <w:szCs w:val="15"/>
         </w:rPr>
-        <w:t xml:space="preserve"> (12) </w:t>
+        <w:t xml:space="preserve"> (19) </w:t>
       </w:r>
       <w:r>
         <w:rPr>
@@ -8735,7 +10810,7 @@
                 <w:sz w:val="16"/>
                 <w:szCs w:val="16"/>
               </w:rPr>
-              <w:t xml:space="preserve">separately   ·   agent   ·   revenue</w:t>
+              <w:t xml:space="preserve">separately   ·   whether   ·   revenue</w:t>
             </w:r>
           </w:p>
         </w:tc>
@@ -8883,7 +10958,7 @@
                 <w:sz w:val="16"/>
                 <w:szCs w:val="16"/>
               </w:rPr>
-              <w:t xml:space="preserve">bill-and-hold arrangement   ·   Cost of goods sold   ·   Refund liability</w:t>
+              <w:t xml:space="preserve">transaction price   ·   Cost of goods sold   ·   Refund liability</w:t>
             </w:r>
           </w:p>
         </w:tc>
@@ -9019,7 +11094,7 @@
                 <w:sz w:val="16"/>
                 <w:szCs w:val="16"/>
               </w:rPr>
-              <w:t xml:space="preserve">matching principle   ·   breakage   ·   agent</w:t>
+              <w:t xml:space="preserve">الأصيل   ·   breakage   ·   agent   ·   principal</w:t>
             </w:r>
           </w:p>
         </w:tc>
@@ -9544,7 +11619,7 @@
                 <w:sz w:val="16"/>
                 <w:szCs w:val="16"/>
               </w:rPr>
-              <w:t xml:space="preserve">revenue</w:t>
+              <w:t xml:space="preserve">involved</w:t>
             </w:r>
           </w:p>
         </w:tc>
@@ -9570,14 +11645,14 @@
                 <w:sz w:val="16"/>
                 <w:szCs w:val="16"/>
               </w:rPr>
-              <w:t xml:space="preserve">9  </w:t>
-            </w:r>
-            <w:r>
-              <w:rPr>
-                <w:sz w:val="16"/>
-                <w:szCs w:val="16"/>
-              </w:rPr>
-              <w:t xml:space="preserve">Nonrefundable</w:t>
+              <w:t xml:space="preserve">13  </w:t>
+            </w:r>
+            <w:r>
+              <w:rPr>
+                <w:sz w:val="16"/>
+                <w:szCs w:val="16"/>
+              </w:rPr>
+              <w:t xml:space="preserve">promise</w:t>
             </w:r>
           </w:p>
         </w:tc>
@@ -9612,7 +11687,7 @@
                 <w:sz w:val="16"/>
                 <w:szCs w:val="16"/>
               </w:rPr>
-              <w:t xml:space="preserve">expected</w:t>
+              <w:t xml:space="preserve">whether</w:t>
             </w:r>
           </w:p>
         </w:tc>
@@ -9638,14 +11713,14 @@
                 <w:sz w:val="16"/>
                 <w:szCs w:val="16"/>
               </w:rPr>
-              <w:t xml:space="preserve">10  </w:t>
-            </w:r>
-            <w:r>
-              <w:rPr>
-                <w:sz w:val="16"/>
-                <w:szCs w:val="16"/>
-              </w:rPr>
-              <w:t xml:space="preserve">warranties</w:t>
+              <w:t xml:space="preserve">14  </w:t>
+            </w:r>
+            <w:r>
+              <w:rPr>
+                <w:sz w:val="16"/>
+                <w:szCs w:val="16"/>
+              </w:rPr>
+              <w:t xml:space="preserve">material</w:t>
             </w:r>
           </w:p>
         </w:tc>
@@ -9680,7 +11755,7 @@
                 <w:sz w:val="16"/>
                 <w:szCs w:val="16"/>
               </w:rPr>
-              <w:t xml:space="preserve">netted</w:t>
+              <w:t xml:space="preserve">controls</w:t>
             </w:r>
           </w:p>
         </w:tc>
@@ -9706,14 +11781,14 @@
                 <w:sz w:val="16"/>
                 <w:szCs w:val="16"/>
               </w:rPr>
-              <w:t xml:space="preserve">11  </w:t>
-            </w:r>
-            <w:r>
-              <w:rPr>
-                <w:sz w:val="16"/>
-                <w:szCs w:val="16"/>
-              </w:rPr>
-              <w:t xml:space="preserve">revenue</w:t>
+              <w:t xml:space="preserve">15  </w:t>
+            </w:r>
+            <w:r>
+              <w:rPr>
+                <w:sz w:val="16"/>
+                <w:szCs w:val="16"/>
+              </w:rPr>
+              <w:t xml:space="preserve">obligation</w:t>
             </w:r>
           </w:p>
         </w:tc>
@@ -9748,7 +11823,7 @@
                 <w:sz w:val="16"/>
                 <w:szCs w:val="16"/>
               </w:rPr>
-              <w:t xml:space="preserve">consignment</w:t>
+              <w:t xml:space="preserve">transferred</w:t>
             </w:r>
           </w:p>
         </w:tc>
@@ -9774,14 +11849,14 @@
                 <w:sz w:val="16"/>
                 <w:szCs w:val="16"/>
               </w:rPr>
-              <w:t xml:space="preserve">12  </w:t>
-            </w:r>
-            <w:r>
-              <w:rPr>
-                <w:sz w:val="16"/>
-                <w:szCs w:val="16"/>
-              </w:rPr>
-              <w:t xml:space="preserve">separately</w:t>
+              <w:t xml:space="preserve">16  </w:t>
+            </w:r>
+            <w:r>
+              <w:rPr>
+                <w:sz w:val="16"/>
+                <w:szCs w:val="16"/>
+              </w:rPr>
+              <w:t xml:space="preserve">breakage</w:t>
             </w:r>
           </w:p>
         </w:tc>
@@ -9816,7 +11891,7 @@
                 <w:sz w:val="16"/>
                 <w:szCs w:val="16"/>
               </w:rPr>
-              <w:t xml:space="preserve">revenue</w:t>
+              <w:t xml:space="preserve">arranges</w:t>
             </w:r>
           </w:p>
         </w:tc>
@@ -9842,14 +11917,14 @@
                 <w:sz w:val="16"/>
                 <w:szCs w:val="16"/>
               </w:rPr>
-              <w:t xml:space="preserve">13  </w:t>
-            </w:r>
-            <w:r>
-              <w:rPr>
-                <w:sz w:val="16"/>
-                <w:szCs w:val="16"/>
-              </w:rPr>
-              <w:t xml:space="preserve">Refund liability</w:t>
+              <w:t xml:space="preserve">17  </w:t>
+            </w:r>
+            <w:r>
+              <w:rPr>
+                <w:sz w:val="16"/>
+                <w:szCs w:val="16"/>
+              </w:rPr>
+              <w:t xml:space="preserve">proportion</w:t>
             </w:r>
           </w:p>
         </w:tc>
@@ -9884,7 +11959,7 @@
                 <w:sz w:val="16"/>
                 <w:szCs w:val="16"/>
               </w:rPr>
-              <w:t xml:space="preserve">promise</w:t>
+              <w:t xml:space="preserve">commission</w:t>
             </w:r>
           </w:p>
         </w:tc>
@@ -9910,14 +11985,14 @@
                 <w:sz w:val="16"/>
                 <w:szCs w:val="16"/>
               </w:rPr>
-              <w:t xml:space="preserve">14  </w:t>
-            </w:r>
-            <w:r>
-              <w:rPr>
-                <w:sz w:val="16"/>
-                <w:szCs w:val="16"/>
-              </w:rPr>
-              <w:t xml:space="preserve">Cost of goods sold</w:t>
+              <w:t xml:space="preserve">18  </w:t>
+            </w:r>
+            <w:r>
+              <w:rPr>
+                <w:sz w:val="16"/>
+                <w:szCs w:val="16"/>
+              </w:rPr>
+              <w:t xml:space="preserve">revenue</w:t>
             </w:r>
           </w:p>
         </w:tc>
@@ -9952,7 +12027,7 @@
                 <w:sz w:val="16"/>
                 <w:szCs w:val="16"/>
               </w:rPr>
-              <w:t xml:space="preserve">obligation</w:t>
+              <w:t xml:space="preserve">customers</w:t>
             </w:r>
           </w:p>
         </w:tc>
@@ -9978,14 +12053,14 @@
                 <w:sz w:val="16"/>
                 <w:szCs w:val="16"/>
               </w:rPr>
-              <w:t xml:space="preserve">15  </w:t>
-            </w:r>
-            <w:r>
-              <w:rPr>
-                <w:sz w:val="16"/>
-                <w:szCs w:val="16"/>
-              </w:rPr>
-              <w:t xml:space="preserve">agent</w:t>
+              <w:t xml:space="preserve">19  </w:t>
+            </w:r>
+            <w:r>
+              <w:rPr>
+                <w:sz w:val="16"/>
+                <w:szCs w:val="16"/>
+              </w:rPr>
+              <w:t xml:space="preserve">separately</w:t>
             </w:r>
           </w:p>
         </w:tc>
@@ -10020,7 +12095,7 @@
                 <w:sz w:val="16"/>
                 <w:szCs w:val="16"/>
               </w:rPr>
-              <w:t xml:space="preserve">breakage</w:t>
+              <w:t xml:space="preserve">recognizes</w:t>
             </w:r>
           </w:p>
         </w:tc>
@@ -10046,7 +12121,279 @@
                 <w:sz w:val="16"/>
                 <w:szCs w:val="16"/>
               </w:rPr>
-              <w:t xml:space="preserve">16  </w:t>
+              <w:t xml:space="preserve">20  </w:t>
+            </w:r>
+            <w:r>
+              <w:rPr>
+                <w:sz w:val="16"/>
+                <w:szCs w:val="16"/>
+              </w:rPr>
+              <w:t xml:space="preserve">Refund liability</w:t>
+            </w:r>
+          </w:p>
+        </w:tc>
+      </w:tr>
+      <w:tr>
+        <w:tc>
+          <w:tcPr>
+            <w:tcW w:type="pct" w:w="2500"/>
+            <w:tcMar>
+              <w:top w:type="dxa" w:w="20"/>
+              <w:left w:type="dxa" w:w="80"/>
+              <w:bottom w:type="dxa" w:w="20"/>
+              <w:right w:type="dxa" w:w="80"/>
+            </w:tcMar>
+          </w:tcPr>
+          <w:p>
+            <w:pPr>
+              <w:spacing w:before="12" w:after="12"/>
+            </w:pPr>
+            <w:r>
+              <w:rPr>
+                <w:b/>
+                <w:bCs/>
+                <w:color w:val="8186EF"/>
+                <w:sz w:val="16"/>
+                <w:szCs w:val="16"/>
+              </w:rPr>
+              <w:t xml:space="preserve">9  </w:t>
+            </w:r>
+            <w:r>
+              <w:rPr>
+                <w:sz w:val="16"/>
+                <w:szCs w:val="16"/>
+              </w:rPr>
+              <w:t xml:space="preserve">consignment</w:t>
+            </w:r>
+          </w:p>
+        </w:tc>
+        <w:tc>
+          <w:tcPr>
+            <w:tcW w:type="pct" w:w="2500"/>
+            <w:tcMar>
+              <w:top w:type="dxa" w:w="20"/>
+              <w:left w:type="dxa" w:w="80"/>
+              <w:bottom w:type="dxa" w:w="20"/>
+              <w:right w:type="dxa" w:w="80"/>
+            </w:tcMar>
+          </w:tcPr>
+          <w:p>
+            <w:pPr>
+              <w:spacing w:before="12" w:after="12"/>
+            </w:pPr>
+            <w:r>
+              <w:rPr>
+                <w:b/>
+                <w:bCs/>
+                <w:color w:val="8186EF"/>
+                <w:sz w:val="16"/>
+                <w:szCs w:val="16"/>
+              </w:rPr>
+              <w:t xml:space="preserve">21  </w:t>
+            </w:r>
+            <w:r>
+              <w:rPr>
+                <w:sz w:val="16"/>
+                <w:szCs w:val="16"/>
+              </w:rPr>
+              <w:t xml:space="preserve">Cost of goods sold</w:t>
+            </w:r>
+          </w:p>
+        </w:tc>
+      </w:tr>
+      <w:tr>
+        <w:tc>
+          <w:tcPr>
+            <w:tcW w:type="pct" w:w="2500"/>
+            <w:tcMar>
+              <w:top w:type="dxa" w:w="20"/>
+              <w:left w:type="dxa" w:w="80"/>
+              <w:bottom w:type="dxa" w:w="20"/>
+              <w:right w:type="dxa" w:w="80"/>
+            </w:tcMar>
+          </w:tcPr>
+          <w:p>
+            <w:pPr>
+              <w:spacing w:before="12" w:after="12"/>
+            </w:pPr>
+            <w:r>
+              <w:rPr>
+                <w:b/>
+                <w:bCs/>
+                <w:color w:val="8186EF"/>
+                <w:sz w:val="16"/>
+                <w:szCs w:val="16"/>
+              </w:rPr>
+              <w:t xml:space="preserve">10  </w:t>
+            </w:r>
+            <w:r>
+              <w:rPr>
+                <w:sz w:val="16"/>
+                <w:szCs w:val="16"/>
+              </w:rPr>
+              <w:t xml:space="preserve">consignee</w:t>
+            </w:r>
+          </w:p>
+        </w:tc>
+        <w:tc>
+          <w:tcPr>
+            <w:tcW w:type="pct" w:w="2500"/>
+            <w:tcMar>
+              <w:top w:type="dxa" w:w="20"/>
+              <w:left w:type="dxa" w:w="80"/>
+              <w:bottom w:type="dxa" w:w="20"/>
+              <w:right w:type="dxa" w:w="80"/>
+            </w:tcMar>
+          </w:tcPr>
+          <w:p>
+            <w:pPr>
+              <w:spacing w:before="12" w:after="12"/>
+            </w:pPr>
+            <w:r>
+              <w:rPr>
+                <w:b/>
+                <w:bCs/>
+                <w:color w:val="8186EF"/>
+                <w:sz w:val="16"/>
+                <w:szCs w:val="16"/>
+              </w:rPr>
+              <w:t xml:space="preserve">22  </w:t>
+            </w:r>
+            <w:r>
+              <w:rPr>
+                <w:sz w:val="16"/>
+                <w:szCs w:val="16"/>
+              </w:rPr>
+              <w:t xml:space="preserve">principal</w:t>
+            </w:r>
+          </w:p>
+        </w:tc>
+      </w:tr>
+      <w:tr>
+        <w:tc>
+          <w:tcPr>
+            <w:tcW w:type="pct" w:w="2500"/>
+            <w:tcMar>
+              <w:top w:type="dxa" w:w="20"/>
+              <w:left w:type="dxa" w:w="80"/>
+              <w:bottom w:type="dxa" w:w="20"/>
+              <w:right w:type="dxa" w:w="80"/>
+            </w:tcMar>
+          </w:tcPr>
+          <w:p>
+            <w:pPr>
+              <w:spacing w:before="12" w:after="12"/>
+            </w:pPr>
+            <w:r>
+              <w:rPr>
+                <w:b/>
+                <w:bCs/>
+                <w:color w:val="8186EF"/>
+                <w:sz w:val="16"/>
+                <w:szCs w:val="16"/>
+              </w:rPr>
+              <w:t xml:space="preserve">11  </w:t>
+            </w:r>
+            <w:r>
+              <w:rPr>
+                <w:sz w:val="16"/>
+                <w:szCs w:val="16"/>
+              </w:rPr>
+              <w:t xml:space="preserve">bill-and-hold</w:t>
+            </w:r>
+          </w:p>
+        </w:tc>
+        <w:tc>
+          <w:tcPr>
+            <w:tcW w:type="pct" w:w="2500"/>
+            <w:tcMar>
+              <w:top w:type="dxa" w:w="20"/>
+              <w:left w:type="dxa" w:w="80"/>
+              <w:bottom w:type="dxa" w:w="20"/>
+              <w:right w:type="dxa" w:w="80"/>
+            </w:tcMar>
+          </w:tcPr>
+          <w:p>
+            <w:pPr>
+              <w:spacing w:before="12" w:after="12"/>
+            </w:pPr>
+            <w:r>
+              <w:rPr>
+                <w:b/>
+                <w:bCs/>
+                <w:color w:val="8186EF"/>
+                <w:sz w:val="16"/>
+                <w:szCs w:val="16"/>
+              </w:rPr>
+              <w:t xml:space="preserve">23  </w:t>
+            </w:r>
+            <w:r>
+              <w:rPr>
+                <w:sz w:val="16"/>
+                <w:szCs w:val="16"/>
+              </w:rPr>
+              <w:t xml:space="preserve">agent</w:t>
+            </w:r>
+          </w:p>
+        </w:tc>
+      </w:tr>
+      <w:tr>
+        <w:tc>
+          <w:tcPr>
+            <w:tcW w:type="pct" w:w="2500"/>
+            <w:tcMar>
+              <w:top w:type="dxa" w:w="20"/>
+              <w:left w:type="dxa" w:w="80"/>
+              <w:bottom w:type="dxa" w:w="20"/>
+              <w:right w:type="dxa" w:w="80"/>
+            </w:tcMar>
+          </w:tcPr>
+          <w:p>
+            <w:pPr>
+              <w:spacing w:before="12" w:after="12"/>
+            </w:pPr>
+            <w:r>
+              <w:rPr>
+                <w:b/>
+                <w:bCs/>
+                <w:color w:val="8186EF"/>
+                <w:sz w:val="16"/>
+                <w:szCs w:val="16"/>
+              </w:rPr>
+              <w:t xml:space="preserve">12  </w:t>
+            </w:r>
+            <w:r>
+              <w:rPr>
+                <w:sz w:val="16"/>
+                <w:szCs w:val="16"/>
+              </w:rPr>
+              <w:t xml:space="preserve">revenue</w:t>
+            </w:r>
+          </w:p>
+        </w:tc>
+        <w:tc>
+          <w:tcPr>
+            <w:tcW w:type="pct" w:w="2500"/>
+            <w:tcMar>
+              <w:top w:type="dxa" w:w="20"/>
+              <w:left w:type="dxa" w:w="80"/>
+              <w:bottom w:type="dxa" w:w="20"/>
+              <w:right w:type="dxa" w:w="80"/>
+            </w:tcMar>
+          </w:tcPr>
+          <w:p>
+            <w:pPr>
+              <w:spacing w:before="12" w:after="12"/>
+            </w:pPr>
+            <w:r>
+              <w:rPr>
+                <w:b/>
+                <w:bCs/>
+                <w:color w:val="8186EF"/>
+                <w:sz w:val="16"/>
+                <w:szCs w:val="16"/>
+              </w:rPr>
+              <w:t xml:space="preserve">24  </w:t>
             </w:r>
             <w:r>
               <w:rPr>
@@ -10096,7 +12443,7 @@
           <w:sz w:val="15"/>
           <w:szCs w:val="15"/>
         </w:rPr>
-        <w:t xml:space="preserve">When customers may return goods, the company recognizes revenue only for goods it does not expect to be returned. It records a refund liability for expected refunds and a separate asset for its right to recover the returned goods. The asset and the liability are not netted.</w:t>
+        <w:t xml:space="preserve">When another party is involved, the company must decide whether it is a principal or an agent. A principal controls the good or service before it is transferred and reports revenue gross. An agent only arranges the sale and reports its fee or commission as revenue. When customers may return goods, the company recognizes revenue only for goods it does not expect to be returned. It records a refund liability for expected refunds and a separate asset for its right to recover the returned goods. The asset and the liability are not netted.</w:t>
       </w:r>
     </w:p>
     <w:p>
@@ -10120,7 +12467,7 @@
           <w:sz w:val="15"/>
           <w:szCs w:val="15"/>
         </w:rPr>
-        <w:t xml:space="preserve">Control is also the test in other cases. Goods sent on consignment are not sold until the consignee sells them. In a bill-and-hold arrangement, revenue is recognized only if the goods are identified, ready and cannot be used for other customers, and the customer asked for the arrangement. A promise to buy the goods back usually means no sale has taken place. Customer options can create a material right, such as loyalty points, which is a separate obligation. For gift cards, the company recognizes breakage, the part customers are not expected to use, in proportion to the cards that are used. Nonrefundable upfront fees are usually deferred. Chapter 12 explains warranties.</w:t>
+        <w:t xml:space="preserve">Control is also the test in other cases. Goods sent on consignment are not sold until the consignee sells them. In a bill-and-hold arrangement, revenue is recognized only if the goods are identified, ready and cannot be used for other customers, and the customer asked for the arrangement. A promise to buy the goods back usually means no sale has taken place. Customer options can create a material right, such as loyalty points, which is a separate obligation. For gift cards, the company recognizes breakage, the part customers are not expected to use, in proportion to the cards that are used. Nonrefundable upfront fees are usually deferred.</w:t>
       </w:r>
     </w:p>
     <w:p>
@@ -10251,7 +12598,7 @@
           <w:sz w:val="16"/>
           <w:szCs w:val="16"/>
         </w:rPr>
-        <w:t xml:space="preserve">      gaps 1–11</w:t>
+        <w:t xml:space="preserve">      gaps 1–12</w:t>
       </w:r>
     </w:p>
     <w:p>
@@ -10658,7 +13005,39 @@
           <w:sz w:val="19"/>
           <w:szCs w:val="19"/>
         </w:rPr>
-        <w:t xml:space="preserve"> this amount and expenses it as it transfers the goods and services. </w:t>
+        <w:t xml:space="preserve"> this amount and expenses it as it </w:t>
+      </w:r>
+      <w:r>
+        <w:rPr>
+          <w:b/>
+          <w:bCs/>
+          <w:color w:val="8186EF"/>
+          <w:sz w:val="15"/>
+          <w:szCs w:val="15"/>
+        </w:rPr>
+        <w:t xml:space="preserve"> (12) </w:t>
+      </w:r>
+      <w:r>
+        <w:rPr>
+          <w:u w:val="single"/>
+          <w:sz w:val="19"/>
+          <w:szCs w:val="19"/>
+        </w:rPr>
+        <w:t xml:space="preserve">           </w:t>
+      </w:r>
+      <w:r>
+        <w:rPr>
+          <w:sz w:val="19"/>
+          <w:szCs w:val="19"/>
+        </w:rPr>
+        <w:t xml:space="preserve"> </w:t>
+      </w:r>
+      <w:r>
+        <w:rPr>
+          <w:sz w:val="19"/>
+          <w:szCs w:val="19"/>
+        </w:rPr>
+        <w:t xml:space="preserve"> the goods and services. </w:t>
       </w:r>
       <w:r>
         <w:rPr>
@@ -10737,7 +13116,7 @@
                 <w:sz w:val="16"/>
                 <w:szCs w:val="16"/>
               </w:rPr>
-              <w:t xml:space="preserve">follow   ·   GreenBasket   ·   related   ·   Incremental   ·   principle   ·   depreciated   ·   salesperson   ·   advertising   ·   capitalizes   ·   variable consideration   ·   commissions   ·   revenues</w:t>
+              <w:t xml:space="preserve">Incremental   ·   capitalizes   ·   related   ·   salesperson   ·   principle   ·   follow   ·   depreciated   ·   GreenBasket   ·   advertising   ·   transfers   ·   correct   ·   commissions   ·   revenues</w:t>
             </w:r>
           </w:p>
         </w:tc>
@@ -10873,7 +13252,7 @@
                 <w:sz w:val="16"/>
                 <w:szCs w:val="16"/>
               </w:rPr>
-              <w:t xml:space="preserve">May elect to treat as a fulfillment cost   ·   Revenue when the renewal period begins   ·   Never reversed   ·   May elect to exclude all   ·   transaction price</w:t>
+              <w:t xml:space="preserve">May elect to treat as a fulfillment cost   ·   Revenue when the renewal period begins   ·   Never reversed   ·   May elect to exclude all   ·   Onerous contracts</w:t>
             </w:r>
           </w:p>
         </w:tc>
@@ -10912,7 +13291,7 @@
           <w:sz w:val="16"/>
           <w:szCs w:val="16"/>
         </w:rPr>
-        <w:t xml:space="preserve">      gaps 16–18</w:t>
+        <w:t xml:space="preserve">      gaps 17–22</w:t>
       </w:r>
     </w:p>
     <w:p>
@@ -10925,7 +13304,7 @@
           <w:sz w:val="19"/>
           <w:szCs w:val="19"/>
         </w:rPr>
-        <w:t xml:space="preserve">ASU 2025-07 explains how to account for shares that a customer pays as </w:t>
+        <w:t xml:space="preserve">ASU 2025-07 </w:t>
       </w:r>
       <w:r>
         <w:rPr>
@@ -10935,7 +13314,7 @@
           <w:sz w:val="15"/>
           <w:szCs w:val="15"/>
         </w:rPr>
-        <w:t xml:space="preserve"> (16) </w:t>
+        <w:t xml:space="preserve"> (17) </w:t>
       </w:r>
       <w:r>
         <w:rPr>
@@ -10943,7 +13322,7 @@
           <w:sz w:val="19"/>
           <w:szCs w:val="19"/>
         </w:rPr>
-        <w:t xml:space="preserve">               </w:t>
+        <w:t xml:space="preserve">           </w:t>
       </w:r>
       <w:r>
         <w:rPr>
@@ -10957,14 +13336,7 @@
           <w:sz w:val="19"/>
           <w:szCs w:val="19"/>
         </w:rPr>
-        <w:t xml:space="preserve">. </w:t>
-      </w:r>
-      <w:r>
-        <w:rPr>
-          <w:sz w:val="19"/>
-          <w:szCs w:val="19"/>
-        </w:rPr>
-        <w:t xml:space="preserve">It </w:t>
+        <w:t xml:space="preserve"> how to account for shares that a customer pays as </w:t>
       </w:r>
       <w:r>
         <w:rPr>
@@ -10974,7 +13346,7 @@
           <w:sz w:val="15"/>
           <w:szCs w:val="15"/>
         </w:rPr>
-        <w:t xml:space="preserve"> (17) </w:t>
+        <w:t xml:space="preserve"> (18) </w:t>
       </w:r>
       <w:r>
         <w:rPr>
@@ -10982,7 +13354,7 @@
           <w:sz w:val="19"/>
           <w:szCs w:val="19"/>
         </w:rPr>
-        <w:t xml:space="preserve">           </w:t>
+        <w:t xml:space="preserve">               </w:t>
       </w:r>
       <w:r>
         <w:rPr>
@@ -10996,14 +13368,14 @@
           <w:sz w:val="19"/>
           <w:szCs w:val="19"/>
         </w:rPr>
-        <w:t xml:space="preserve"> from 2027 and is not testable before about January 2028. </w:t>
-      </w:r>
-      <w:r>
-        <w:rPr>
-          <w:sz w:val="19"/>
-          <w:szCs w:val="19"/>
-        </w:rPr>
-        <w:t xml:space="preserve">ASU 2025-05 adds a practical expedient for credit losses on current </w:t>
+        <w:t xml:space="preserve">. </w:t>
+      </w:r>
+      <w:r>
+        <w:rPr>
+          <w:sz w:val="19"/>
+          <w:szCs w:val="19"/>
+        </w:rPr>
+        <w:t xml:space="preserve">It </w:t>
       </w:r>
       <w:r>
         <w:rPr>
@@ -11013,7 +13385,7 @@
           <w:sz w:val="15"/>
           <w:szCs w:val="15"/>
         </w:rPr>
-        <w:t xml:space="preserve"> (18) </w:t>
+        <w:t xml:space="preserve"> (19) </w:t>
       </w:r>
       <w:r>
         <w:rPr>
@@ -11021,6 +13393,77 @@
           <w:sz w:val="19"/>
           <w:szCs w:val="19"/>
         </w:rPr>
+        <w:t xml:space="preserve">           </w:t>
+      </w:r>
+      <w:r>
+        <w:rPr>
+          <w:sz w:val="19"/>
+          <w:szCs w:val="19"/>
+        </w:rPr>
+        <w:t xml:space="preserve"> </w:t>
+      </w:r>
+      <w:r>
+        <w:rPr>
+          <w:sz w:val="19"/>
+          <w:szCs w:val="19"/>
+        </w:rPr>
+        <w:t xml:space="preserve"> from 2027 and is not testable before about January 2028. </w:t>
+      </w:r>
+      <w:r>
+        <w:rPr>
+          <w:sz w:val="19"/>
+          <w:szCs w:val="19"/>
+        </w:rPr>
+        <w:t xml:space="preserve">ASU 2025-05 adds a </w:t>
+      </w:r>
+      <w:r>
+        <w:rPr>
+          <w:b/>
+          <w:bCs/>
+          <w:color w:val="8186EF"/>
+          <w:sz w:val="15"/>
+          <w:szCs w:val="15"/>
+        </w:rPr>
+        <w:t xml:space="preserve"> (20) </w:t>
+      </w:r>
+      <w:r>
+        <w:rPr>
+          <w:u w:val="single"/>
+          <w:sz w:val="19"/>
+          <w:szCs w:val="19"/>
+        </w:rPr>
+        <w:t xml:space="preserve">           </w:t>
+      </w:r>
+      <w:r>
+        <w:rPr>
+          <w:sz w:val="19"/>
+          <w:szCs w:val="19"/>
+        </w:rPr>
+        <w:t xml:space="preserve"> </w:t>
+      </w:r>
+      <w:r>
+        <w:rPr>
+          <w:sz w:val="19"/>
+          <w:szCs w:val="19"/>
+        </w:rPr>
+        <w:t xml:space="preserve"> expedient for credit losses on current </w:t>
+      </w:r>
+      <w:r>
+        <w:rPr>
+          <w:b/>
+          <w:bCs/>
+          <w:color w:val="8186EF"/>
+          <w:sz w:val="15"/>
+          <w:szCs w:val="15"/>
+        </w:rPr>
+        <w:t xml:space="preserve"> (21) </w:t>
+      </w:r>
+      <w:r>
+        <w:rPr>
+          <w:u w:val="single"/>
+          <w:sz w:val="19"/>
+          <w:szCs w:val="19"/>
+        </w:rPr>
         <w:t xml:space="preserve">             </w:t>
       </w:r>
       <w:r>
@@ -11036,6 +13479,45 @@
           <w:szCs w:val="19"/>
         </w:rPr>
         <w:t xml:space="preserve"> and contract assets; it is not testable before about January 2027. </w:t>
+      </w:r>
+      <w:r>
+        <w:rPr>
+          <w:sz w:val="19"/>
+          <w:szCs w:val="19"/>
+        </w:rPr>
+        <w:t xml:space="preserve">Under ASC 606 the correct term is contract </w:t>
+      </w:r>
+      <w:r>
+        <w:rPr>
+          <w:b/>
+          <w:bCs/>
+          <w:color w:val="8186EF"/>
+          <w:sz w:val="15"/>
+          <w:szCs w:val="15"/>
+        </w:rPr>
+        <w:t xml:space="preserve"> (22) </w:t>
+      </w:r>
+      <w:r>
+        <w:rPr>
+          <w:u w:val="single"/>
+          <w:sz w:val="19"/>
+          <w:szCs w:val="19"/>
+        </w:rPr>
+        <w:t xml:space="preserve">           </w:t>
+      </w:r>
+      <w:r>
+        <w:rPr>
+          <w:sz w:val="19"/>
+          <w:szCs w:val="19"/>
+        </w:rPr>
+        <w:t xml:space="preserve"> </w:t>
+      </w:r>
+      <w:r>
+        <w:rPr>
+          <w:sz w:val="19"/>
+          <w:szCs w:val="19"/>
+        </w:rPr>
+        <w:t xml:space="preserve">, and it can also arise when payment is due, not only when cash is received. </w:t>
       </w:r>
     </w:p>
     <w:tbl>
@@ -11093,255 +13575,7 @@
                 <w:sz w:val="16"/>
                 <w:szCs w:val="16"/>
               </w:rPr>
-              <w:t xml:space="preserve">applies   ·   matching principle   ·   receivables   ·   consideration</w:t>
-            </w:r>
-          </w:p>
-        </w:tc>
-      </w:tr>
-    </w:tbl>
-    <w:p/>
-    <w:tbl>
-      <w:tblPr>
-        <w:tblW w:type="pct" w:w="100%"/>
-        <w:tblLayout w:type="fixed"/>
-        <w:tblBorders>
-          <w:top w:val="single" w:color="353A7C" w:sz="4"/>
-          <w:left w:val="single" w:color="353A7C" w:sz="4"/>
-          <w:bottom w:val="single" w:color="353A7C" w:sz="4"/>
-          <w:right w:val="single" w:color="353A7C" w:sz="4"/>
-          <w:insideH w:val="single" w:color="353A7C" w:sz="4"/>
-          <w:insideV w:val="single" w:color="353A7C" w:sz="4"/>
-        </w:tblBorders>
-      </w:tblPr>
-      <w:tblGrid>
-        <w:gridCol w:w="9600"/>
-      </w:tblGrid>
-      <w:tr>
-        <w:tc>
-          <w:tcPr>
-            <w:tcW w:type="pct" w:w="5000"/>
-            <w:shd w:fill="F2F4FB" w:val="clear"/>
-            <w:tcMar>
-              <w:top w:type="dxa" w:w="50"/>
-              <w:left w:type="dxa" w:w="110"/>
-              <w:bottom w:type="dxa" w:w="50"/>
-              <w:right w:type="dxa" w:w="110"/>
-            </w:tcMar>
-          </w:tcPr>
-          <w:p>
-            <w:pPr>
-              <w:spacing w:before="30" w:after="30"/>
-            </w:pPr>
-            <w:r>
-              <w:rPr>
-                <w:b/>
-                <w:bCs/>
-                <w:color w:val="353A7C"/>
-                <w:sz w:val="19"/>
-                <w:szCs w:val="19"/>
-              </w:rPr>
-              <w:t xml:space="preserve">إيرادات مؤجلة and produits constatés d'avance</w:t>
-            </w:r>
-          </w:p>
-        </w:tc>
-      </w:tr>
-    </w:tbl>
-    <w:p/>
-    <w:p>
-      <w:pPr>
-        <w:spacing w:before="44" w:after="14"/>
-      </w:pPr>
-      <w:r>
-        <w:rPr>
-          <w:b/>
-          <w:bCs/>
-          <w:color w:val="353A7C"/>
-          <w:sz w:val="18"/>
-          <w:szCs w:val="18"/>
-        </w:rPr>
-        <w:t xml:space="preserve">Summary 3</w:t>
-      </w:r>
-      <w:r>
-        <w:rPr>
-          <w:color w:val="6B7280"/>
-          <w:sz w:val="16"/>
-          <w:szCs w:val="16"/>
-        </w:rPr>
-        <w:t xml:space="preserve">      gaps 19–21</w:t>
-      </w:r>
-    </w:p>
-    <w:p>
-      <w:pPr>
-        <w:spacing w:before="20" w:after="20" w:line="360" w:lineRule="auto"/>
-        <w:ind w:left="200"/>
-      </w:pPr>
-      <w:r>
-        <w:rPr>
-          <w:sz w:val="19"/>
-          <w:szCs w:val="19"/>
-        </w:rPr>
-        <w:t xml:space="preserve">Arabic إيرادات مؤجلة and French </w:t>
-      </w:r>
-      <w:r>
-        <w:rPr>
-          <w:b/>
-          <w:bCs/>
-          <w:color w:val="8186EF"/>
-          <w:sz w:val="15"/>
-          <w:szCs w:val="15"/>
-        </w:rPr>
-        <w:t xml:space="preserve"> (19) </w:t>
-      </w:r>
-      <w:r>
-        <w:rPr>
-          <w:u w:val="single"/>
-          <w:sz w:val="19"/>
-          <w:szCs w:val="19"/>
-        </w:rPr>
-        <w:t xml:space="preserve">           </w:t>
-      </w:r>
-      <w:r>
-        <w:rPr>
-          <w:sz w:val="19"/>
-          <w:szCs w:val="19"/>
-        </w:rPr>
-        <w:t xml:space="preserve"> </w:t>
-      </w:r>
-      <w:r>
-        <w:rPr>
-          <w:sz w:val="19"/>
-          <w:szCs w:val="19"/>
-        </w:rPr>
-        <w:t xml:space="preserve"> constatés d'avance describe cash received before </w:t>
-      </w:r>
-      <w:r>
-        <w:rPr>
-          <w:b/>
-          <w:bCs/>
-          <w:color w:val="8186EF"/>
-          <w:sz w:val="15"/>
-          <w:szCs w:val="15"/>
-        </w:rPr>
-        <w:t xml:space="preserve"> (20) </w:t>
-      </w:r>
-      <w:r>
-        <w:rPr>
-          <w:u w:val="single"/>
-          <w:sz w:val="19"/>
-          <w:szCs w:val="19"/>
-        </w:rPr>
-        <w:t xml:space="preserve">           </w:t>
-      </w:r>
-      <w:r>
-        <w:rPr>
-          <w:sz w:val="19"/>
-          <w:szCs w:val="19"/>
-        </w:rPr>
-        <w:t xml:space="preserve"> </w:t>
-      </w:r>
-      <w:r>
-        <w:rPr>
-          <w:sz w:val="19"/>
-          <w:szCs w:val="19"/>
-        </w:rPr>
-        <w:t xml:space="preserve"> is earned. </w:t>
-      </w:r>
-      <w:r>
-        <w:rPr>
-          <w:sz w:val="19"/>
-          <w:szCs w:val="19"/>
-        </w:rPr>
-        <w:t xml:space="preserve">Under ASC 606 the correct term is contract </w:t>
-      </w:r>
-      <w:r>
-        <w:rPr>
-          <w:b/>
-          <w:bCs/>
-          <w:color w:val="8186EF"/>
-          <w:sz w:val="15"/>
-          <w:szCs w:val="15"/>
-        </w:rPr>
-        <w:t xml:space="preserve"> (21) </w:t>
-      </w:r>
-      <w:r>
-        <w:rPr>
-          <w:u w:val="single"/>
-          <w:sz w:val="19"/>
-          <w:szCs w:val="19"/>
-        </w:rPr>
-        <w:t xml:space="preserve">           </w:t>
-      </w:r>
-      <w:r>
-        <w:rPr>
-          <w:sz w:val="19"/>
-          <w:szCs w:val="19"/>
-        </w:rPr>
-        <w:t xml:space="preserve"> </w:t>
-      </w:r>
-      <w:r>
-        <w:rPr>
-          <w:sz w:val="19"/>
-          <w:szCs w:val="19"/>
-        </w:rPr>
-        <w:t xml:space="preserve">, and it can also arise when payment is due, not only when cash is received. </w:t>
-      </w:r>
-    </w:p>
-    <w:tbl>
-      <w:tblPr>
-        <w:tblW w:type="pct" w:w="100%"/>
-        <w:tblLayout w:type="fixed"/>
-        <w:tblBorders>
-          <w:top w:val="single" w:color="FBFAF6" w:sz="4"/>
-          <w:left w:val="single" w:color="FBFAF6" w:sz="4"/>
-          <w:bottom w:val="single" w:color="FBFAF6" w:sz="4"/>
-          <w:right w:val="single" w:color="FBFAF6" w:sz="4"/>
-          <w:insideH w:val="single" w:color="FBFAF6" w:sz="4"/>
-          <w:insideV w:val="single" w:color="FBFAF6" w:sz="4"/>
-        </w:tblBorders>
-      </w:tblPr>
-      <w:tblGrid>
-        <w:gridCol w:w="9600"/>
-      </w:tblGrid>
-      <w:tr>
-        <w:tc>
-          <w:tcPr>
-            <w:tcW w:type="pct" w:w="5000"/>
-            <w:shd w:fill="FBFAF6" w:val="clear"/>
-            <w:tcMar>
-              <w:top w:type="dxa" w:w="40"/>
-              <w:left w:type="dxa" w:w="100"/>
-              <w:bottom w:type="dxa" w:w="40"/>
-              <w:right w:type="dxa" w:w="100"/>
-            </w:tcMar>
-          </w:tcPr>
-          <w:p>
-            <w:pPr>
-              <w:spacing w:before="18" w:after="6"/>
-            </w:pPr>
-            <w:r>
-              <w:rPr>
-                <w:b/>
-                <w:bCs/>
-                <w:color w:val="6B7280"/>
-                <w:sz w:val="14"/>
-                <w:szCs w:val="14"/>
-              </w:rPr>
-              <w:t xml:space="preserve">word list</w:t>
-            </w:r>
-          </w:p>
-          <w:p>
-            <w:pPr>
-              <w:spacing w:before="0" w:after="18"/>
-            </w:pPr>
-            <w:r>
-              <w:rPr>
-                <w:b/>
-                <w:bCs/>
-                <w:color w:val="353A7C"/>
-                <w:sz w:val="16"/>
-                <w:szCs w:val="16"/>
-              </w:rPr>
-              <w:t xml:space="preserve">liability   ·   produits   ·   revenue   ·   matching principle</w:t>
+              <w:t xml:space="preserve">receivables   ·   applies   ·   practical   ·   expensed   ·   consideration   ·   liability   ·   explains</w:t>
             </w:r>
           </w:p>
         </w:tc>
@@ -11390,7 +13624,7 @@
                 <w:sz w:val="17"/>
                 <w:szCs w:val="17"/>
               </w:rPr>
-              <w:t xml:space="preserve">إيرادات مؤجلة and produits constatés d'avance</w:t>
+              <w:t xml:space="preserve">Item (USD 000) — Amount / details</w:t>
             </w:r>
           </w:p>
         </w:tc>
@@ -11399,6 +13633,7 @@
         <w:tc>
           <w:tcPr>
             <w:tcW w:type="pct" w:w="2400"/>
+            <w:shd w:fill="353A7C" w:val="clear"/>
             <w:tcMar>
               <w:top w:type="dxa" w:w="50"/>
               <w:left w:type="dxa" w:w="110"/>
@@ -11408,13 +13643,13 @@
           </w:tcPr>
           <w:p>
             <w:pPr>
-              <w:spacing w:before="26" w:after="26"/>
-            </w:pPr>
-            <w:r>
-              <w:rPr>
-                <w:b/>
-                <w:bCs/>
-                <w:color w:val="353A7C"/>
+              <w:spacing w:before="30" w:after="30"/>
+            </w:pPr>
+            <w:r>
+              <w:rPr>
+                <w:b/>
+                <w:bCs/>
+                <w:color w:val="FFFFFF"/>
                 <w:sz w:val="15"/>
                 <w:szCs w:val="15"/>
               </w:rPr>
@@ -11425,6 +13660,7 @@
         <w:tc>
           <w:tcPr>
             <w:tcW w:type="pct" w:w="2600"/>
+            <w:shd w:fill="353A7C" w:val="clear"/>
             <w:tcMar>
               <w:top w:type="dxa" w:w="50"/>
               <w:left w:type="dxa" w:w="110"/>
@@ -11434,13 +13670,13 @@
           </w:tcPr>
           <w:p>
             <w:pPr>
-              <w:spacing w:before="26" w:after="26"/>
-            </w:pPr>
-            <w:r>
-              <w:rPr>
-                <w:b/>
-                <w:bCs/>
-                <w:color w:val="353A7C"/>
+              <w:spacing w:before="30" w:after="30"/>
+            </w:pPr>
+            <w:r>
+              <w:rPr>
+                <w:b/>
+                <w:bCs/>
+                <w:color w:val="FFFFFF"/>
                 <w:sz w:val="15"/>
                 <w:szCs w:val="15"/>
               </w:rPr>
@@ -11462,13 +13698,12 @@
           </w:tcPr>
           <w:p>
             <w:pPr>
-              <w:spacing w:before="26" w:after="26"/>
-            </w:pPr>
-            <w:r>
-              <w:rPr>
-                <w:color w:val="232733"/>
-                <w:sz w:val="16"/>
-                <w:szCs w:val="16"/>
+              <w:spacing w:before="28" w:after="28"/>
+            </w:pPr>
+            <w:r>
+              <w:rPr>
+                <w:sz w:val="15"/>
+                <w:szCs w:val="15"/>
               </w:rPr>
               <w:t xml:space="preserve">Contract date</w:t>
             </w:r>
@@ -11486,13 +13721,12 @@
           </w:tcPr>
           <w:p>
             <w:pPr>
-              <w:spacing w:before="26" w:after="26"/>
-            </w:pPr>
-            <w:r>
-              <w:rPr>
-                <w:color w:val="232733"/>
-                <w:sz w:val="16"/>
-                <w:szCs w:val="16"/>
+              <w:spacing w:before="28" w:after="28"/>
+            </w:pPr>
+            <w:r>
+              <w:rPr>
+                <w:sz w:val="15"/>
+                <w:szCs w:val="15"/>
               </w:rPr>
               <w:t xml:space="preserve">September 1, 2026</w:t>
             </w:r>
@@ -11513,13 +13747,12 @@
           </w:tcPr>
           <w:p>
             <w:pPr>
-              <w:spacing w:before="26" w:after="26"/>
-            </w:pPr>
-            <w:r>
-              <w:rPr>
-                <w:color w:val="232733"/>
-                <w:sz w:val="16"/>
-                <w:szCs w:val="16"/>
+              <w:spacing w:before="28" w:after="28"/>
+            </w:pPr>
+            <w:r>
+              <w:rPr>
+                <w:sz w:val="15"/>
+                <w:szCs w:val="15"/>
               </w:rPr>
               <w:t xml:space="preserve">Customer</w:t>
             </w:r>
@@ -11528,7 +13761,7 @@
         <w:tc>
           <w:tcPr>
             <w:tcW w:type="pct" w:w="2600"/>
-            <w:shd w:fill="FBFAF6" w:val="clear"/>
+            <w:shd w:fill="FFFFFF" w:val="clear"/>
             <w:tcMar>
               <w:top w:type="dxa" w:w="50"/>
               <w:left w:type="dxa" w:w="110"/>
@@ -11538,15 +13771,17 @@
           </w:tcPr>
           <w:p>
             <w:pPr>
-              <w:spacing w:before="26" w:after="26"/>
-            </w:pPr>
-            <w:r>
-              <w:rPr>
-                <w:color w:val="232733"/>
-                <w:sz w:val="16"/>
-                <w:szCs w:val="16"/>
-              </w:rPr>
-              <w:t xml:space="preserve">Qasr Hotels, a hotel chain in Amman</w:t>
+              <w:spacing w:before="46" w:after="46"/>
+            </w:pPr>
+            <w:r>
+              <w:rPr>
+                <w:b/>
+                <w:bCs/>
+                <w:color w:val="8186EF"/>
+                <w:sz w:val="14"/>
+                <w:szCs w:val="14"/>
+              </w:rPr>
+              <w:t xml:space="preserve">(23)</w:t>
             </w:r>
           </w:p>
         </w:tc>
@@ -11564,13 +13799,12 @@
           </w:tcPr>
           <w:p>
             <w:pPr>
-              <w:spacing w:before="26" w:after="26"/>
-            </w:pPr>
-            <w:r>
-              <w:rPr>
-                <w:color w:val="232733"/>
-                <w:sz w:val="16"/>
-                <w:szCs w:val="16"/>
+              <w:spacing w:before="28" w:after="28"/>
+            </w:pPr>
+            <w:r>
+              <w:rPr>
+                <w:sz w:val="15"/>
+                <w:szCs w:val="15"/>
               </w:rPr>
               <w:t xml:space="preserve">Fixed contract price</w:t>
             </w:r>
@@ -11588,13 +13822,12 @@
           </w:tcPr>
           <w:p>
             <w:pPr>
-              <w:spacing w:before="26" w:after="26"/>
-            </w:pPr>
-            <w:r>
-              <w:rPr>
-                <w:color w:val="232733"/>
-                <w:sz w:val="16"/>
-                <w:szCs w:val="16"/>
+              <w:spacing w:before="28" w:after="28"/>
+            </w:pPr>
+            <w:r>
+              <w:rPr>
+                <w:sz w:val="15"/>
+                <w:szCs w:val="15"/>
               </w:rPr>
               <w:t xml:space="preserve">600</w:t>
             </w:r>
@@ -11615,13 +13848,12 @@
           </w:tcPr>
           <w:p>
             <w:pPr>
-              <w:spacing w:before="26" w:after="26"/>
-            </w:pPr>
-            <w:r>
-              <w:rPr>
-                <w:color w:val="232733"/>
-                <w:sz w:val="16"/>
-                <w:szCs w:val="16"/>
+              <w:spacing w:before="28" w:after="28"/>
+            </w:pPr>
+            <w:r>
+              <w:rPr>
+                <w:sz w:val="15"/>
+                <w:szCs w:val="15"/>
               </w:rPr>
               <w:t xml:space="preserve">Fruit juices: 12 equal monthly deliveries from September 2026 (standalone selling price)</w:t>
             </w:r>
@@ -11640,13 +13872,12 @@
           </w:tcPr>
           <w:p>
             <w:pPr>
-              <w:spacing w:before="26" w:after="26"/>
-            </w:pPr>
-            <w:r>
-              <w:rPr>
-                <w:color w:val="232733"/>
-                <w:sz w:val="16"/>
-                <w:szCs w:val="16"/>
+              <w:spacing w:before="28" w:after="28"/>
+            </w:pPr>
+            <w:r>
+              <w:rPr>
+                <w:sz w:val="15"/>
+                <w:szCs w:val="15"/>
               </w:rPr>
               <w:t xml:space="preserve">540</w:t>
             </w:r>
@@ -11666,13 +13897,12 @@
           </w:tcPr>
           <w:p>
             <w:pPr>
-              <w:spacing w:before="26" w:after="26"/>
-            </w:pPr>
-            <w:r>
-              <w:rPr>
-                <w:color w:val="232733"/>
-                <w:sz w:val="16"/>
-                <w:szCs w:val="16"/>
+              <w:spacing w:before="28" w:after="28"/>
+            </w:pPr>
+            <w:r>
+              <w:rPr>
+                <w:sz w:val="15"/>
+                <w:szCs w:val="15"/>
               </w:rPr>
               <w:t xml:space="preserve">Staff training on storing and serving juices, completed in September 2026 (standalone selling price)</w:t>
             </w:r>
@@ -11690,13 +13920,12 @@
           </w:tcPr>
           <w:p>
             <w:pPr>
-              <w:spacing w:before="26" w:after="26"/>
-            </w:pPr>
-            <w:r>
-              <w:rPr>
-                <w:color w:val="232733"/>
-                <w:sz w:val="16"/>
-                <w:szCs w:val="16"/>
+              <w:spacing w:before="28" w:after="28"/>
+            </w:pPr>
+            <w:r>
+              <w:rPr>
+                <w:sz w:val="15"/>
+                <w:szCs w:val="15"/>
               </w:rPr>
               <w:t xml:space="preserve">60</w:t>
             </w:r>
@@ -11717,13 +13946,12 @@
           </w:tcPr>
           <w:p>
             <w:pPr>
-              <w:spacing w:before="26" w:after="26"/>
-            </w:pPr>
-            <w:r>
-              <w:rPr>
-                <w:color w:val="232733"/>
-                <w:sz w:val="16"/>
-                <w:szCs w:val="16"/>
+              <w:spacing w:before="28" w:after="28"/>
+            </w:pPr>
+            <w:r>
+              <w:rPr>
+                <w:sz w:val="15"/>
+                <w:szCs w:val="15"/>
               </w:rPr>
               <w:t xml:space="preserve">M1</w:t>
             </w:r>
@@ -11742,13 +13970,12 @@
           </w:tcPr>
           <w:p>
             <w:pPr>
-              <w:spacing w:before="26" w:after="26"/>
-            </w:pPr>
-            <w:r>
-              <w:rPr>
-                <w:color w:val="232733"/>
-                <w:sz w:val="16"/>
-                <w:szCs w:val="16"/>
+              <w:spacing w:before="28" w:after="28"/>
+            </w:pPr>
+            <w:r>
+              <w:rPr>
+                <w:sz w:val="15"/>
+                <w:szCs w:val="15"/>
               </w:rPr>
               <w:t xml:space="preserve">If Qasr's orders pass a volume target, Qasr pays 30 less. Orontes expects the target to be met, and a reversal is not probable.</w:t>
             </w:r>
@@ -11768,13 +13995,12 @@
           </w:tcPr>
           <w:p>
             <w:pPr>
-              <w:spacing w:before="26" w:after="26"/>
-            </w:pPr>
-            <w:r>
-              <w:rPr>
-                <w:color w:val="232733"/>
-                <w:sz w:val="16"/>
-                <w:szCs w:val="16"/>
+              <w:spacing w:before="28" w:after="28"/>
+            </w:pPr>
+            <w:r>
+              <w:rPr>
+                <w:sz w:val="15"/>
+                <w:szCs w:val="15"/>
               </w:rPr>
               <w:t xml:space="preserve">M2</w:t>
             </w:r>
@@ -11792,15 +14018,46 @@
           </w:tcPr>
           <w:p>
             <w:pPr>
-              <w:spacing w:before="26" w:after="26"/>
-            </w:pPr>
-            <w:r>
-              <w:rPr>
-                <w:color w:val="232733"/>
-                <w:sz w:val="16"/>
-                <w:szCs w:val="16"/>
-              </w:rPr>
-              <w:t xml:space="preserve">Orontes pays Qasr 10 to list Orontes juices on hotel menus. Orontes receives no distinct service.</w:t>
+              <w:spacing w:before="28" w:after="28"/>
+            </w:pPr>
+            <w:r>
+              <w:rPr>
+                <w:sz w:val="15"/>
+                <w:szCs w:val="15"/>
+              </w:rPr>
+              <w:t xml:space="preserve">Orontes pays Qasr 10 to list Orontes juices on hotel menus. Orontes </w:t>
+            </w:r>
+            <w:r>
+              <w:rPr>
+                <w:b/>
+                <w:bCs/>
+                <w:color w:val="8186EF"/>
+                <w:sz w:val="14"/>
+                <w:szCs w:val="14"/>
+              </w:rPr>
+              <w:t xml:space="preserve"> (24) </w:t>
+            </w:r>
+            <w:r>
+              <w:rPr>
+                <w:u w:val="single"/>
+                <w:sz w:val="15"/>
+                <w:szCs w:val="15"/>
+              </w:rPr>
+              <w:t xml:space="preserve">              </w:t>
+            </w:r>
+            <w:r>
+              <w:rPr>
+                <w:sz w:val="15"/>
+                <w:szCs w:val="15"/>
+              </w:rPr>
+              <w:t xml:space="preserve"> </w:t>
+            </w:r>
+            <w:r>
+              <w:rPr>
+                <w:sz w:val="15"/>
+                <w:szCs w:val="15"/>
+              </w:rPr>
+              <w:t xml:space="preserve"> no distinct service.</w:t>
             </w:r>
           </w:p>
         </w:tc>
@@ -11819,13 +14076,12 @@
           </w:tcPr>
           <w:p>
             <w:pPr>
-              <w:spacing w:before="26" w:after="26"/>
-            </w:pPr>
-            <w:r>
-              <w:rPr>
-                <w:color w:val="232733"/>
-                <w:sz w:val="16"/>
-                <w:szCs w:val="16"/>
+              <w:spacing w:before="28" w:after="28"/>
+            </w:pPr>
+            <w:r>
+              <w:rPr>
+                <w:sz w:val="15"/>
+                <w:szCs w:val="15"/>
               </w:rPr>
               <w:t xml:space="preserve">M3</w:t>
             </w:r>
@@ -11844,15 +14100,46 @@
           </w:tcPr>
           <w:p>
             <w:pPr>
-              <w:spacing w:before="26" w:after="26"/>
-            </w:pPr>
-            <w:r>
-              <w:rPr>
-                <w:color w:val="232733"/>
-                <w:sz w:val="16"/>
-                <w:szCs w:val="16"/>
-              </w:rPr>
-              <w:t xml:space="preserve">Orontes delivers by its own trucks; control passes when the juices arrive. Orontes treats shipping as a fulfillment cost.</w:t>
+              <w:spacing w:before="28" w:after="28"/>
+            </w:pPr>
+            <w:r>
+              <w:rPr>
+                <w:sz w:val="15"/>
+                <w:szCs w:val="15"/>
+              </w:rPr>
+              <w:t xml:space="preserve">Orontes delivers by its own trucks; control passes when the juices arrive. Orontes treats shipping as a </w:t>
+            </w:r>
+            <w:r>
+              <w:rPr>
+                <w:b/>
+                <w:bCs/>
+                <w:color w:val="8186EF"/>
+                <w:sz w:val="14"/>
+                <w:szCs w:val="14"/>
+              </w:rPr>
+              <w:t xml:space="preserve"> (25) </w:t>
+            </w:r>
+            <w:r>
+              <w:rPr>
+                <w:u w:val="single"/>
+                <w:sz w:val="15"/>
+                <w:szCs w:val="15"/>
+              </w:rPr>
+              <w:t xml:space="preserve">              </w:t>
+            </w:r>
+            <w:r>
+              <w:rPr>
+                <w:sz w:val="15"/>
+                <w:szCs w:val="15"/>
+              </w:rPr>
+              <w:t xml:space="preserve"> </w:t>
+            </w:r>
+            <w:r>
+              <w:rPr>
+                <w:sz w:val="15"/>
+                <w:szCs w:val="15"/>
+              </w:rPr>
+              <w:t xml:space="preserve"> cost.</w:t>
             </w:r>
           </w:p>
         </w:tc>
@@ -11870,13 +14157,12 @@
           </w:tcPr>
           <w:p>
             <w:pPr>
-              <w:spacing w:before="26" w:after="26"/>
-            </w:pPr>
-            <w:r>
-              <w:rPr>
-                <w:color w:val="232733"/>
-                <w:sz w:val="16"/>
-                <w:szCs w:val="16"/>
+              <w:spacing w:before="28" w:after="28"/>
+            </w:pPr>
+            <w:r>
+              <w:rPr>
+                <w:sz w:val="15"/>
+                <w:szCs w:val="15"/>
               </w:rPr>
               <w:t xml:space="preserve">M4</w:t>
             </w:r>
@@ -11894,15 +14180,76 @@
           </w:tcPr>
           <w:p>
             <w:pPr>
-              <w:spacing w:before="26" w:after="26"/>
-            </w:pPr>
-            <w:r>
-              <w:rPr>
-                <w:color w:val="232733"/>
-                <w:sz w:val="16"/>
-                <w:szCs w:val="16"/>
+              <w:spacing w:before="28" w:after="28"/>
+            </w:pPr>
+            <w:r>
+              <w:rPr>
+                <w:sz w:val="15"/>
+                <w:szCs w:val="15"/>
               </w:rPr>
               <w:t xml:space="preserve">By December 31, 2026, Qasr has paid 250. Four monthly deliveries have been made.</w:t>
+            </w:r>
+          </w:p>
+        </w:tc>
+      </w:tr>
+    </w:tbl>
+    <w:p/>
+    <w:tbl>
+      <w:tblPr>
+        <w:tblW w:type="pct" w:w="100%"/>
+        <w:tblLayout w:type="fixed"/>
+        <w:tblBorders>
+          <w:top w:val="single" w:color="FBFAF6" w:sz="4"/>
+          <w:left w:val="single" w:color="FBFAF6" w:sz="4"/>
+          <w:bottom w:val="single" w:color="FBFAF6" w:sz="4"/>
+          <w:right w:val="single" w:color="FBFAF6" w:sz="4"/>
+          <w:insideH w:val="single" w:color="FBFAF6" w:sz="4"/>
+          <w:insideV w:val="single" w:color="FBFAF6" w:sz="4"/>
+        </w:tblBorders>
+      </w:tblPr>
+      <w:tblGrid>
+        <w:gridCol w:w="9600"/>
+      </w:tblGrid>
+      <w:tr>
+        <w:tc>
+          <w:tcPr>
+            <w:tcW w:type="pct" w:w="5000"/>
+            <w:shd w:fill="FBFAF6" w:val="clear"/>
+            <w:tcMar>
+              <w:top w:type="dxa" w:w="40"/>
+              <w:left w:type="dxa" w:w="100"/>
+              <w:bottom w:type="dxa" w:w="40"/>
+              <w:right w:type="dxa" w:w="100"/>
+            </w:tcMar>
+          </w:tcPr>
+          <w:p>
+            <w:pPr>
+              <w:spacing w:before="18" w:after="6"/>
+            </w:pPr>
+            <w:r>
+              <w:rPr>
+                <w:b/>
+                <w:bCs/>
+                <w:color w:val="6B7280"/>
+                <w:sz w:val="14"/>
+                <w:szCs w:val="14"/>
+              </w:rPr>
+              <w:t xml:space="preserve">word list</w:t>
+            </w:r>
+          </w:p>
+          <w:p>
+            <w:pPr>
+              <w:spacing w:before="0" w:after="18"/>
+            </w:pPr>
+            <w:r>
+              <w:rPr>
+                <w:b/>
+                <w:bCs/>
+                <w:color w:val="353A7C"/>
+                <w:sz w:val="16"/>
+                <w:szCs w:val="16"/>
+              </w:rPr>
+              <w:t xml:space="preserve">receives   ·   Qasr Hotels, a hotel chain in Amman   ·   Performance obligation   ·   fulfillment</w:t>
             </w:r>
           </w:p>
         </w:tc>
@@ -12059,7 +14406,7 @@
                 <w:sz w:val="14"/>
                 <w:szCs w:val="14"/>
               </w:rPr>
-              <w:t xml:space="preserve">(22)</w:t>
+              <w:t xml:space="preserve">(26)</w:t>
             </w:r>
           </w:p>
         </w:tc>
@@ -12092,7 +14439,7 @@
         <w:tc>
           <w:tcPr>
             <w:tcW w:type="pct" w:w="2600"/>
-            <w:shd w:fill="FBFAF6" w:val="clear"/>
+            <w:shd w:fill="FFFFFF" w:val="clear"/>
             <w:tcMar>
               <w:top w:type="dxa" w:w="50"/>
               <w:left w:type="dxa" w:w="110"/>
@@ -12102,14 +14449,17 @@
           </w:tcPr>
           <w:p>
             <w:pPr>
-              <w:spacing w:before="28" w:after="28"/>
-            </w:pPr>
-            <w:r>
-              <w:rPr>
-                <w:sz w:val="15"/>
-                <w:szCs w:val="15"/>
-              </w:rPr>
-              <w:t xml:space="preserve">50 × $20 = 1,000</w:t>
+              <w:spacing w:before="46" w:after="46"/>
+            </w:pPr>
+            <w:r>
+              <w:rPr>
+                <w:b/>
+                <w:bCs/>
+                <w:color w:val="8186EF"/>
+                <w:sz w:val="14"/>
+                <w:szCs w:val="14"/>
+              </w:rPr>
+              <w:t xml:space="preserve">(27)</w:t>
             </w:r>
           </w:p>
         </w:tc>
@@ -12190,7 +14540,7 @@
         <w:tc>
           <w:tcPr>
             <w:tcW w:type="pct" w:w="2600"/>
-            <w:shd w:fill="FFFFFF" w:val="clear"/>
+            <w:shd w:fill="FBFAF6" w:val="clear"/>
             <w:tcMar>
               <w:top w:type="dxa" w:w="50"/>
               <w:left w:type="dxa" w:w="110"/>
@@ -12200,17 +14550,14 @@
           </w:tcPr>
           <w:p>
             <w:pPr>
-              <w:spacing w:before="46" w:after="46"/>
-            </w:pPr>
-            <w:r>
-              <w:rPr>
-                <w:b/>
-                <w:bCs/>
-                <w:color w:val="8186EF"/>
-                <w:sz w:val="14"/>
-                <w:szCs w:val="14"/>
-              </w:rPr>
-              <w:t xml:space="preserve">(23)</w:t>
+              <w:spacing w:before="28" w:after="28"/>
+            </w:pPr>
+            <w:r>
+              <w:rPr>
+                <w:sz w:val="15"/>
+                <w:szCs w:val="15"/>
+              </w:rPr>
+              <w:t xml:space="preserve">(1,000 − 50) × $12 = 11,400</w:t>
             </w:r>
           </w:p>
         </w:tc>
@@ -12272,7 +14619,7 @@
                 <w:sz w:val="16"/>
                 <w:szCs w:val="16"/>
               </w:rPr>
-              <w:t xml:space="preserve">(1,000 − 50) × $12 = 11,400   ·   50 × $20 = 1,000   ·   (1,000 − 50) × $20 = 19,000</w:t>
+              <w:t xml:space="preserve">Revenue when the renewal period begins   ·   (1,000 − 50) × $20 = 19,000   ·   50 × $20 = 1,000</w:t>
             </w:r>
           </w:p>
         </w:tc>
@@ -12420,7 +14767,7 @@
                 <w:sz w:val="16"/>
                 <w:szCs w:val="16"/>
               </w:rPr>
-              <w:t xml:space="preserve">Staff training   ·   output method   ·   Menu listing fee (M2)</w:t>
+              <w:t xml:space="preserve">Volume rebate (M1)   ·   point in time   ·   Monthly juice deliveries</w:t>
             </w:r>
           </w:p>
         </w:tc>
@@ -12556,7 +14903,7 @@
                 <w:sz w:val="16"/>
                 <w:szCs w:val="16"/>
               </w:rPr>
-              <w:t xml:space="preserve">incremental costs of obtaining a contract   ·   agent   ·   input method</w:t>
+              <w:t xml:space="preserve">incremental costs of obtaining a contract   ·   agent   ·   مبدأ مقابلة الإيرادات بالمصروفات</w:t>
             </w:r>
           </w:p>
         </w:tc>
@@ -12891,14 +15238,14 @@
                 <w:sz w:val="16"/>
                 <w:szCs w:val="16"/>
               </w:rPr>
-              <w:t xml:space="preserve">15  </w:t>
-            </w:r>
-            <w:r>
-              <w:rPr>
-                <w:sz w:val="16"/>
-                <w:szCs w:val="16"/>
-              </w:rPr>
-              <w:t xml:space="preserve">Revenue when the renewal period begins</w:t>
+              <w:t xml:space="preserve">17  </w:t>
+            </w:r>
+            <w:r>
+              <w:rPr>
+                <w:sz w:val="16"/>
+                <w:szCs w:val="16"/>
+              </w:rPr>
+              <w:t xml:space="preserve">explains</w:t>
             </w:r>
           </w:p>
         </w:tc>
@@ -12959,7 +15306,7 @@
                 <w:sz w:val="16"/>
                 <w:szCs w:val="16"/>
               </w:rPr>
-              <w:t xml:space="preserve">16  </w:t>
+              <w:t xml:space="preserve">18  </w:t>
             </w:r>
             <w:r>
               <w:rPr>
@@ -13027,7 +15374,7 @@
                 <w:sz w:val="16"/>
                 <w:szCs w:val="16"/>
               </w:rPr>
-              <w:t xml:space="preserve">17  </w:t>
+              <w:t xml:space="preserve">19  </w:t>
             </w:r>
             <w:r>
               <w:rPr>
@@ -13095,14 +15442,14 @@
                 <w:sz w:val="16"/>
                 <w:szCs w:val="16"/>
               </w:rPr>
-              <w:t xml:space="preserve">18  </w:t>
-            </w:r>
-            <w:r>
-              <w:rPr>
-                <w:sz w:val="16"/>
-                <w:szCs w:val="16"/>
-              </w:rPr>
-              <w:t xml:space="preserve">receivables</w:t>
+              <w:t xml:space="preserve">20  </w:t>
+            </w:r>
+            <w:r>
+              <w:rPr>
+                <w:sz w:val="16"/>
+                <w:szCs w:val="16"/>
+              </w:rPr>
+              <w:t xml:space="preserve">practical</w:t>
             </w:r>
           </w:p>
         </w:tc>
@@ -13163,14 +15510,14 @@
                 <w:sz w:val="16"/>
                 <w:szCs w:val="16"/>
               </w:rPr>
-              <w:t xml:space="preserve">19  </w:t>
-            </w:r>
-            <w:r>
-              <w:rPr>
-                <w:sz w:val="16"/>
-                <w:szCs w:val="16"/>
-              </w:rPr>
-              <w:t xml:space="preserve">produits</w:t>
+              <w:t xml:space="preserve">21  </w:t>
+            </w:r>
+            <w:r>
+              <w:rPr>
+                <w:sz w:val="16"/>
+                <w:szCs w:val="16"/>
+              </w:rPr>
+              <w:t xml:space="preserve">receivables</w:t>
             </w:r>
           </w:p>
         </w:tc>
@@ -13231,14 +15578,14 @@
                 <w:sz w:val="16"/>
                 <w:szCs w:val="16"/>
               </w:rPr>
-              <w:t xml:space="preserve">20  </w:t>
-            </w:r>
-            <w:r>
-              <w:rPr>
-                <w:sz w:val="16"/>
-                <w:szCs w:val="16"/>
-              </w:rPr>
-              <w:t xml:space="preserve">revenue</w:t>
+              <w:t xml:space="preserve">22  </w:t>
+            </w:r>
+            <w:r>
+              <w:rPr>
+                <w:sz w:val="16"/>
+                <w:szCs w:val="16"/>
+              </w:rPr>
+              <w:t xml:space="preserve">liability</w:t>
             </w:r>
           </w:p>
         </w:tc>
@@ -13299,14 +15646,14 @@
                 <w:sz w:val="16"/>
                 <w:szCs w:val="16"/>
               </w:rPr>
-              <w:t xml:space="preserve">21  </w:t>
-            </w:r>
-            <w:r>
-              <w:rPr>
-                <w:sz w:val="16"/>
-                <w:szCs w:val="16"/>
-              </w:rPr>
-              <w:t xml:space="preserve">liability</w:t>
+              <w:t xml:space="preserve">23  </w:t>
+            </w:r>
+            <w:r>
+              <w:rPr>
+                <w:sz w:val="16"/>
+                <w:szCs w:val="16"/>
+              </w:rPr>
+              <w:t xml:space="preserve">Qasr Hotels, a hotel chain in Amman</w:t>
             </w:r>
           </w:p>
         </w:tc>
@@ -13367,14 +15714,14 @@
                 <w:sz w:val="16"/>
                 <w:szCs w:val="16"/>
               </w:rPr>
-              <w:t xml:space="preserve">22  </w:t>
-            </w:r>
-            <w:r>
-              <w:rPr>
-                <w:sz w:val="16"/>
-                <w:szCs w:val="16"/>
-              </w:rPr>
-              <w:t xml:space="preserve">(1,000 − 50) × $20 = 19,000</w:t>
+              <w:t xml:space="preserve">24  </w:t>
+            </w:r>
+            <w:r>
+              <w:rPr>
+                <w:sz w:val="16"/>
+                <w:szCs w:val="16"/>
+              </w:rPr>
+              <w:t xml:space="preserve">receives</w:t>
             </w:r>
           </w:p>
         </w:tc>
@@ -13435,14 +15782,14 @@
                 <w:sz w:val="16"/>
                 <w:szCs w:val="16"/>
               </w:rPr>
-              <w:t xml:space="preserve">23  </w:t>
-            </w:r>
-            <w:r>
-              <w:rPr>
-                <w:sz w:val="16"/>
-                <w:szCs w:val="16"/>
-              </w:rPr>
-              <w:t xml:space="preserve">(1,000 − 50) × $12 = 11,400</w:t>
+              <w:t xml:space="preserve">25  </w:t>
+            </w:r>
+            <w:r>
+              <w:rPr>
+                <w:sz w:val="16"/>
+                <w:szCs w:val="16"/>
+              </w:rPr>
+              <w:t xml:space="preserve">fulfillment</w:t>
             </w:r>
           </w:p>
         </w:tc>
@@ -13503,14 +15850,14 @@
                 <w:sz w:val="16"/>
                 <w:szCs w:val="16"/>
               </w:rPr>
-              <w:t xml:space="preserve">24  </w:t>
-            </w:r>
-            <w:r>
-              <w:rPr>
-                <w:sz w:val="16"/>
-                <w:szCs w:val="16"/>
-              </w:rPr>
-              <w:t xml:space="preserve">Staff training</w:t>
+              <w:t xml:space="preserve">26  </w:t>
+            </w:r>
+            <w:r>
+              <w:rPr>
+                <w:sz w:val="16"/>
+                <w:szCs w:val="16"/>
+              </w:rPr>
+              <w:t xml:space="preserve">(1,000 − 50) × $20 = 19,000</w:t>
             </w:r>
           </w:p>
         </w:tc>
@@ -13571,14 +15918,14 @@
                 <w:sz w:val="16"/>
                 <w:szCs w:val="16"/>
               </w:rPr>
-              <w:t xml:space="preserve">25  </w:t>
-            </w:r>
-            <w:r>
-              <w:rPr>
-                <w:sz w:val="16"/>
-                <w:szCs w:val="16"/>
-              </w:rPr>
-              <w:t xml:space="preserve">Menu listing fee (M2)</w:t>
+              <w:t xml:space="preserve">27  </w:t>
+            </w:r>
+            <w:r>
+              <w:rPr>
+                <w:sz w:val="16"/>
+                <w:szCs w:val="16"/>
+              </w:rPr>
+              <w:t xml:space="preserve">50 × $20 = 1,000</w:t>
             </w:r>
           </w:p>
         </w:tc>
@@ -13613,7 +15960,7 @@
                 <w:sz w:val="16"/>
                 <w:szCs w:val="16"/>
               </w:rPr>
-              <w:t xml:space="preserve">May elect to treat as a fulfillment cost</w:t>
+              <w:t xml:space="preserve">transfers</w:t>
             </w:r>
           </w:p>
         </w:tc>
@@ -13639,14 +15986,14 @@
                 <w:sz w:val="16"/>
                 <w:szCs w:val="16"/>
               </w:rPr>
-              <w:t xml:space="preserve">26  </w:t>
-            </w:r>
-            <w:r>
-              <w:rPr>
-                <w:sz w:val="16"/>
-                <w:szCs w:val="16"/>
-              </w:rPr>
-              <w:t xml:space="preserve">agent</w:t>
+              <w:t xml:space="preserve">28  </w:t>
+            </w:r>
+            <w:r>
+              <w:rPr>
+                <w:sz w:val="16"/>
+                <w:szCs w:val="16"/>
+              </w:rPr>
+              <w:t xml:space="preserve">Monthly juice deliveries</w:t>
             </w:r>
           </w:p>
         </w:tc>
@@ -13681,7 +16028,7 @@
                 <w:sz w:val="16"/>
                 <w:szCs w:val="16"/>
               </w:rPr>
-              <w:t xml:space="preserve">May elect to exclude all</w:t>
+              <w:t xml:space="preserve">May elect to treat as a fulfillment cost</w:t>
             </w:r>
           </w:p>
         </w:tc>
@@ -13707,14 +16054,14 @@
                 <w:sz w:val="16"/>
                 <w:szCs w:val="16"/>
               </w:rPr>
-              <w:t xml:space="preserve">27  </w:t>
-            </w:r>
-            <w:r>
-              <w:rPr>
-                <w:sz w:val="16"/>
-                <w:szCs w:val="16"/>
-              </w:rPr>
-              <w:t xml:space="preserve">incremental costs of obtaining a contract</w:t>
+              <w:t xml:space="preserve">29  </w:t>
+            </w:r>
+            <w:r>
+              <w:rPr>
+                <w:sz w:val="16"/>
+                <w:szCs w:val="16"/>
+              </w:rPr>
+              <w:t xml:space="preserve">Volume rebate (M1)</w:t>
             </w:r>
           </w:p>
         </w:tc>
@@ -13749,7 +16096,143 @@
                 <w:sz w:val="16"/>
                 <w:szCs w:val="16"/>
               </w:rPr>
+              <w:t xml:space="preserve">May elect to exclude all</w:t>
+            </w:r>
+          </w:p>
+        </w:tc>
+        <w:tc>
+          <w:tcPr>
+            <w:tcW w:type="pct" w:w="2500"/>
+            <w:tcMar>
+              <w:top w:type="dxa" w:w="20"/>
+              <w:left w:type="dxa" w:w="80"/>
+              <w:bottom w:type="dxa" w:w="20"/>
+              <w:right w:type="dxa" w:w="80"/>
+            </w:tcMar>
+          </w:tcPr>
+          <w:p>
+            <w:pPr>
+              <w:spacing w:before="12" w:after="12"/>
+            </w:pPr>
+            <w:r>
+              <w:rPr>
+                <w:b/>
+                <w:bCs/>
+                <w:color w:val="8186EF"/>
+                <w:sz w:val="16"/>
+                <w:szCs w:val="16"/>
+              </w:rPr>
+              <w:t xml:space="preserve">30  </w:t>
+            </w:r>
+            <w:r>
+              <w:rPr>
+                <w:sz w:val="16"/>
+                <w:szCs w:val="16"/>
+              </w:rPr>
+              <w:t xml:space="preserve">agent</w:t>
+            </w:r>
+          </w:p>
+        </w:tc>
+      </w:tr>
+      <w:tr>
+        <w:tc>
+          <w:tcPr>
+            <w:tcW w:type="pct" w:w="2500"/>
+            <w:tcMar>
+              <w:top w:type="dxa" w:w="20"/>
+              <w:left w:type="dxa" w:w="80"/>
+              <w:bottom w:type="dxa" w:w="20"/>
+              <w:right w:type="dxa" w:w="80"/>
+            </w:tcMar>
+          </w:tcPr>
+          <w:p>
+            <w:pPr>
+              <w:spacing w:before="12" w:after="12"/>
+            </w:pPr>
+            <w:r>
+              <w:rPr>
+                <w:b/>
+                <w:bCs/>
+                <w:color w:val="8186EF"/>
+                <w:sz w:val="16"/>
+                <w:szCs w:val="16"/>
+              </w:rPr>
+              <w:t xml:space="preserve">15  </w:t>
+            </w:r>
+            <w:r>
+              <w:rPr>
+                <w:sz w:val="16"/>
+                <w:szCs w:val="16"/>
+              </w:rPr>
               <w:t xml:space="preserve">Never reversed</w:t>
+            </w:r>
+          </w:p>
+        </w:tc>
+        <w:tc>
+          <w:tcPr>
+            <w:tcW w:type="pct" w:w="2500"/>
+            <w:tcMar>
+              <w:top w:type="dxa" w:w="20"/>
+              <w:left w:type="dxa" w:w="80"/>
+              <w:bottom w:type="dxa" w:w="20"/>
+              <w:right w:type="dxa" w:w="80"/>
+            </w:tcMar>
+          </w:tcPr>
+          <w:p>
+            <w:pPr>
+              <w:spacing w:before="12" w:after="12"/>
+            </w:pPr>
+            <w:r>
+              <w:rPr>
+                <w:b/>
+                <w:bCs/>
+                <w:color w:val="8186EF"/>
+                <w:sz w:val="16"/>
+                <w:szCs w:val="16"/>
+              </w:rPr>
+              <w:t xml:space="preserve">31  </w:t>
+            </w:r>
+            <w:r>
+              <w:rPr>
+                <w:sz w:val="16"/>
+                <w:szCs w:val="16"/>
+              </w:rPr>
+              <w:t xml:space="preserve">incremental costs of obtaining a contract</w:t>
+            </w:r>
+          </w:p>
+        </w:tc>
+      </w:tr>
+      <w:tr>
+        <w:tc>
+          <w:tcPr>
+            <w:tcW w:type="pct" w:w="2500"/>
+            <w:tcMar>
+              <w:top w:type="dxa" w:w="20"/>
+              <w:left w:type="dxa" w:w="80"/>
+              <w:bottom w:type="dxa" w:w="20"/>
+              <w:right w:type="dxa" w:w="80"/>
+            </w:tcMar>
+          </w:tcPr>
+          <w:p>
+            <w:pPr>
+              <w:spacing w:before="12" w:after="12"/>
+            </w:pPr>
+            <w:r>
+              <w:rPr>
+                <w:b/>
+                <w:bCs/>
+                <w:color w:val="8186EF"/>
+                <w:sz w:val="16"/>
+                <w:szCs w:val="16"/>
+              </w:rPr>
+              <w:t xml:space="preserve">16  </w:t>
+            </w:r>
+            <w:r>
+              <w:rPr>
+                <w:sz w:val="16"/>
+                <w:szCs w:val="16"/>
+              </w:rPr>
+              <w:t xml:space="preserve">Revenue when the renewal period begins</w:t>
             </w:r>
           </w:p>
         </w:tc>
@@ -13839,31 +16322,7 @@
           <w:sz w:val="15"/>
           <w:szCs w:val="15"/>
         </w:rPr>
-        <w:t xml:space="preserve">ASU 2025-07 explains how to account for shares that a customer pays as consideration. It applies from 2027 and is not testable before about January 2028. ASU 2025-05 adds a practical expedient for credit losses on current receivables and contract assets; it is not testable before about January 2027.</w:t>
-      </w:r>
-    </w:p>
-    <w:p>
-      <w:pPr>
-        <w:spacing w:before="20" w:after="20"/>
-        <w:ind w:left="240" w:hanging="240"/>
-      </w:pPr>
-      <w:r>
-        <w:rPr>
-          <w:b/>
-          <w:bCs/>
-          <w:color w:val="353A7C"/>
-          <w:sz w:val="15"/>
-          <w:szCs w:val="15"/>
-        </w:rPr>
-        <w:t xml:space="preserve">Summary 3   </w:t>
-      </w:r>
-      <w:r>
-        <w:rPr>
-          <w:color w:val="6B7280"/>
-          <w:sz w:val="15"/>
-          <w:szCs w:val="15"/>
-        </w:rPr>
-        <w:t xml:space="preserve">Arabic إيرادات مؤجلة and French produits constatés d'avance describe cash received before revenue is earned. Under ASC 606 the correct term is contract liability, and it can also arise when payment is due, not only when cash is received.</w:t>
+        <w:t xml:space="preserve">ASU 2025-07 explains how to account for shares that a customer pays as consideration. It applies from 2027 and is not testable before about January 2028. ASU 2025-05 adds a practical expedient for credit losses on current receivables and contract assets; it is not testable before about January 2027. Under ASC 606 the correct term is contract liability, and it can also arise when payment is due, not only when cash is received.</w:t>
       </w:r>
     </w:p>
     <w:p>
@@ -14602,7 +17061,7 @@
               <w:sz w:val="16"/>
               <w:szCs w:val="16"/>
             </w:rPr>
-            <w:t xml:space="preserve"> of 2</w:t>
+            <w:t xml:space="preserve"> of 3</w:t>
           </w:r>
         </w:p>
       </w:tc>

--- a/CMA_Summaries_B1_Ch11.docx
+++ b/CMA_Summaries_B1_Ch11.docx
@@ -111,7 +111,7 @@
       <w:r>
         <w:drawing>
           <wp:inline distT="0" distB="0" distL="0" distR="0">
-            <wp:extent cx="5734050" cy="2142725"/>
+            <wp:extent cx="5734050" cy="2550150"/>
             <wp:effectExtent t="0" r="0" b="0" l="0"/>
             <wp:docPr id="1" name="" descr="" title=""/>
             <wp:cNvGraphicFramePr>
@@ -136,7 +136,7 @@
                   <pic:spPr bwMode="auto">
                     <a:xfrm>
                       <a:off x="0" y="0"/>
-                      <a:ext cx="5734050" cy="2142725"/>
+                      <a:ext cx="5734050" cy="2550150"/>
                     </a:xfrm>
                     <a:prstGeom prst="rect">
                       <a:avLst/>
@@ -10958,7 +10958,7 @@
                 <w:sz w:val="16"/>
                 <w:szCs w:val="16"/>
               </w:rPr>
-              <w:t xml:space="preserve">transaction price   ·   Cost of goods sold   ·   Refund liability</w:t>
+              <w:t xml:space="preserve">bill-and-hold arrangement   ·   Cost of goods sold   ·   Refund liability</w:t>
             </w:r>
           </w:p>
         </w:tc>
@@ -14767,7 +14767,7 @@
                 <w:sz w:val="16"/>
                 <w:szCs w:val="16"/>
               </w:rPr>
-              <w:t xml:space="preserve">Volume rebate (M1)   ·   point in time   ·   Monthly juice deliveries</w:t>
+              <w:t xml:space="preserve">Volume rebate (M1)   ·   standalone selling price   ·   Monthly juice deliveries</w:t>
             </w:r>
           </w:p>
         </w:tc>

--- a/CMA_Summaries_B1_Ch11.docx
+++ b/CMA_Summaries_B1_Ch11.docx
@@ -2791,7 +2791,7 @@
           <w:sz w:val="16"/>
           <w:szCs w:val="16"/>
         </w:rPr>
-        <w:t xml:space="preserve">      gaps 17–18</w:t>
+        <w:t xml:space="preserve">      gaps 17–19</w:t>
       </w:r>
     </w:p>
     <w:p>
@@ -2882,7 +2882,39 @@
           <w:sz w:val="19"/>
           <w:szCs w:val="19"/>
         </w:rPr>
-        <w:t xml:space="preserve"> is only a little more likely than not fails the U.S. contract test. </w:t>
+        <w:t xml:space="preserve"> is only a little more likely than not fails the U.S. </w:t>
+      </w:r>
+      <w:r>
+        <w:rPr>
+          <w:b/>
+          <w:bCs/>
+          <w:color w:val="8186EF"/>
+          <w:sz w:val="15"/>
+          <w:szCs w:val="15"/>
+        </w:rPr>
+        <w:t xml:space="preserve"> (19) </w:t>
+      </w:r>
+      <w:r>
+        <w:rPr>
+          <w:u w:val="single"/>
+          <w:sz w:val="19"/>
+          <w:szCs w:val="19"/>
+        </w:rPr>
+        <w:t xml:space="preserve">           </w:t>
+      </w:r>
+      <w:r>
+        <w:rPr>
+          <w:sz w:val="19"/>
+          <w:szCs w:val="19"/>
+        </w:rPr>
+        <w:t xml:space="preserve"> </w:t>
+      </w:r>
+      <w:r>
+        <w:rPr>
+          <w:sz w:val="19"/>
+          <w:szCs w:val="19"/>
+        </w:rPr>
+        <w:t xml:space="preserve"> test. </w:t>
       </w:r>
     </w:p>
     <w:tbl>
@@ -2940,7 +2972,7 @@
                 <w:sz w:val="16"/>
                 <w:szCs w:val="16"/>
               </w:rPr>
-              <w:t xml:space="preserve">collection   ·   service   ·   practice</w:t>
+              <w:t xml:space="preserve">collection   ·   variable   ·   contract   ·   practice</w:t>
             </w:r>
           </w:p>
         </w:tc>
@@ -3371,14 +3403,14 @@
                 <w:sz w:val="16"/>
                 <w:szCs w:val="16"/>
               </w:rPr>
-              <w:t xml:space="preserve">11  </w:t>
-            </w:r>
-            <w:r>
-              <w:rPr>
-                <w:sz w:val="16"/>
-                <w:szCs w:val="16"/>
-              </w:rPr>
-              <w:t xml:space="preserve">obligation</w:t>
+              <w:t xml:space="preserve">12  </w:t>
+            </w:r>
+            <w:r>
+              <w:rPr>
+                <w:sz w:val="16"/>
+                <w:szCs w:val="16"/>
+              </w:rPr>
+              <w:t xml:space="preserve">identifiable</w:t>
             </w:r>
           </w:p>
         </w:tc>
@@ -3439,14 +3471,14 @@
                 <w:sz w:val="16"/>
                 <w:szCs w:val="16"/>
               </w:rPr>
-              <w:t xml:space="preserve">12  </w:t>
-            </w:r>
-            <w:r>
-              <w:rPr>
-                <w:sz w:val="16"/>
-                <w:szCs w:val="16"/>
-              </w:rPr>
-              <w:t xml:space="preserve">identifiable</w:t>
+              <w:t xml:space="preserve">13  </w:t>
+            </w:r>
+            <w:r>
+              <w:rPr>
+                <w:sz w:val="16"/>
+                <w:szCs w:val="16"/>
+              </w:rPr>
+              <w:t xml:space="preserve">maintenance</w:t>
             </w:r>
           </w:p>
         </w:tc>
@@ -3507,14 +3539,14 @@
                 <w:sz w:val="16"/>
                 <w:szCs w:val="16"/>
               </w:rPr>
-              <w:t xml:space="preserve">13  </w:t>
-            </w:r>
-            <w:r>
-              <w:rPr>
-                <w:sz w:val="16"/>
-                <w:szCs w:val="16"/>
-              </w:rPr>
-              <w:t xml:space="preserve">maintenance</w:t>
+              <w:t xml:space="preserve">14  </w:t>
+            </w:r>
+            <w:r>
+              <w:rPr>
+                <w:sz w:val="16"/>
+                <w:szCs w:val="16"/>
+              </w:rPr>
+              <w:t xml:space="preserve">Three obligations</w:t>
             </w:r>
           </w:p>
         </w:tc>
@@ -3575,14 +3607,14 @@
                 <w:sz w:val="16"/>
                 <w:szCs w:val="16"/>
               </w:rPr>
-              <w:t xml:space="preserve">14  </w:t>
-            </w:r>
-            <w:r>
-              <w:rPr>
-                <w:sz w:val="16"/>
-                <w:szCs w:val="16"/>
-              </w:rPr>
-              <w:t xml:space="preserve">Three obligations</w:t>
+              <w:t xml:space="preserve">15  </w:t>
+            </w:r>
+            <w:r>
+              <w:rPr>
+                <w:sz w:val="16"/>
+                <w:szCs w:val="16"/>
+              </w:rPr>
+              <w:t xml:space="preserve">standalone</w:t>
             </w:r>
           </w:p>
         </w:tc>
@@ -3643,14 +3675,14 @@
                 <w:sz w:val="16"/>
                 <w:szCs w:val="16"/>
               </w:rPr>
-              <w:t xml:space="preserve">15  </w:t>
-            </w:r>
-            <w:r>
-              <w:rPr>
-                <w:sz w:val="16"/>
-                <w:szCs w:val="16"/>
-              </w:rPr>
-              <w:t xml:space="preserve">standalone</w:t>
+              <w:t xml:space="preserve">16  </w:t>
+            </w:r>
+            <w:r>
+              <w:rPr>
+                <w:sz w:val="16"/>
+                <w:szCs w:val="16"/>
+              </w:rPr>
+              <w:t xml:space="preserve">point in time</w:t>
             </w:r>
           </w:p>
         </w:tc>
@@ -3711,14 +3743,14 @@
                 <w:sz w:val="16"/>
                 <w:szCs w:val="16"/>
               </w:rPr>
-              <w:t xml:space="preserve">16  </w:t>
-            </w:r>
-            <w:r>
-              <w:rPr>
-                <w:sz w:val="16"/>
-                <w:szCs w:val="16"/>
-              </w:rPr>
-              <w:t xml:space="preserve">point in time</w:t>
+              <w:t xml:space="preserve">17  </w:t>
+            </w:r>
+            <w:r>
+              <w:rPr>
+                <w:sz w:val="16"/>
+                <w:szCs w:val="16"/>
+              </w:rPr>
+              <w:t xml:space="preserve">practice</w:t>
             </w:r>
           </w:p>
         </w:tc>
@@ -3779,14 +3811,14 @@
                 <w:sz w:val="16"/>
                 <w:szCs w:val="16"/>
               </w:rPr>
-              <w:t xml:space="preserve">17  </w:t>
-            </w:r>
-            <w:r>
-              <w:rPr>
-                <w:sz w:val="16"/>
-                <w:szCs w:val="16"/>
-              </w:rPr>
-              <w:t xml:space="preserve">practice</w:t>
+              <w:t xml:space="preserve">18  </w:t>
+            </w:r>
+            <w:r>
+              <w:rPr>
+                <w:sz w:val="16"/>
+                <w:szCs w:val="16"/>
+              </w:rPr>
+              <w:t xml:space="preserve">collection</w:t>
             </w:r>
           </w:p>
         </w:tc>
@@ -3847,14 +3879,14 @@
                 <w:sz w:val="16"/>
                 <w:szCs w:val="16"/>
               </w:rPr>
-              <w:t xml:space="preserve">18  </w:t>
-            </w:r>
-            <w:r>
-              <w:rPr>
-                <w:sz w:val="16"/>
-                <w:szCs w:val="16"/>
-              </w:rPr>
-              <w:t xml:space="preserve">collection</w:t>
+              <w:t xml:space="preserve">19  </w:t>
+            </w:r>
+            <w:r>
+              <w:rPr>
+                <w:sz w:val="16"/>
+                <w:szCs w:val="16"/>
+              </w:rPr>
+              <w:t xml:space="preserve">contract</w:t>
             </w:r>
           </w:p>
         </w:tc>
@@ -3915,7 +3947,7 @@
                 <w:sz w:val="16"/>
                 <w:szCs w:val="16"/>
               </w:rPr>
-              <w:t xml:space="preserve">19  </w:t>
+              <w:t xml:space="preserve">20  </w:t>
             </w:r>
             <w:r>
               <w:rPr>
@@ -3983,7 +4015,7 @@
                 <w:sz w:val="16"/>
                 <w:szCs w:val="16"/>
               </w:rPr>
-              <w:t xml:space="preserve">20  </w:t>
+              <w:t xml:space="preserve">21  </w:t>
             </w:r>
             <w:r>
               <w:rPr>
@@ -3991,6 +4023,64 @@
                 <w:szCs w:val="16"/>
               </w:rPr>
               <w:t xml:space="preserve">point in time</w:t>
+            </w:r>
+          </w:p>
+        </w:tc>
+      </w:tr>
+      <w:tr>
+        <w:tc>
+          <w:tcPr>
+            <w:tcW w:type="pct" w:w="2500"/>
+            <w:tcMar>
+              <w:top w:type="dxa" w:w="20"/>
+              <w:left w:type="dxa" w:w="80"/>
+              <w:bottom w:type="dxa" w:w="20"/>
+              <w:right w:type="dxa" w:w="80"/>
+            </w:tcMar>
+          </w:tcPr>
+          <w:p>
+            <w:pPr>
+              <w:spacing w:before="12" w:after="12"/>
+            </w:pPr>
+            <w:r>
+              <w:rPr>
+                <w:b/>
+                <w:bCs/>
+                <w:color w:val="8186EF"/>
+                <w:sz w:val="16"/>
+                <w:szCs w:val="16"/>
+              </w:rPr>
+              <w:t xml:space="preserve">11  </w:t>
+            </w:r>
+            <w:r>
+              <w:rPr>
+                <w:sz w:val="16"/>
+                <w:szCs w:val="16"/>
+              </w:rPr>
+              <w:t xml:space="preserve">obligation</w:t>
+            </w:r>
+          </w:p>
+        </w:tc>
+        <w:tc>
+          <w:tcPr>
+            <w:tcW w:type="pct" w:w="2500"/>
+            <w:tcMar>
+              <w:top w:type="dxa" w:w="20"/>
+              <w:left w:type="dxa" w:w="80"/>
+              <w:bottom w:type="dxa" w:w="20"/>
+              <w:right w:type="dxa" w:w="80"/>
+            </w:tcMar>
+          </w:tcPr>
+          <w:p>
+            <w:pPr>
+              <w:spacing w:before="24" w:after="24"/>
+            </w:pPr>
+            <w:r>
+              <w:rPr>
+                <w:sz w:val="16"/>
+                <w:szCs w:val="16"/>
+              </w:rPr>
+              <w:t xml:space="preserve"/>
             </w:r>
           </w:p>
         </w:tc>
@@ -5249,9 +5339,9 @@
         </w:tblBorders>
       </w:tblPr>
       <w:tblGrid>
-        <w:gridCol w:w="3759"/>
-        <w:gridCol w:w="4233"/>
-        <w:gridCol w:w="1607"/>
+        <w:gridCol w:w="3521"/>
+        <w:gridCol w:w="4224"/>
+        <w:gridCol w:w="1855"/>
       </w:tblGrid>
       <w:tr>
         <w:tc>
@@ -5286,7 +5376,7 @@
       <w:tr>
         <w:tc>
           <w:tcPr>
-            <w:tcW w:type="pct" w:w="1958"/>
+            <w:tcW w:type="pct" w:w="1834"/>
             <w:shd w:fill="353A7C" w:val="clear"/>
             <w:tcMar>
               <w:top w:type="dxa" w:w="50"/>
@@ -5313,7 +5403,7 @@
         </w:tc>
         <w:tc>
           <w:tcPr>
-            <w:tcW w:type="pct" w:w="2205"/>
+            <w:tcW w:type="pct" w:w="2200"/>
             <w:shd w:fill="353A7C" w:val="clear"/>
             <w:tcMar>
               <w:top w:type="dxa" w:w="50"/>
@@ -5340,7 +5430,7 @@
         </w:tc>
         <w:tc>
           <w:tcPr>
-            <w:tcW w:type="pct" w:w="837"/>
+            <w:tcW w:type="pct" w:w="966"/>
             <w:shd w:fill="353A7C" w:val="clear"/>
             <w:tcMar>
               <w:top w:type="dxa" w:w="50"/>
@@ -5369,7 +5459,7 @@
       <w:tr>
         <w:tc>
           <w:tcPr>
-            <w:tcW w:type="pct" w:w="1958"/>
+            <w:tcW w:type="pct" w:w="1834"/>
             <w:tcMar>
               <w:top w:type="dxa" w:w="50"/>
               <w:left w:type="dxa" w:w="110"/>
@@ -5392,7 +5482,7 @@
         </w:tc>
         <w:tc>
           <w:tcPr>
-            <w:tcW w:type="pct" w:w="2205"/>
+            <w:tcW w:type="pct" w:w="2200"/>
             <w:tcMar>
               <w:top w:type="dxa" w:w="50"/>
               <w:left w:type="dxa" w:w="110"/>
@@ -5415,7 +5505,7 @@
         </w:tc>
         <w:tc>
           <w:tcPr>
-            <w:tcW w:type="pct" w:w="837"/>
+            <w:tcW w:type="pct" w:w="966"/>
             <w:tcMar>
               <w:top w:type="dxa" w:w="50"/>
               <w:left w:type="dxa" w:w="110"/>
@@ -5440,7 +5530,7 @@
       <w:tr>
         <w:tc>
           <w:tcPr>
-            <w:tcW w:type="pct" w:w="1958"/>
+            <w:tcW w:type="pct" w:w="1834"/>
             <w:shd w:fill="FBFAF6" w:val="clear"/>
             <w:tcMar>
               <w:top w:type="dxa" w:w="50"/>
@@ -5464,7 +5554,7 @@
         </w:tc>
         <w:tc>
           <w:tcPr>
-            <w:tcW w:type="pct" w:w="2205"/>
+            <w:tcW w:type="pct" w:w="2200"/>
             <w:shd w:fill="FBFAF6" w:val="clear"/>
             <w:tcMar>
               <w:top w:type="dxa" w:w="50"/>
@@ -5520,7 +5610,7 @@
         </w:tc>
         <w:tc>
           <w:tcPr>
-            <w:tcW w:type="pct" w:w="837"/>
+            <w:tcW w:type="pct" w:w="966"/>
             <w:shd w:fill="FBFAF6" w:val="clear"/>
             <w:tcMar>
               <w:top w:type="dxa" w:w="50"/>
@@ -5546,7 +5636,7 @@
       <w:tr>
         <w:tc>
           <w:tcPr>
-            <w:tcW w:type="pct" w:w="1958"/>
+            <w:tcW w:type="pct" w:w="1834"/>
             <w:tcMar>
               <w:top w:type="dxa" w:w="50"/>
               <w:left w:type="dxa" w:w="110"/>
@@ -5569,7 +5659,7 @@
         </w:tc>
         <w:tc>
           <w:tcPr>
-            <w:tcW w:type="pct" w:w="2205"/>
+            <w:tcW w:type="pct" w:w="2200"/>
             <w:tcMar>
               <w:top w:type="dxa" w:w="50"/>
               <w:left w:type="dxa" w:w="110"/>
@@ -5592,7 +5682,7 @@
         </w:tc>
         <w:tc>
           <w:tcPr>
-            <w:tcW w:type="pct" w:w="837"/>
+            <w:tcW w:type="pct" w:w="966"/>
             <w:shd w:fill="FFFFFF" w:val="clear"/>
             <w:tcMar>
               <w:top w:type="dxa" w:w="50"/>
@@ -7373,7 +7463,7 @@
           <w:sz w:val="16"/>
           <w:szCs w:val="16"/>
         </w:rPr>
-        <w:t xml:space="preserve">      gaps 1–7</w:t>
+        <w:t xml:space="preserve">      gaps 1–8</w:t>
       </w:r>
     </w:p>
     <w:p>
@@ -7489,14 +7579,7 @@
           <w:sz w:val="19"/>
           <w:szCs w:val="19"/>
         </w:rPr>
-        <w:t xml:space="preserve">, if the company improves an asset the customer controls, or if the asset has no other use and the company has a right to payment for work done so far. </w:t>
-      </w:r>
-      <w:r>
-        <w:rPr>
-          <w:sz w:val="19"/>
-          <w:szCs w:val="19"/>
-        </w:rPr>
-        <w:t xml:space="preserve"/>
+        <w:t xml:space="preserve">, if the company </w:t>
       </w:r>
       <w:r>
         <w:rPr>
@@ -7528,7 +7611,14 @@
           <w:sz w:val="19"/>
           <w:szCs w:val="19"/>
         </w:rPr>
-        <w:t xml:space="preserve"> over time is measured by an output method, such as units </w:t>
+        <w:t xml:space="preserve"> an asset the customer controls, or if the asset has no other use and the company has a right to payment for work done so far. </w:t>
+      </w:r>
+      <w:r>
+        <w:rPr>
+          <w:sz w:val="19"/>
+          <w:szCs w:val="19"/>
+        </w:rPr>
+        <w:t xml:space="preserve"/>
       </w:r>
       <w:r>
         <w:rPr>
@@ -7560,14 +7650,7 @@
           <w:sz w:val="19"/>
           <w:szCs w:val="19"/>
         </w:rPr>
-        <w:t xml:space="preserve">, or an input method, such as costs incurred. </w:t>
-      </w:r>
-      <w:r>
-        <w:rPr>
-          <w:sz w:val="19"/>
-          <w:szCs w:val="19"/>
-        </w:rPr>
-        <w:t xml:space="preserve">If no </w:t>
+        <w:t xml:space="preserve"> over time is measured by an output method, such as units </w:t>
       </w:r>
       <w:r>
         <w:rPr>
@@ -7599,7 +7682,14 @@
           <w:sz w:val="19"/>
           <w:szCs w:val="19"/>
         </w:rPr>
-        <w:t xml:space="preserve"> criterion is met, revenue is recognized at a point in time: when </w:t>
+        <w:t xml:space="preserve">, or an input method, such as costs incurred. </w:t>
+      </w:r>
+      <w:r>
+        <w:rPr>
+          <w:sz w:val="19"/>
+          <w:szCs w:val="19"/>
+        </w:rPr>
+        <w:t xml:space="preserve">If no </w:t>
       </w:r>
       <w:r>
         <w:rPr>
@@ -7610,6 +7700,38 @@
           <w:szCs w:val="15"/>
         </w:rPr>
         <w:t xml:space="preserve"> (7) </w:t>
+      </w:r>
+      <w:r>
+        <w:rPr>
+          <w:u w:val="single"/>
+          <w:sz w:val="19"/>
+          <w:szCs w:val="19"/>
+        </w:rPr>
+        <w:t xml:space="preserve">           </w:t>
+      </w:r>
+      <w:r>
+        <w:rPr>
+          <w:sz w:val="19"/>
+          <w:szCs w:val="19"/>
+        </w:rPr>
+        <w:t xml:space="preserve"> </w:t>
+      </w:r>
+      <w:r>
+        <w:rPr>
+          <w:sz w:val="19"/>
+          <w:szCs w:val="19"/>
+        </w:rPr>
+        <w:t xml:space="preserve"> criterion is met, revenue is recognized at a point in time: when </w:t>
+      </w:r>
+      <w:r>
+        <w:rPr>
+          <w:b/>
+          <w:bCs/>
+          <w:color w:val="8186EF"/>
+          <w:sz w:val="15"/>
+          <w:szCs w:val="15"/>
+        </w:rPr>
+        <w:t xml:space="preserve"> (8) </w:t>
       </w:r>
       <w:r>
         <w:rPr>
@@ -7689,7 +7811,7 @@
                 <w:sz w:val="16"/>
                 <w:szCs w:val="16"/>
               </w:rPr>
-              <w:t xml:space="preserve">performs   ·   Progress   ·   contract   ·   delivered   ·   control   ·   receives   ·   over-time   ·   recognize</w:t>
+              <w:t xml:space="preserve">performs   ·   benefit   ·   control   ·   delivered   ·   over-time   ·   Progress   ·   receives   ·   improves   ·   recognize</w:t>
             </w:r>
           </w:p>
         </w:tc>
@@ -7763,7 +7885,7 @@
           <w:sz w:val="16"/>
           <w:szCs w:val="16"/>
         </w:rPr>
-        <w:t xml:space="preserve">      gaps 8–12</w:t>
+        <w:t xml:space="preserve">      gaps 9–13</w:t>
       </w:r>
     </w:p>
     <w:p>
@@ -7786,7 +7908,7 @@
           <w:sz w:val="15"/>
           <w:szCs w:val="15"/>
         </w:rPr>
-        <w:t xml:space="preserve"> (8) </w:t>
+        <w:t xml:space="preserve"> (9) </w:t>
       </w:r>
       <w:r>
         <w:rPr>
@@ -7825,7 +7947,7 @@
           <w:sz w:val="15"/>
           <w:szCs w:val="15"/>
         </w:rPr>
-        <w:t xml:space="preserve"> (9) </w:t>
+        <w:t xml:space="preserve"> (10) </w:t>
       </w:r>
       <w:r>
         <w:rPr>
@@ -7864,7 +7986,7 @@
           <w:sz w:val="15"/>
           <w:szCs w:val="15"/>
         </w:rPr>
-        <w:t xml:space="preserve"> (10) </w:t>
+        <w:t xml:space="preserve"> (11) </w:t>
       </w:r>
       <w:r>
         <w:rPr>
@@ -7903,7 +8025,7 @@
           <w:sz w:val="15"/>
           <w:szCs w:val="15"/>
         </w:rPr>
-        <w:t xml:space="preserve"> (11) </w:t>
+        <w:t xml:space="preserve"> (12) </w:t>
       </w:r>
       <w:r>
         <w:rPr>
@@ -7932,7 +8054,7 @@
           <w:sz w:val="19"/>
           <w:szCs w:val="19"/>
         </w:rPr>
-        <w:t xml:space="preserve">The </w:t>
+        <w:t xml:space="preserve">Total 2026 </w:t>
       </w:r>
       <w:r>
         <w:rPr>
@@ -7942,7 +8064,7 @@
           <w:sz w:val="15"/>
           <w:szCs w:val="15"/>
         </w:rPr>
-        <w:t xml:space="preserve"> (12) </w:t>
+        <w:t xml:space="preserve"> (13) </w:t>
       </w:r>
       <w:r>
         <w:rPr>
@@ -7964,7 +8086,14 @@
           <w:sz w:val="19"/>
           <w:szCs w:val="19"/>
         </w:rPr>
-        <w:t xml:space="preserve"> $564,750 will be recognized in later periods. </w:t>
+        <w:t xml:space="preserve"> is $515,250. </w:t>
+      </w:r>
+      <w:r>
+        <w:rPr>
+          <w:sz w:val="19"/>
+          <w:szCs w:val="19"/>
+        </w:rPr>
+        <w:t xml:space="preserve">The remaining $564,750 will be recognized in later periods. </w:t>
       </w:r>
     </w:p>
     <w:tbl>
@@ -8022,7 +8151,7 @@
                 <w:sz w:val="16"/>
                 <w:szCs w:val="16"/>
               </w:rPr>
-              <w:t xml:space="preserve">Maintenance   ·   liability   ·   delivery   ·   delivered   ·   remaining   ·   GreenBasket</w:t>
+              <w:t xml:space="preserve">Maintenance   ·   performs   ·   delivery   ·   delivered   ·   revenue   ·   GreenBasket</w:t>
             </w:r>
           </w:p>
         </w:tc>
@@ -8185,7 +8314,7 @@
           <w:sz w:val="16"/>
           <w:szCs w:val="16"/>
         </w:rPr>
-        <w:t xml:space="preserve">      gaps 14–16</w:t>
+        <w:t xml:space="preserve">      gaps 15–17</w:t>
       </w:r>
     </w:p>
     <w:p>
@@ -8208,7 +8337,7 @@
           <w:sz w:val="15"/>
           <w:szCs w:val="15"/>
         </w:rPr>
-        <w:t xml:space="preserve"> (14) </w:t>
+        <w:t xml:space="preserve"> (15) </w:t>
       </w:r>
       <w:r>
         <w:rPr>
@@ -8247,7 +8376,7 @@
           <w:sz w:val="15"/>
           <w:szCs w:val="15"/>
         </w:rPr>
-        <w:t xml:space="preserve"> (15) </w:t>
+        <w:t xml:space="preserve"> (16) </w:t>
       </w:r>
       <w:r>
         <w:rPr>
@@ -8286,7 +8415,7 @@
           <w:sz w:val="15"/>
           <w:szCs w:val="15"/>
         </w:rPr>
-        <w:t xml:space="preserve"> (16) </w:t>
+        <w:t xml:space="preserve"> (17) </w:t>
       </w:r>
       <w:r>
         <w:rPr>
@@ -9001,7 +9130,7 @@
                 <w:sz w:val="16"/>
                 <w:szCs w:val="16"/>
               </w:rPr>
-              <w:t xml:space="preserve">10  </w:t>
+              <w:t xml:space="preserve">11  </w:t>
             </w:r>
             <w:r>
               <w:rPr>
@@ -9069,7 +9198,7 @@
                 <w:sz w:val="16"/>
                 <w:szCs w:val="16"/>
               </w:rPr>
-              <w:t xml:space="preserve">11  </w:t>
+              <w:t xml:space="preserve">12  </w:t>
             </w:r>
             <w:r>
               <w:rPr>
@@ -9137,14 +9266,14 @@
                 <w:sz w:val="16"/>
                 <w:szCs w:val="16"/>
               </w:rPr>
-              <w:t xml:space="preserve">12  </w:t>
-            </w:r>
-            <w:r>
-              <w:rPr>
-                <w:sz w:val="16"/>
-                <w:szCs w:val="16"/>
-              </w:rPr>
-              <w:t xml:space="preserve">remaining</w:t>
+              <w:t xml:space="preserve">13  </w:t>
+            </w:r>
+            <w:r>
+              <w:rPr>
+                <w:sz w:val="16"/>
+                <w:szCs w:val="16"/>
+              </w:rPr>
+              <w:t xml:space="preserve">revenue</w:t>
             </w:r>
           </w:p>
         </w:tc>
@@ -9179,7 +9308,7 @@
                 <w:sz w:val="16"/>
                 <w:szCs w:val="16"/>
               </w:rPr>
-              <w:t xml:space="preserve">Progress</w:t>
+              <w:t xml:space="preserve">improves</w:t>
             </w:r>
           </w:p>
         </w:tc>
@@ -9205,7 +9334,7 @@
                 <w:sz w:val="16"/>
                 <w:szCs w:val="16"/>
               </w:rPr>
-              <w:t xml:space="preserve">13  </w:t>
+              <w:t xml:space="preserve">14  </w:t>
             </w:r>
             <w:r>
               <w:rPr>
@@ -9247,7 +9376,7 @@
                 <w:sz w:val="16"/>
                 <w:szCs w:val="16"/>
               </w:rPr>
-              <w:t xml:space="preserve">delivered</w:t>
+              <w:t xml:space="preserve">Progress</w:t>
             </w:r>
           </w:p>
         </w:tc>
@@ -9273,7 +9402,7 @@
                 <w:sz w:val="16"/>
                 <w:szCs w:val="16"/>
               </w:rPr>
-              <w:t xml:space="preserve">14  </w:t>
+              <w:t xml:space="preserve">15  </w:t>
             </w:r>
             <w:r>
               <w:rPr>
@@ -9315,7 +9444,7 @@
                 <w:sz w:val="16"/>
                 <w:szCs w:val="16"/>
               </w:rPr>
-              <w:t xml:space="preserve">over-time</w:t>
+              <w:t xml:space="preserve">delivered</w:t>
             </w:r>
           </w:p>
         </w:tc>
@@ -9341,7 +9470,7 @@
                 <w:sz w:val="16"/>
                 <w:szCs w:val="16"/>
               </w:rPr>
-              <w:t xml:space="preserve">15  </w:t>
+              <w:t xml:space="preserve">16  </w:t>
             </w:r>
             <w:r>
               <w:rPr>
@@ -9383,7 +9512,7 @@
                 <w:sz w:val="16"/>
                 <w:szCs w:val="16"/>
               </w:rPr>
-              <w:t xml:space="preserve">control</w:t>
+              <w:t xml:space="preserve">over-time</w:t>
             </w:r>
           </w:p>
         </w:tc>
@@ -9409,7 +9538,7 @@
                 <w:sz w:val="16"/>
                 <w:szCs w:val="16"/>
               </w:rPr>
-              <w:t xml:space="preserve">16  </w:t>
+              <w:t xml:space="preserve">17  </w:t>
             </w:r>
             <w:r>
               <w:rPr>
@@ -9451,7 +9580,7 @@
                 <w:sz w:val="16"/>
                 <w:szCs w:val="16"/>
               </w:rPr>
-              <w:t xml:space="preserve">delivery</w:t>
+              <w:t xml:space="preserve">control</w:t>
             </w:r>
           </w:p>
         </w:tc>
@@ -9477,7 +9606,7 @@
                 <w:sz w:val="16"/>
                 <w:szCs w:val="16"/>
               </w:rPr>
-              <w:t xml:space="preserve">17  </w:t>
+              <w:t xml:space="preserve">18  </w:t>
             </w:r>
             <w:r>
               <w:rPr>
@@ -9519,7 +9648,7 @@
                 <w:sz w:val="16"/>
                 <w:szCs w:val="16"/>
               </w:rPr>
-              <w:t xml:space="preserve">delivered</w:t>
+              <w:t xml:space="preserve">delivery</w:t>
             </w:r>
           </w:p>
         </w:tc>
@@ -9545,7 +9674,7 @@
                 <w:sz w:val="16"/>
                 <w:szCs w:val="16"/>
               </w:rPr>
-              <w:t xml:space="preserve">18  </w:t>
+              <w:t xml:space="preserve">19  </w:t>
             </w:r>
             <w:r>
               <w:rPr>
@@ -9553,6 +9682,64 @@
                 <w:szCs w:val="16"/>
               </w:rPr>
               <w:t xml:space="preserve">contract asset</w:t>
+            </w:r>
+          </w:p>
+        </w:tc>
+      </w:tr>
+      <w:tr>
+        <w:tc>
+          <w:tcPr>
+            <w:tcW w:type="pct" w:w="2500"/>
+            <w:tcMar>
+              <w:top w:type="dxa" w:w="20"/>
+              <w:left w:type="dxa" w:w="80"/>
+              <w:bottom w:type="dxa" w:w="20"/>
+              <w:right w:type="dxa" w:w="80"/>
+            </w:tcMar>
+          </w:tcPr>
+          <w:p>
+            <w:pPr>
+              <w:spacing w:before="12" w:after="12"/>
+            </w:pPr>
+            <w:r>
+              <w:rPr>
+                <w:b/>
+                <w:bCs/>
+                <w:color w:val="8186EF"/>
+                <w:sz w:val="16"/>
+                <w:szCs w:val="16"/>
+              </w:rPr>
+              <w:t xml:space="preserve">10  </w:t>
+            </w:r>
+            <w:r>
+              <w:rPr>
+                <w:sz w:val="16"/>
+                <w:szCs w:val="16"/>
+              </w:rPr>
+              <w:t xml:space="preserve">delivered</w:t>
+            </w:r>
+          </w:p>
+        </w:tc>
+        <w:tc>
+          <w:tcPr>
+            <w:tcW w:type="pct" w:w="2500"/>
+            <w:tcMar>
+              <w:top w:type="dxa" w:w="20"/>
+              <w:left w:type="dxa" w:w="80"/>
+              <w:bottom w:type="dxa" w:w="20"/>
+              <w:right w:type="dxa" w:w="80"/>
+            </w:tcMar>
+          </w:tcPr>
+          <w:p>
+            <w:pPr>
+              <w:spacing w:before="24" w:after="24"/>
+            </w:pPr>
+            <w:r>
+              <w:rPr>
+                <w:sz w:val="16"/>
+                <w:szCs w:val="16"/>
+              </w:rPr>
+              <w:t xml:space="preserve"/>
             </w:r>
           </w:p>
         </w:tc>
@@ -9619,7 +9806,7 @@
           <w:sz w:val="15"/>
           <w:szCs w:val="15"/>
         </w:rPr>
-        <w:t xml:space="preserve">Olive oil is recognized at each delivery. By December 31, Orontes has delivered 8,000 cases at $40 each of allocated price: $324,000. The dispenser was installed on October 1, when GreenBasket gained control: $180,000. Maintenance is over time: 3 months of 24 at $3,750 per month, $11,250. The remaining $564,750 will be recognized in later periods.</w:t>
+        <w:t xml:space="preserve">Olive oil is recognized at each delivery. By December 31, Orontes has delivered 8,000 cases at $40 each of allocated price: $324,000. The dispenser was installed on October 1, when GreenBasket gained control: $180,000. Maintenance is over time: 3 months of 24 at $3,750 per month, $11,250. Total 2026 revenue is $515,250. The remaining $564,750 will be recognized in later periods.</w:t>
       </w:r>
     </w:p>
     <w:p>

--- a/CMA_Summaries_B1_Ch11.docx
+++ b/CMA_Summaries_B1_Ch11.docx
@@ -8183,7 +8183,7 @@
           <w:sz w:val="15"/>
           <w:szCs w:val="15"/>
         </w:rPr>
-        <w:t xml:space="preserve">The bars are drawn to scale.</w:t>
+        <w:t xml:space="preserve">The parts add up to the total; the bars are to scale.</w:t>
       </w:r>
     </w:p>
     <w:p>
@@ -8194,7 +8194,7 @@
       <w:r>
         <w:drawing>
           <wp:inline distT="0" distB="0" distL="0" distR="0">
-            <wp:extent cx="5734050" cy="1644775"/>
+            <wp:extent cx="5734050" cy="1810750"/>
             <wp:effectExtent t="0" r="0" b="0" l="0"/>
             <wp:docPr id="1" name="" descr="" title=""/>
             <wp:cNvGraphicFramePr>
@@ -8219,7 +8219,7 @@
                   <pic:spPr bwMode="auto">
                     <a:xfrm>
                       <a:off x="0" y="0"/>
-                      <a:ext cx="5734050" cy="1644775"/>
+                      <a:ext cx="5734050" cy="1810750"/>
                     </a:xfrm>
                     <a:prstGeom prst="rect">
                       <a:avLst/>

--- a/CMA_Summaries_B1_Ch11.docx
+++ b/CMA_Summaries_B1_Ch11.docx
@@ -1862,7 +1862,14 @@
           <w:sz w:val="19"/>
           <w:szCs w:val="19"/>
         </w:rPr>
-        <w:t xml:space="preserve">Step 2: identify the </w:t>
+        <w:t xml:space="preserve">Step 2: identify the performance obligations. </w:t>
+      </w:r>
+      <w:r>
+        <w:rPr>
+          <w:sz w:val="19"/>
+          <w:szCs w:val="19"/>
+        </w:rPr>
+        <w:t xml:space="preserve">Each promise to </w:t>
       </w:r>
       <w:r>
         <w:rPr>
@@ -1880,7 +1887,7 @@
           <w:sz w:val="19"/>
           <w:szCs w:val="19"/>
         </w:rPr>
-        <w:t xml:space="preserve">             </w:t>
+        <w:t xml:space="preserve">           </w:t>
       </w:r>
       <w:r>
         <w:rPr>
@@ -1894,14 +1901,7 @@
           <w:sz w:val="19"/>
           <w:szCs w:val="19"/>
         </w:rPr>
-        <w:t xml:space="preserve"> obligations. </w:t>
-      </w:r>
-      <w:r>
-        <w:rPr>
-          <w:sz w:val="19"/>
-          <w:szCs w:val="19"/>
-        </w:rPr>
-        <w:t xml:space="preserve">Each promise to </w:t>
+        <w:t xml:space="preserve"> a distinct good or service is a separate </w:t>
       </w:r>
       <w:r>
         <w:rPr>
@@ -1919,7 +1919,7 @@
           <w:sz w:val="19"/>
           <w:szCs w:val="19"/>
         </w:rPr>
-        <w:t xml:space="preserve">           </w:t>
+        <w:t xml:space="preserve">            </w:t>
       </w:r>
       <w:r>
         <w:rPr>
@@ -1933,7 +1933,14 @@
           <w:sz w:val="19"/>
           <w:szCs w:val="19"/>
         </w:rPr>
-        <w:t xml:space="preserve"> a distinct good or service is a separate </w:t>
+        <w:t xml:space="preserve">. </w:t>
+      </w:r>
+      <w:r>
+        <w:rPr>
+          <w:sz w:val="19"/>
+          <w:szCs w:val="19"/>
+        </w:rPr>
+        <w:t xml:space="preserve">A good or service is distinct if the customer can benefit from it on its own and it is separately </w:t>
       </w:r>
       <w:r>
         <w:rPr>
@@ -1951,7 +1958,7 @@
           <w:sz w:val="19"/>
           <w:szCs w:val="19"/>
         </w:rPr>
-        <w:t xml:space="preserve">            </w:t>
+        <w:t xml:space="preserve">              </w:t>
       </w:r>
       <w:r>
         <w:rPr>
@@ -1965,14 +1972,7 @@
           <w:sz w:val="19"/>
           <w:szCs w:val="19"/>
         </w:rPr>
-        <w:t xml:space="preserve">. </w:t>
-      </w:r>
-      <w:r>
-        <w:rPr>
-          <w:sz w:val="19"/>
-          <w:szCs w:val="19"/>
-        </w:rPr>
-        <w:t xml:space="preserve">A good or service is distinct if the customer can benefit from it on its own and it is separately </w:t>
+        <w:t xml:space="preserve"> in the contract, not highly </w:t>
       </w:r>
       <w:r>
         <w:rPr>
@@ -1990,7 +1990,7 @@
           <w:sz w:val="19"/>
           <w:szCs w:val="19"/>
         </w:rPr>
-        <w:t xml:space="preserve">              </w:t>
+        <w:t xml:space="preserve">           </w:t>
       </w:r>
       <w:r>
         <w:rPr>
@@ -2004,7 +2004,21 @@
           <w:sz w:val="19"/>
           <w:szCs w:val="19"/>
         </w:rPr>
-        <w:t xml:space="preserve"> in the contract, not highly dependent on other promises. </w:t>
+        <w:t xml:space="preserve"> on other promises. </w:t>
+      </w:r>
+      <w:r>
+        <w:rPr>
+          <w:sz w:val="19"/>
+          <w:szCs w:val="19"/>
+        </w:rPr>
+        <w:t xml:space="preserve">GreenBasket buys olive oil, a beverage dispenser installed in its stores, and two years of dispenser maintenance. </w:t>
+      </w:r>
+      <w:r>
+        <w:rPr>
+          <w:sz w:val="19"/>
+          <w:szCs w:val="19"/>
+        </w:rPr>
+        <w:t xml:space="preserve">Each can be bought separately, so there are three performance obligations. </w:t>
       </w:r>
     </w:p>
     <w:tbl>
@@ -2062,7 +2076,7 @@
                 <w:sz w:val="16"/>
                 <w:szCs w:val="16"/>
               </w:rPr>
-              <w:t xml:space="preserve">identified   ·   obligation   ·   higher   ·   identifiable   ·   performance   ·   substantially   ·   question   ·   criteria   ·   meaning   ·   consideration   ·   commercial   ·   revenue   ·   transfer</w:t>
+              <w:t xml:space="preserve">identified   ·   identifiable   ·   higher   ·   dependent   ·   transfer   ·   substantially   ·   customer   ·   criteria   ·   meaning   ·   consideration   ·   commercial   ·   revenue   ·   obligation</w:t>
             </w:r>
           </w:p>
         </w:tc>
@@ -2972,7 +2986,7 @@
                 <w:sz w:val="16"/>
                 <w:szCs w:val="16"/>
               </w:rPr>
-              <w:t xml:space="preserve">collection   ·   variable   ·   contract   ·   practice</w:t>
+              <w:t xml:space="preserve">collection   ·   promises   ·   contract   ·   practice</w:t>
             </w:r>
           </w:p>
         </w:tc>
@@ -3410,7 +3424,7 @@
                 <w:sz w:val="16"/>
                 <w:szCs w:val="16"/>
               </w:rPr>
-              <w:t xml:space="preserve">identifiable</w:t>
+              <w:t xml:space="preserve">dependent</w:t>
             </w:r>
           </w:p>
         </w:tc>
@@ -3921,7 +3935,7 @@
                 <w:sz w:val="16"/>
                 <w:szCs w:val="16"/>
               </w:rPr>
-              <w:t xml:space="preserve">performance</w:t>
+              <w:t xml:space="preserve">transfer</w:t>
             </w:r>
           </w:p>
         </w:tc>
@@ -3989,7 +4003,7 @@
                 <w:sz w:val="16"/>
                 <w:szCs w:val="16"/>
               </w:rPr>
-              <w:t xml:space="preserve">transfer</w:t>
+              <w:t xml:space="preserve">obligation</w:t>
             </w:r>
           </w:p>
         </w:tc>
@@ -4057,7 +4071,7 @@
                 <w:sz w:val="16"/>
                 <w:szCs w:val="16"/>
               </w:rPr>
-              <w:t xml:space="preserve">obligation</w:t>
+              <w:t xml:space="preserve">identifiable</w:t>
             </w:r>
           </w:p>
         </w:tc>
@@ -4123,7 +4137,7 @@
           <w:sz w:val="15"/>
           <w:szCs w:val="15"/>
         </w:rPr>
-        <w:t xml:space="preserve">Step 1: identify the contract. A contract exists only if the parties have approved it and are committed to it, each party's rights and the payment terms can be identified, and the contract has commercial substance. Finally, it must be probable that the company will collect substantially all of the consideration. If these criteria are not met, cash received from the customer is a liability, not revenue. In U.S. GAAP, probable means likely: a higher level than the IFRS meaning of more likely than not. Step 2: identify the performance obligations. Each promise to transfer a distinct good or service is a separate obligation. A good or service is distinct if the customer can benefit from it on its own and it is separately identifiable in the contract, not highly dependent on other promises.</w:t>
+        <w:t xml:space="preserve">Step 1: identify the contract. A contract exists only if the parties have approved it and are committed to it, each party's rights and the payment terms can be identified, and the contract has commercial substance. Finally, it must be probable that the company will collect substantially all of the consideration. If these criteria are not met, cash received from the customer is a liability, not revenue. In U.S. GAAP, probable means likely: a higher level than the IFRS meaning of more likely than not. Step 2: identify the performance obligations. Each promise to transfer a distinct good or service is a separate obligation. A good or service is distinct if the customer can benefit from it on its own and it is separately identifiable in the contract, not highly dependent on other promises. GreenBasket buys olive oil, a beverage dispenser installed in its stores, and two years of dispenser maintenance. Each can be bought separately, so there are three performance obligations.</w:t>
       </w:r>
     </w:p>
     <w:p>
@@ -5019,7 +5033,7 @@
                 <w:sz w:val="16"/>
                 <w:szCs w:val="16"/>
               </w:rPr>
-              <w:t xml:space="preserve">uncertain   ·   standalone   ·   observable   ·   obligations   ·   consideration</w:t>
+              <w:t xml:space="preserve">uncertain   ·   standalone   ·   observable   ·   obligations   ·   expects</w:t>
             </w:r>
           </w:p>
         </w:tc>
@@ -5306,7 +5320,7 @@
                 <w:sz w:val="16"/>
                 <w:szCs w:val="16"/>
               </w:rPr>
-              <w:t xml:space="preserve">slotting   ·   probable   ·   obligation   ·   selling   ·   marketing</w:t>
+              <w:t xml:space="preserve">slotting   ·   outcome   ·   obligation   ·   selling   ·   marketing</w:t>
             </w:r>
           </w:p>
         </w:tc>
@@ -10299,7 +10313,7 @@
                 <w:sz w:val="16"/>
                 <w:szCs w:val="16"/>
               </w:rPr>
-              <w:t xml:space="preserve">recognizes   ·   arranges   ·   controls   ·   whether   ·   transferred   ·   commission   ·   inventory   ·   involved   ·   customers</w:t>
+              <w:t xml:space="preserve">recognizes   ·   arranges   ·   controls   ·   whether   ·   transferred   ·   commission   ·   liability   ·   involved   ·   customers</w:t>
             </w:r>
           </w:p>
         </w:tc>
@@ -10373,7 +10387,7 @@
           <w:sz w:val="16"/>
           <w:szCs w:val="16"/>
         </w:rPr>
-        <w:t xml:space="preserve">      gaps 9–17</w:t>
+        <w:t xml:space="preserve">      gaps 9–18</w:t>
       </w:r>
     </w:p>
     <w:p>
@@ -10386,14 +10400,7 @@
           <w:sz w:val="19"/>
           <w:szCs w:val="19"/>
         </w:rPr>
-        <w:t xml:space="preserve">Control is also the test in other cases. </w:t>
-      </w:r>
-      <w:r>
-        <w:rPr>
-          <w:sz w:val="19"/>
-          <w:szCs w:val="19"/>
-        </w:rPr>
-        <w:t xml:space="preserve">Goods sent on </w:t>
+        <w:t xml:space="preserve">Complete the four </w:t>
       </w:r>
       <w:r>
         <w:rPr>
@@ -10411,7 +10418,7 @@
           <w:sz w:val="19"/>
           <w:szCs w:val="19"/>
         </w:rPr>
-        <w:t xml:space="preserve">             </w:t>
+        <w:t xml:space="preserve">           </w:t>
       </w:r>
       <w:r>
         <w:rPr>
@@ -10425,7 +10432,14 @@
           <w:sz w:val="19"/>
           <w:szCs w:val="19"/>
         </w:rPr>
-        <w:t xml:space="preserve"> are not sold until the </w:t>
+        <w:t xml:space="preserve">. </w:t>
+      </w:r>
+      <w:r>
+        <w:rPr>
+          <w:sz w:val="19"/>
+          <w:szCs w:val="19"/>
+        </w:rPr>
+        <w:t xml:space="preserve"/>
       </w:r>
       <w:r>
         <w:rPr>
@@ -10457,14 +10471,14 @@
           <w:sz w:val="19"/>
           <w:szCs w:val="19"/>
         </w:rPr>
-        <w:t xml:space="preserve"> sells them. </w:t>
-      </w:r>
-      <w:r>
-        <w:rPr>
-          <w:sz w:val="19"/>
-          <w:szCs w:val="19"/>
-        </w:rPr>
-        <w:t xml:space="preserve">In a </w:t>
+        <w:t xml:space="preserve"> is also the test in other cases. </w:t>
+      </w:r>
+      <w:r>
+        <w:rPr>
+          <w:sz w:val="19"/>
+          <w:szCs w:val="19"/>
+        </w:rPr>
+        <w:t xml:space="preserve">Goods sent on </w:t>
       </w:r>
       <w:r>
         <w:rPr>
@@ -10482,7 +10496,7 @@
           <w:sz w:val="19"/>
           <w:szCs w:val="19"/>
         </w:rPr>
-        <w:t xml:space="preserve">               </w:t>
+        <w:t xml:space="preserve">             </w:t>
       </w:r>
       <w:r>
         <w:rPr>
@@ -10496,7 +10510,7 @@
           <w:sz w:val="19"/>
           <w:szCs w:val="19"/>
         </w:rPr>
-        <w:t xml:space="preserve"> arrangement, </w:t>
+        <w:t xml:space="preserve"> are not sold until the </w:t>
       </w:r>
       <w:r>
         <w:rPr>
@@ -10528,14 +10542,14 @@
           <w:sz w:val="19"/>
           <w:szCs w:val="19"/>
         </w:rPr>
-        <w:t xml:space="preserve"> is recognized only if the goods are identified, ready and cannot be used for other customers, and the customer asked for the arrangement. </w:t>
-      </w:r>
-      <w:r>
-        <w:rPr>
-          <w:sz w:val="19"/>
-          <w:szCs w:val="19"/>
-        </w:rPr>
-        <w:t xml:space="preserve">A </w:t>
+        <w:t xml:space="preserve"> sells them. </w:t>
+      </w:r>
+      <w:r>
+        <w:rPr>
+          <w:sz w:val="19"/>
+          <w:szCs w:val="19"/>
+        </w:rPr>
+        <w:t xml:space="preserve">In a </w:t>
       </w:r>
       <w:r>
         <w:rPr>
@@ -10553,7 +10567,7 @@
           <w:sz w:val="19"/>
           <w:szCs w:val="19"/>
         </w:rPr>
-        <w:t xml:space="preserve">           </w:t>
+        <w:t xml:space="preserve">               </w:t>
       </w:r>
       <w:r>
         <w:rPr>
@@ -10567,14 +10581,7 @@
           <w:sz w:val="19"/>
           <w:szCs w:val="19"/>
         </w:rPr>
-        <w:t xml:space="preserve"> to buy the goods back usually means no sale has taken place. </w:t>
-      </w:r>
-      <w:r>
-        <w:rPr>
-          <w:sz w:val="19"/>
-          <w:szCs w:val="19"/>
-        </w:rPr>
-        <w:t xml:space="preserve">Customer options can create a </w:t>
+        <w:t xml:space="preserve"> arrangement, </w:t>
       </w:r>
       <w:r>
         <w:rPr>
@@ -10606,7 +10613,14 @@
           <w:sz w:val="19"/>
           <w:szCs w:val="19"/>
         </w:rPr>
-        <w:t xml:space="preserve"> right, such as loyalty points, which is a separate </w:t>
+        <w:t xml:space="preserve"> is recognized only if the goods are identified, ready and cannot be used for other customers, and the customer asked for the arrangement. </w:t>
+      </w:r>
+      <w:r>
+        <w:rPr>
+          <w:sz w:val="19"/>
+          <w:szCs w:val="19"/>
+        </w:rPr>
+        <w:t xml:space="preserve">A </w:t>
       </w:r>
       <w:r>
         <w:rPr>
@@ -10624,7 +10638,7 @@
           <w:sz w:val="19"/>
           <w:szCs w:val="19"/>
         </w:rPr>
-        <w:t xml:space="preserve">            </w:t>
+        <w:t xml:space="preserve">           </w:t>
       </w:r>
       <w:r>
         <w:rPr>
@@ -10638,14 +10652,14 @@
           <w:sz w:val="19"/>
           <w:szCs w:val="19"/>
         </w:rPr>
-        <w:t xml:space="preserve">. </w:t>
-      </w:r>
-      <w:r>
-        <w:rPr>
-          <w:sz w:val="19"/>
-          <w:szCs w:val="19"/>
-        </w:rPr>
-        <w:t xml:space="preserve">For gift cards, the company recognizes </w:t>
+        <w:t xml:space="preserve"> to buy the goods back usually means no sale has taken place. </w:t>
+      </w:r>
+      <w:r>
+        <w:rPr>
+          <w:sz w:val="19"/>
+          <w:szCs w:val="19"/>
+        </w:rPr>
+        <w:t xml:space="preserve">Customer options can create a </w:t>
       </w:r>
       <w:r>
         <w:rPr>
@@ -10677,7 +10691,7 @@
           <w:sz w:val="19"/>
           <w:szCs w:val="19"/>
         </w:rPr>
-        <w:t xml:space="preserve">, the part customers are not expected to use, in </w:t>
+        <w:t xml:space="preserve"> right, such as loyalty points, which is a separate </w:t>
       </w:r>
       <w:r>
         <w:rPr>
@@ -10709,7 +10723,46 @@
           <w:sz w:val="19"/>
           <w:szCs w:val="19"/>
         </w:rPr>
-        <w:t xml:space="preserve"> to the cards that are used. </w:t>
+        <w:t xml:space="preserve">. </w:t>
+      </w:r>
+      <w:r>
+        <w:rPr>
+          <w:sz w:val="19"/>
+          <w:szCs w:val="19"/>
+        </w:rPr>
+        <w:t xml:space="preserve">For gift cards, the company recognizes </w:t>
+      </w:r>
+      <w:r>
+        <w:rPr>
+          <w:b/>
+          <w:bCs/>
+          <w:color w:val="8186EF"/>
+          <w:sz w:val="15"/>
+          <w:szCs w:val="15"/>
+        </w:rPr>
+        <w:t xml:space="preserve"> (18) </w:t>
+      </w:r>
+      <w:r>
+        <w:rPr>
+          <w:u w:val="single"/>
+          <w:sz w:val="19"/>
+          <w:szCs w:val="19"/>
+        </w:rPr>
+        <w:t xml:space="preserve">           </w:t>
+      </w:r>
+      <w:r>
+        <w:rPr>
+          <w:sz w:val="19"/>
+          <w:szCs w:val="19"/>
+        </w:rPr>
+        <w:t xml:space="preserve"> </w:t>
+      </w:r>
+      <w:r>
+        <w:rPr>
+          <w:sz w:val="19"/>
+          <w:szCs w:val="19"/>
+        </w:rPr>
+        <w:t xml:space="preserve">, the part customers are not expected to use, in proportion to the cards that are used. </w:t>
       </w:r>
       <w:r>
         <w:rPr>
@@ -10774,7 +10827,7 @@
                 <w:sz w:val="16"/>
                 <w:szCs w:val="16"/>
               </w:rPr>
-              <w:t xml:space="preserve">material   ·   promise   ·   revenue   ·   bill-and-hold   ·   consignment   ·   proportion   ·   separately   ·   consignee   ·   breakage   ·   obligation</w:t>
+              <w:t xml:space="preserve">revenue   ·   bill-and-hold   ·   consignee   ·   consignment   ·   blanks   ·   obligation   ·   records   ·   Control   ·   material   ·   breakage   ·   promise</w:t>
             </w:r>
           </w:p>
         </w:tc>
@@ -10848,7 +10901,7 @@
           <w:sz w:val="16"/>
           <w:szCs w:val="16"/>
         </w:rPr>
-        <w:t xml:space="preserve">      gaps 18–19</w:t>
+        <w:t xml:space="preserve">      gaps 19–20</w:t>
       </w:r>
     </w:p>
     <w:p>
@@ -10871,7 +10924,7 @@
           <w:sz w:val="15"/>
           <w:szCs w:val="15"/>
         </w:rPr>
-        <w:t xml:space="preserve"> (18) </w:t>
+        <w:t xml:space="preserve"> (19) </w:t>
       </w:r>
       <w:r>
         <w:rPr>
@@ -10910,7 +10963,7 @@
           <w:sz w:val="15"/>
           <w:szCs w:val="15"/>
         </w:rPr>
-        <w:t xml:space="preserve"> (19) </w:t>
+        <w:t xml:space="preserve"> (20) </w:t>
       </w:r>
       <w:r>
         <w:rPr>
@@ -10997,7 +11050,7 @@
                 <w:sz w:val="16"/>
                 <w:szCs w:val="16"/>
               </w:rPr>
-              <w:t xml:space="preserve">separately   ·   whether   ·   revenue</w:t>
+              <w:t xml:space="preserve">separately   ·   promise   ·   revenue</w:t>
             </w:r>
           </w:p>
         </w:tc>
@@ -11832,14 +11885,14 @@
                 <w:sz w:val="16"/>
                 <w:szCs w:val="16"/>
               </w:rPr>
-              <w:t xml:space="preserve">13  </w:t>
-            </w:r>
-            <w:r>
-              <w:rPr>
-                <w:sz w:val="16"/>
-                <w:szCs w:val="16"/>
-              </w:rPr>
-              <w:t xml:space="preserve">promise</w:t>
+              <w:t xml:space="preserve">14  </w:t>
+            </w:r>
+            <w:r>
+              <w:rPr>
+                <w:sz w:val="16"/>
+                <w:szCs w:val="16"/>
+              </w:rPr>
+              <w:t xml:space="preserve">revenue</w:t>
             </w:r>
           </w:p>
         </w:tc>
@@ -11900,14 +11953,14 @@
                 <w:sz w:val="16"/>
                 <w:szCs w:val="16"/>
               </w:rPr>
-              <w:t xml:space="preserve">14  </w:t>
-            </w:r>
-            <w:r>
-              <w:rPr>
-                <w:sz w:val="16"/>
-                <w:szCs w:val="16"/>
-              </w:rPr>
-              <w:t xml:space="preserve">material</w:t>
+              <w:t xml:space="preserve">15  </w:t>
+            </w:r>
+            <w:r>
+              <w:rPr>
+                <w:sz w:val="16"/>
+                <w:szCs w:val="16"/>
+              </w:rPr>
+              <w:t xml:space="preserve">promise</w:t>
             </w:r>
           </w:p>
         </w:tc>
@@ -11968,14 +12021,14 @@
                 <w:sz w:val="16"/>
                 <w:szCs w:val="16"/>
               </w:rPr>
-              <w:t xml:space="preserve">15  </w:t>
-            </w:r>
-            <w:r>
-              <w:rPr>
-                <w:sz w:val="16"/>
-                <w:szCs w:val="16"/>
-              </w:rPr>
-              <w:t xml:space="preserve">obligation</w:t>
+              <w:t xml:space="preserve">16  </w:t>
+            </w:r>
+            <w:r>
+              <w:rPr>
+                <w:sz w:val="16"/>
+                <w:szCs w:val="16"/>
+              </w:rPr>
+              <w:t xml:space="preserve">material</w:t>
             </w:r>
           </w:p>
         </w:tc>
@@ -12036,14 +12089,14 @@
                 <w:sz w:val="16"/>
                 <w:szCs w:val="16"/>
               </w:rPr>
-              <w:t xml:space="preserve">16  </w:t>
-            </w:r>
-            <w:r>
-              <w:rPr>
-                <w:sz w:val="16"/>
-                <w:szCs w:val="16"/>
-              </w:rPr>
-              <w:t xml:space="preserve">breakage</w:t>
+              <w:t xml:space="preserve">17  </w:t>
+            </w:r>
+            <w:r>
+              <w:rPr>
+                <w:sz w:val="16"/>
+                <w:szCs w:val="16"/>
+              </w:rPr>
+              <w:t xml:space="preserve">obligation</w:t>
             </w:r>
           </w:p>
         </w:tc>
@@ -12104,14 +12157,14 @@
                 <w:sz w:val="16"/>
                 <w:szCs w:val="16"/>
               </w:rPr>
-              <w:t xml:space="preserve">17  </w:t>
-            </w:r>
-            <w:r>
-              <w:rPr>
-                <w:sz w:val="16"/>
-                <w:szCs w:val="16"/>
-              </w:rPr>
-              <w:t xml:space="preserve">proportion</w:t>
+              <w:t xml:space="preserve">18  </w:t>
+            </w:r>
+            <w:r>
+              <w:rPr>
+                <w:sz w:val="16"/>
+                <w:szCs w:val="16"/>
+              </w:rPr>
+              <w:t xml:space="preserve">breakage</w:t>
             </w:r>
           </w:p>
         </w:tc>
@@ -12172,7 +12225,7 @@
                 <w:sz w:val="16"/>
                 <w:szCs w:val="16"/>
               </w:rPr>
-              <w:t xml:space="preserve">18  </w:t>
+              <w:t xml:space="preserve">19  </w:t>
             </w:r>
             <w:r>
               <w:rPr>
@@ -12240,7 +12293,7 @@
                 <w:sz w:val="16"/>
                 <w:szCs w:val="16"/>
               </w:rPr>
-              <w:t xml:space="preserve">19  </w:t>
+              <w:t xml:space="preserve">20  </w:t>
             </w:r>
             <w:r>
               <w:rPr>
@@ -12308,7 +12361,7 @@
                 <w:sz w:val="16"/>
                 <w:szCs w:val="16"/>
               </w:rPr>
-              <w:t xml:space="preserve">20  </w:t>
+              <w:t xml:space="preserve">21  </w:t>
             </w:r>
             <w:r>
               <w:rPr>
@@ -12350,7 +12403,7 @@
                 <w:sz w:val="16"/>
                 <w:szCs w:val="16"/>
               </w:rPr>
-              <w:t xml:space="preserve">consignment</w:t>
+              <w:t xml:space="preserve">blanks</w:t>
             </w:r>
           </w:p>
         </w:tc>
@@ -12376,7 +12429,7 @@
                 <w:sz w:val="16"/>
                 <w:szCs w:val="16"/>
               </w:rPr>
-              <w:t xml:space="preserve">21  </w:t>
+              <w:t xml:space="preserve">22  </w:t>
             </w:r>
             <w:r>
               <w:rPr>
@@ -12418,7 +12471,7 @@
                 <w:sz w:val="16"/>
                 <w:szCs w:val="16"/>
               </w:rPr>
-              <w:t xml:space="preserve">consignee</w:t>
+              <w:t xml:space="preserve">Control</w:t>
             </w:r>
           </w:p>
         </w:tc>
@@ -12444,7 +12497,7 @@
                 <w:sz w:val="16"/>
                 <w:szCs w:val="16"/>
               </w:rPr>
-              <w:t xml:space="preserve">22  </w:t>
+              <w:t xml:space="preserve">23  </w:t>
             </w:r>
             <w:r>
               <w:rPr>
@@ -12486,7 +12539,7 @@
                 <w:sz w:val="16"/>
                 <w:szCs w:val="16"/>
               </w:rPr>
-              <w:t xml:space="preserve">bill-and-hold</w:t>
+              <w:t xml:space="preserve">consignment</w:t>
             </w:r>
           </w:p>
         </w:tc>
@@ -12512,7 +12565,7 @@
                 <w:sz w:val="16"/>
                 <w:szCs w:val="16"/>
               </w:rPr>
-              <w:t xml:space="preserve">23  </w:t>
+              <w:t xml:space="preserve">24  </w:t>
             </w:r>
             <w:r>
               <w:rPr>
@@ -12554,7 +12607,7 @@
                 <w:sz w:val="16"/>
                 <w:szCs w:val="16"/>
               </w:rPr>
-              <w:t xml:space="preserve">revenue</w:t>
+              <w:t xml:space="preserve">consignee</w:t>
             </w:r>
           </w:p>
         </w:tc>
@@ -12580,7 +12633,7 @@
                 <w:sz w:val="16"/>
                 <w:szCs w:val="16"/>
               </w:rPr>
-              <w:t xml:space="preserve">24  </w:t>
+              <w:t xml:space="preserve">25  </w:t>
             </w:r>
             <w:r>
               <w:rPr>
@@ -12588,6 +12641,64 @@
                 <w:szCs w:val="16"/>
               </w:rPr>
               <w:t xml:space="preserve">breakage</w:t>
+            </w:r>
+          </w:p>
+        </w:tc>
+      </w:tr>
+      <w:tr>
+        <w:tc>
+          <w:tcPr>
+            <w:tcW w:type="pct" w:w="2500"/>
+            <w:tcMar>
+              <w:top w:type="dxa" w:w="20"/>
+              <w:left w:type="dxa" w:w="80"/>
+              <w:bottom w:type="dxa" w:w="20"/>
+              <w:right w:type="dxa" w:w="80"/>
+            </w:tcMar>
+          </w:tcPr>
+          <w:p>
+            <w:pPr>
+              <w:spacing w:before="12" w:after="12"/>
+            </w:pPr>
+            <w:r>
+              <w:rPr>
+                <w:b/>
+                <w:bCs/>
+                <w:color w:val="8186EF"/>
+                <w:sz w:val="16"/>
+                <w:szCs w:val="16"/>
+              </w:rPr>
+              <w:t xml:space="preserve">13  </w:t>
+            </w:r>
+            <w:r>
+              <w:rPr>
+                <w:sz w:val="16"/>
+                <w:szCs w:val="16"/>
+              </w:rPr>
+              <w:t xml:space="preserve">bill-and-hold</w:t>
+            </w:r>
+          </w:p>
+        </w:tc>
+        <w:tc>
+          <w:tcPr>
+            <w:tcW w:type="pct" w:w="2500"/>
+            <w:tcMar>
+              <w:top w:type="dxa" w:w="20"/>
+              <w:left w:type="dxa" w:w="80"/>
+              <w:bottom w:type="dxa" w:w="20"/>
+              <w:right w:type="dxa" w:w="80"/>
+            </w:tcMar>
+          </w:tcPr>
+          <w:p>
+            <w:pPr>
+              <w:spacing w:before="24" w:after="24"/>
+            </w:pPr>
+            <w:r>
+              <w:rPr>
+                <w:sz w:val="16"/>
+                <w:szCs w:val="16"/>
+              </w:rPr>
+              <w:t xml:space="preserve"/>
             </w:r>
           </w:p>
         </w:tc>
@@ -12654,7 +12765,7 @@
           <w:sz w:val="15"/>
           <w:szCs w:val="15"/>
         </w:rPr>
-        <w:t xml:space="preserve">Control is also the test in other cases. Goods sent on consignment are not sold until the consignee sells them. In a bill-and-hold arrangement, revenue is recognized only if the goods are identified, ready and cannot be used for other customers, and the customer asked for the arrangement. A promise to buy the goods back usually means no sale has taken place. Customer options can create a material right, such as loyalty points, which is a separate obligation. For gift cards, the company recognizes breakage, the part customers are not expected to use, in proportion to the cards that are used. Nonrefundable upfront fees are usually deferred.</w:t>
+        <w:t xml:space="preserve">Complete the four blanks. Control is also the test in other cases. Goods sent on consignment are not sold until the consignee sells them. In a bill-and-hold arrangement, revenue is recognized only if the goods are identified, ready and cannot be used for other customers, and the customer asked for the arrangement. A promise to buy the goods back usually means no sale has taken place. Customer options can create a material right, such as loyalty points, which is a separate obligation. For gift cards, the company recognizes breakage, the part customers are not expected to use, in proportion to the cards that are used. Nonrefundable upfront fees are usually deferred.</w:t>
       </w:r>
     </w:p>
     <w:p>
@@ -13247,6 +13358,13 @@
         </w:rPr>
         <w:t xml:space="preserve">Under U.S. GAAP, an impairment of these assets is never reversed. </w:t>
       </w:r>
+      <w:r>
+        <w:rPr>
+          <w:sz w:val="19"/>
+          <w:szCs w:val="19"/>
+        </w:rPr>
+        <w:t xml:space="preserve">They matter for comparisons, but the five steps are the same. </w:t>
+      </w:r>
     </w:p>
     <w:tbl>
       <w:tblPr>
@@ -13303,7 +13421,7 @@
                 <w:sz w:val="16"/>
                 <w:szCs w:val="16"/>
               </w:rPr>
-              <w:t xml:space="preserve">Incremental   ·   capitalizes   ·   related   ·   salesperson   ·   principle   ·   follow   ·   depreciated   ·   GreenBasket   ·   advertising   ·   transfers   ·   correct   ·   commissions   ·   revenues</w:t>
+              <w:t xml:space="preserve">Incremental   ·   capitalizes   ·   related   ·   salesperson   ·   principle   ·   follow   ·   depreciated   ·   GreenBasket   ·   advertising   ·   transfers   ·   expense   ·   commissions   ·   revenues</w:t>
             </w:r>
           </w:p>
         </w:tc>
@@ -13762,7 +13880,7 @@
                 <w:sz w:val="16"/>
                 <w:szCs w:val="16"/>
               </w:rPr>
-              <w:t xml:space="preserve">receivables   ·   applies   ·   practical   ·   expensed   ·   consideration   ·   liability   ·   explains</w:t>
+              <w:t xml:space="preserve">receivables   ·   applies   ·   practical   ·   transfers   ·   consideration   ·   liability   ·   explains</w:t>
             </w:r>
           </w:p>
         </w:tc>
@@ -16485,7 +16603,7 @@
           <w:sz w:val="15"/>
           <w:szCs w:val="15"/>
         </w:rPr>
-        <w:t xml:space="preserve">The matching principle says that expenses are recognized in the same period as the revenues they help to earn. Cost of goods sold is recognized when the related sale is recognized. Costs with no future benefit, such as most advertising, are expensed at once, and long-lived assets are depreciated over the periods they serve. Contract costs follow the same idea. Incremental costs of obtaining a contract, such as sales commissions, are capitalized if the company expects to recover them. Orontes pays its salesperson a 3% commission, $32,400, on the GreenBasket contract. It capitalizes this amount and expenses it as it transfers the goods and services. If the amortization period is one year or less, the company may expense such costs immediately. Costs to fulfill a contract are capitalized only if they relate directly to it and create a resource that will be used. Under U.S. GAAP, an impairment of these assets is never reversed.</w:t>
+        <w:t xml:space="preserve">The matching principle says that expenses are recognized in the same period as the revenues they help to earn. Cost of goods sold is recognized when the related sale is recognized. Costs with no future benefit, such as most advertising, are expensed at once, and long-lived assets are depreciated over the periods they serve. Contract costs follow the same idea. Incremental costs of obtaining a contract, such as sales commissions, are capitalized if the company expects to recover them. Orontes pays its salesperson a 3% commission, $32,400, on the GreenBasket contract. It capitalizes this amount and expenses it as it transfers the goods and services. If the amortization period is one year or less, the company may expense such costs immediately. Costs to fulfill a contract are capitalized only if they relate directly to it and create a resource that will be used. Under U.S. GAAP, an impairment of these assets is never reversed. They matter for comparisons, but the five steps are the same.</w:t>
       </w:r>
     </w:p>
     <w:p>

--- a/CMA_Summaries_B1_Ch11.docx
+++ b/CMA_Summaries_B1_Ch11.docx
@@ -1752,7 +1752,7 @@
           <w:sz w:val="19"/>
           <w:szCs w:val="19"/>
         </w:rPr>
-        <w:t xml:space="preserve"> are not met, cash received from the customer is a liability, not </w:t>
+        <w:t xml:space="preserve"> are not met, cash received from the customer is a </w:t>
       </w:r>
       <w:r>
         <w:rPr>
@@ -1784,7 +1784,7 @@
           <w:sz w:val="19"/>
           <w:szCs w:val="19"/>
         </w:rPr>
-        <w:t xml:space="preserve">. </w:t>
+        <w:t xml:space="preserve">, not revenue. </w:t>
       </w:r>
       <w:r>
         <w:rPr>
@@ -1901,7 +1901,7 @@
           <w:sz w:val="19"/>
           <w:szCs w:val="19"/>
         </w:rPr>
-        <w:t xml:space="preserve"> a distinct good or service is a separate </w:t>
+        <w:t xml:space="preserve"> a distinct good or service is a </w:t>
       </w:r>
       <w:r>
         <w:rPr>
@@ -1919,7 +1919,7 @@
           <w:sz w:val="19"/>
           <w:szCs w:val="19"/>
         </w:rPr>
-        <w:t xml:space="preserve">            </w:t>
+        <w:t xml:space="preserve">           </w:t>
       </w:r>
       <w:r>
         <w:rPr>
@@ -1933,7 +1933,7 @@
           <w:sz w:val="19"/>
           <w:szCs w:val="19"/>
         </w:rPr>
-        <w:t xml:space="preserve">. </w:t>
+        <w:t xml:space="preserve"> obligation. </w:t>
       </w:r>
       <w:r>
         <w:rPr>
@@ -2076,7 +2076,7 @@
                 <w:sz w:val="16"/>
                 <w:szCs w:val="16"/>
               </w:rPr>
-              <w:t xml:space="preserve">identified   ·   identifiable   ·   higher   ·   dependent   ·   transfer   ·   substantially   ·   customer   ·   criteria   ·   meaning   ·   consideration   ·   commercial   ·   revenue   ·   obligation</w:t>
+              <w:t xml:space="preserve">identified   ·   identifiable   ·   higher   ·   dependent   ·   transfer   ·   substantially   ·   customer   ·   criteria   ·   meaning   ·   consideration   ·   commercial   ·   liability   ·   separate</w:t>
             </w:r>
           </w:p>
         </w:tc>
@@ -2257,39 +2257,7 @@
                 <w:sz w:val="15"/>
                 <w:szCs w:val="15"/>
               </w:rPr>
-              <w:t xml:space="preserve">A signed agreement for olive oil, a dispenser and </w:t>
-            </w:r>
-            <w:r>
-              <w:rPr>
-                <w:b/>
-                <w:bCs/>
-                <w:color w:val="8186EF"/>
-                <w:sz w:val="14"/>
-                <w:szCs w:val="14"/>
-              </w:rPr>
-              <w:t xml:space="preserve"> (13) </w:t>
-            </w:r>
-            <w:r>
-              <w:rPr>
-                <w:u w:val="single"/>
-                <w:sz w:val="15"/>
-                <w:szCs w:val="15"/>
-              </w:rPr>
-              <w:t xml:space="preserve">              </w:t>
-            </w:r>
-            <w:r>
-              <w:rPr>
-                <w:sz w:val="15"/>
-                <w:szCs w:val="15"/>
-              </w:rPr>
-              <w:t xml:space="preserve"> </w:t>
-            </w:r>
-            <w:r>
-              <w:rPr>
-                <w:sz w:val="15"/>
-                <w:szCs w:val="15"/>
-              </w:rPr>
-              <w:t xml:space="preserve">; payment terms clear; collection probable.</w:t>
+              <w:t xml:space="preserve">A signed agreement for olive oil, a dispenser and maintenance; payment terms clear; collection probable.</w:t>
             </w:r>
           </w:p>
         </w:tc>
@@ -2362,14 +2330,46 @@
                 <w:sz w:val="15"/>
                 <w:szCs w:val="15"/>
               </w:rPr>
-              <w:t xml:space="preserve">Olive oil, the dispenser and maintenance can each be bought separately and are not highly interdependent.</w:t>
+              <w:t xml:space="preserve">Olive oil, the dispenser and maintenance can each be bought separately and are not highly </w:t>
+            </w:r>
+            <w:r>
+              <w:rPr>
+                <w:b/>
+                <w:bCs/>
+                <w:color w:val="8186EF"/>
+                <w:sz w:val="14"/>
+                <w:szCs w:val="14"/>
+              </w:rPr>
+              <w:t xml:space="preserve"> (13) </w:t>
+            </w:r>
+            <w:r>
+              <w:rPr>
+                <w:u w:val="single"/>
+                <w:sz w:val="15"/>
+                <w:szCs w:val="15"/>
+              </w:rPr>
+              <w:t xml:space="preserve">              </w:t>
+            </w:r>
+            <w:r>
+              <w:rPr>
+                <w:sz w:val="15"/>
+                <w:szCs w:val="15"/>
+              </w:rPr>
+              <w:t xml:space="preserve"> </w:t>
+            </w:r>
+            <w:r>
+              <w:rPr>
+                <w:sz w:val="15"/>
+                <w:szCs w:val="15"/>
+              </w:rPr>
+              <w:t xml:space="preserve">.</w:t>
             </w:r>
           </w:p>
         </w:tc>
         <w:tc>
           <w:tcPr>
             <w:tcW w:type="pct" w:w="758"/>
-            <w:shd w:fill="FFFFFF" w:val="clear"/>
+            <w:shd w:fill="FBFAF6" w:val="clear"/>
             <w:tcMar>
               <w:top w:type="dxa" w:w="50"/>
               <w:left w:type="dxa" w:w="110"/>
@@ -2379,17 +2379,14 @@
           </w:tcPr>
           <w:p>
             <w:pPr>
-              <w:spacing w:before="46" w:after="46"/>
-            </w:pPr>
-            <w:r>
-              <w:rPr>
-                <w:b/>
-                <w:bCs/>
-                <w:color w:val="8186EF"/>
-                <w:sz w:val="14"/>
-                <w:szCs w:val="14"/>
-              </w:rPr>
-              <w:t xml:space="preserve">(14)</w:t>
+              <w:spacing w:before="28" w:after="28"/>
+            </w:pPr>
+            <w:r>
+              <w:rPr>
+                <w:sz w:val="15"/>
+                <w:szCs w:val="15"/>
+              </w:rPr>
+              <w:t xml:space="preserve">Three obligations</w:t>
             </w:r>
           </w:p>
         </w:tc>
@@ -2510,46 +2507,14 @@
                 <w:sz w:val="15"/>
                 <w:szCs w:val="15"/>
               </w:rPr>
-              <w:t xml:space="preserve">Relative </w:t>
-            </w:r>
-            <w:r>
-              <w:rPr>
-                <w:b/>
-                <w:bCs/>
-                <w:color w:val="8186EF"/>
-                <w:sz w:val="14"/>
-                <w:szCs w:val="14"/>
-              </w:rPr>
-              <w:t xml:space="preserve"> (15) </w:t>
-            </w:r>
-            <w:r>
-              <w:rPr>
-                <w:u w:val="single"/>
-                <w:sz w:val="15"/>
-                <w:szCs w:val="15"/>
-              </w:rPr>
-              <w:t xml:space="preserve">              </w:t>
-            </w:r>
-            <w:r>
-              <w:rPr>
-                <w:sz w:val="15"/>
-                <w:szCs w:val="15"/>
-              </w:rPr>
-              <w:t xml:space="preserve"> </w:t>
-            </w:r>
-            <w:r>
-              <w:rPr>
-                <w:sz w:val="15"/>
-                <w:szCs w:val="15"/>
-              </w:rPr>
-              <w:t xml:space="preserve"> selling prices totalling 1,200,000; each obligation gets 90%.</w:t>
+              <w:t xml:space="preserve">Relative standalone selling prices totalling 1,200,000; each obligation gets 90%.</w:t>
             </w:r>
           </w:p>
         </w:tc>
         <w:tc>
           <w:tcPr>
             <w:tcW w:type="pct" w:w="758"/>
-            <w:shd w:fill="FBFAF6" w:val="clear"/>
+            <w:shd w:fill="FFFFFF" w:val="clear"/>
             <w:tcMar>
               <w:top w:type="dxa" w:w="50"/>
               <w:left w:type="dxa" w:w="110"/>
@@ -2559,14 +2524,17 @@
           </w:tcPr>
           <w:p>
             <w:pPr>
-              <w:spacing w:before="28" w:after="28"/>
-            </w:pPr>
-            <w:r>
-              <w:rPr>
-                <w:sz w:val="15"/>
-                <w:szCs w:val="15"/>
-              </w:rPr>
-              <w:t xml:space="preserve">810,000 / 180,000 / 90,000</w:t>
+              <w:spacing w:before="46" w:after="46"/>
+            </w:pPr>
+            <w:r>
+              <w:rPr>
+                <w:b/>
+                <w:bCs/>
+                <w:color w:val="8186EF"/>
+                <w:sz w:val="14"/>
+                <w:szCs w:val="14"/>
+              </w:rPr>
+              <w:t xml:space="preserve">(14)</w:t>
             </w:r>
           </w:p>
         </w:tc>
@@ -2624,7 +2592,7 @@
                 <w:sz w:val="14"/>
                 <w:szCs w:val="14"/>
               </w:rPr>
-              <w:t xml:space="preserve"> (16) </w:t>
+              <w:t xml:space="preserve"> (15) </w:t>
             </w:r>
             <w:r>
               <w:rPr>
@@ -2731,7 +2699,7 @@
                 <w:sz w:val="16"/>
                 <w:szCs w:val="16"/>
               </w:rPr>
-              <w:t xml:space="preserve">refund liability   ·   point in time   ·   Three obligations   ·   maintenance   ·   standalone</w:t>
+              <w:t xml:space="preserve">refund liability   ·   810,000 / 180,000 / 90,000   ·   interdependent   ·   point in time</w:t>
             </w:r>
           </w:p>
         </w:tc>
@@ -2805,7 +2773,7 @@
           <w:sz w:val="16"/>
           <w:szCs w:val="16"/>
         </w:rPr>
-        <w:t xml:space="preserve">      gaps 17–19</w:t>
+        <w:t xml:space="preserve">      gaps 16–18</w:t>
       </w:r>
     </w:p>
     <w:p>
@@ -2828,7 +2796,7 @@
           <w:sz w:val="15"/>
           <w:szCs w:val="15"/>
         </w:rPr>
-        <w:t xml:space="preserve"> (17) </w:t>
+        <w:t xml:space="preserve"> (16) </w:t>
       </w:r>
       <w:r>
         <w:rPr>
@@ -2864,7 +2832,7 @@
           <w:sz w:val="19"/>
           <w:szCs w:val="19"/>
         </w:rPr>
-        <w:t xml:space="preserve">A question that says </w:t>
+        <w:t xml:space="preserve">A </w:t>
       </w:r>
       <w:r>
         <w:rPr>
@@ -2874,7 +2842,7 @@
           <w:sz w:val="15"/>
           <w:szCs w:val="15"/>
         </w:rPr>
-        <w:t xml:space="preserve"> (18) </w:t>
+        <w:t xml:space="preserve"> (17) </w:t>
       </w:r>
       <w:r>
         <w:rPr>
@@ -2882,7 +2850,7 @@
           <w:sz w:val="19"/>
           <w:szCs w:val="19"/>
         </w:rPr>
-        <w:t xml:space="preserve">            </w:t>
+        <w:t xml:space="preserve">           </w:t>
       </w:r>
       <w:r>
         <w:rPr>
@@ -2896,7 +2864,7 @@
           <w:sz w:val="19"/>
           <w:szCs w:val="19"/>
         </w:rPr>
-        <w:t xml:space="preserve"> is only a little more likely than not fails the U.S. </w:t>
+        <w:t xml:space="preserve"> that says collection is only a </w:t>
       </w:r>
       <w:r>
         <w:rPr>
@@ -2906,7 +2874,7 @@
           <w:sz w:val="15"/>
           <w:szCs w:val="15"/>
         </w:rPr>
-        <w:t xml:space="preserve"> (19) </w:t>
+        <w:t xml:space="preserve"> (18) </w:t>
       </w:r>
       <w:r>
         <w:rPr>
@@ -2928,7 +2896,7 @@
           <w:sz w:val="19"/>
           <w:szCs w:val="19"/>
         </w:rPr>
-        <w:t xml:space="preserve"> test. </w:t>
+        <w:t xml:space="preserve"> more likely than not fails the U.S. contract test. </w:t>
       </w:r>
     </w:p>
     <w:tbl>
@@ -2986,7 +2954,7 @@
                 <w:sz w:val="16"/>
                 <w:szCs w:val="16"/>
               </w:rPr>
-              <w:t xml:space="preserve">collection   ·   promises   ·   contract   ·   practice</w:t>
+              <w:t xml:space="preserve">question   ·   beverage   ·   little   ·   practice</w:t>
             </w:r>
           </w:p>
         </w:tc>
@@ -3417,14 +3385,14 @@
                 <w:sz w:val="16"/>
                 <w:szCs w:val="16"/>
               </w:rPr>
-              <w:t xml:space="preserve">12  </w:t>
-            </w:r>
-            <w:r>
-              <w:rPr>
-                <w:sz w:val="16"/>
-                <w:szCs w:val="16"/>
-              </w:rPr>
-              <w:t xml:space="preserve">dependent</w:t>
+              <w:t xml:space="preserve">11  </w:t>
+            </w:r>
+            <w:r>
+              <w:rPr>
+                <w:sz w:val="16"/>
+                <w:szCs w:val="16"/>
+              </w:rPr>
+              <w:t xml:space="preserve">identifiable</w:t>
             </w:r>
           </w:p>
         </w:tc>
@@ -3485,14 +3453,14 @@
                 <w:sz w:val="16"/>
                 <w:szCs w:val="16"/>
               </w:rPr>
-              <w:t xml:space="preserve">13  </w:t>
-            </w:r>
-            <w:r>
-              <w:rPr>
-                <w:sz w:val="16"/>
-                <w:szCs w:val="16"/>
-              </w:rPr>
-              <w:t xml:space="preserve">maintenance</w:t>
+              <w:t xml:space="preserve">12  </w:t>
+            </w:r>
+            <w:r>
+              <w:rPr>
+                <w:sz w:val="16"/>
+                <w:szCs w:val="16"/>
+              </w:rPr>
+              <w:t xml:space="preserve">dependent</w:t>
             </w:r>
           </w:p>
         </w:tc>
@@ -3553,14 +3521,14 @@
                 <w:sz w:val="16"/>
                 <w:szCs w:val="16"/>
               </w:rPr>
-              <w:t xml:space="preserve">14  </w:t>
-            </w:r>
-            <w:r>
-              <w:rPr>
-                <w:sz w:val="16"/>
-                <w:szCs w:val="16"/>
-              </w:rPr>
-              <w:t xml:space="preserve">Three obligations</w:t>
+              <w:t xml:space="preserve">13  </w:t>
+            </w:r>
+            <w:r>
+              <w:rPr>
+                <w:sz w:val="16"/>
+                <w:szCs w:val="16"/>
+              </w:rPr>
+              <w:t xml:space="preserve">interdependent</w:t>
             </w:r>
           </w:p>
         </w:tc>
@@ -3621,14 +3589,14 @@
                 <w:sz w:val="16"/>
                 <w:szCs w:val="16"/>
               </w:rPr>
-              <w:t xml:space="preserve">15  </w:t>
-            </w:r>
-            <w:r>
-              <w:rPr>
-                <w:sz w:val="16"/>
-                <w:szCs w:val="16"/>
-              </w:rPr>
-              <w:t xml:space="preserve">standalone</w:t>
+              <w:t xml:space="preserve">14  </w:t>
+            </w:r>
+            <w:r>
+              <w:rPr>
+                <w:sz w:val="16"/>
+                <w:szCs w:val="16"/>
+              </w:rPr>
+              <w:t xml:space="preserve">810,000 / 180,000 / 90,000</w:t>
             </w:r>
           </w:p>
         </w:tc>
@@ -3689,7 +3657,7 @@
                 <w:sz w:val="16"/>
                 <w:szCs w:val="16"/>
               </w:rPr>
-              <w:t xml:space="preserve">16  </w:t>
+              <w:t xml:space="preserve">15  </w:t>
             </w:r>
             <w:r>
               <w:rPr>
@@ -3731,7 +3699,7 @@
                 <w:sz w:val="16"/>
                 <w:szCs w:val="16"/>
               </w:rPr>
-              <w:t xml:space="preserve">revenue</w:t>
+              <w:t xml:space="preserve">liability</w:t>
             </w:r>
           </w:p>
         </w:tc>
@@ -3757,7 +3725,7 @@
                 <w:sz w:val="16"/>
                 <w:szCs w:val="16"/>
               </w:rPr>
-              <w:t xml:space="preserve">17  </w:t>
+              <w:t xml:space="preserve">16  </w:t>
             </w:r>
             <w:r>
               <w:rPr>
@@ -3825,14 +3793,14 @@
                 <w:sz w:val="16"/>
                 <w:szCs w:val="16"/>
               </w:rPr>
-              <w:t xml:space="preserve">18  </w:t>
-            </w:r>
-            <w:r>
-              <w:rPr>
-                <w:sz w:val="16"/>
-                <w:szCs w:val="16"/>
-              </w:rPr>
-              <w:t xml:space="preserve">collection</w:t>
+              <w:t xml:space="preserve">17  </w:t>
+            </w:r>
+            <w:r>
+              <w:rPr>
+                <w:sz w:val="16"/>
+                <w:szCs w:val="16"/>
+              </w:rPr>
+              <w:t xml:space="preserve">question</w:t>
             </w:r>
           </w:p>
         </w:tc>
@@ -3893,14 +3861,14 @@
                 <w:sz w:val="16"/>
                 <w:szCs w:val="16"/>
               </w:rPr>
-              <w:t xml:space="preserve">19  </w:t>
-            </w:r>
-            <w:r>
-              <w:rPr>
-                <w:sz w:val="16"/>
-                <w:szCs w:val="16"/>
-              </w:rPr>
-              <w:t xml:space="preserve">contract</w:t>
+              <w:t xml:space="preserve">18  </w:t>
+            </w:r>
+            <w:r>
+              <w:rPr>
+                <w:sz w:val="16"/>
+                <w:szCs w:val="16"/>
+              </w:rPr>
+              <w:t xml:space="preserve">little</w:t>
             </w:r>
           </w:p>
         </w:tc>
@@ -3961,7 +3929,7 @@
                 <w:sz w:val="16"/>
                 <w:szCs w:val="16"/>
               </w:rPr>
-              <w:t xml:space="preserve">20  </w:t>
+              <w:t xml:space="preserve">19  </w:t>
             </w:r>
             <w:r>
               <w:rPr>
@@ -4003,7 +3971,7 @@
                 <w:sz w:val="16"/>
                 <w:szCs w:val="16"/>
               </w:rPr>
-              <w:t xml:space="preserve">obligation</w:t>
+              <w:t xml:space="preserve">separate</w:t>
             </w:r>
           </w:p>
         </w:tc>
@@ -4029,7 +3997,7 @@
                 <w:sz w:val="16"/>
                 <w:szCs w:val="16"/>
               </w:rPr>
-              <w:t xml:space="preserve">21  </w:t>
+              <w:t xml:space="preserve">20  </w:t>
             </w:r>
             <w:r>
               <w:rPr>
@@ -4037,64 +4005,6 @@
                 <w:szCs w:val="16"/>
               </w:rPr>
               <w:t xml:space="preserve">point in time</w:t>
-            </w:r>
-          </w:p>
-        </w:tc>
-      </w:tr>
-      <w:tr>
-        <w:tc>
-          <w:tcPr>
-            <w:tcW w:type="pct" w:w="2500"/>
-            <w:tcMar>
-              <w:top w:type="dxa" w:w="20"/>
-              <w:left w:type="dxa" w:w="80"/>
-              <w:bottom w:type="dxa" w:w="20"/>
-              <w:right w:type="dxa" w:w="80"/>
-            </w:tcMar>
-          </w:tcPr>
-          <w:p>
-            <w:pPr>
-              <w:spacing w:before="12" w:after="12"/>
-            </w:pPr>
-            <w:r>
-              <w:rPr>
-                <w:b/>
-                <w:bCs/>
-                <w:color w:val="8186EF"/>
-                <w:sz w:val="16"/>
-                <w:szCs w:val="16"/>
-              </w:rPr>
-              <w:t xml:space="preserve">11  </w:t>
-            </w:r>
-            <w:r>
-              <w:rPr>
-                <w:sz w:val="16"/>
-                <w:szCs w:val="16"/>
-              </w:rPr>
-              <w:t xml:space="preserve">identifiable</w:t>
-            </w:r>
-          </w:p>
-        </w:tc>
-        <w:tc>
-          <w:tcPr>
-            <w:tcW w:type="pct" w:w="2500"/>
-            <w:tcMar>
-              <w:top w:type="dxa" w:w="20"/>
-              <w:left w:type="dxa" w:w="80"/>
-              <w:bottom w:type="dxa" w:w="20"/>
-              <w:right w:type="dxa" w:w="80"/>
-            </w:tcMar>
-          </w:tcPr>
-          <w:p>
-            <w:pPr>
-              <w:spacing w:before="24" w:after="24"/>
-            </w:pPr>
-            <w:r>
-              <w:rPr>
-                <w:sz w:val="16"/>
-                <w:szCs w:val="16"/>
-              </w:rPr>
-              <w:t xml:space="preserve"/>
             </w:r>
           </w:p>
         </w:tc>
@@ -4423,7 +4333,7 @@
           <w:sz w:val="19"/>
           <w:szCs w:val="19"/>
         </w:rPr>
-        <w:t xml:space="preserve">The company </w:t>
+        <w:t xml:space="preserve">The company estimates it using the expected value, for many possible outcomes, or the most likely amount, for an </w:t>
       </w:r>
       <w:r>
         <w:rPr>
@@ -4441,7 +4351,7 @@
           <w:sz w:val="19"/>
           <w:szCs w:val="19"/>
         </w:rPr>
-        <w:t xml:space="preserve">           </w:t>
+        <w:t xml:space="preserve">                </w:t>
       </w:r>
       <w:r>
         <w:rPr>
@@ -4455,7 +4365,14 @@
           <w:sz w:val="19"/>
           <w:szCs w:val="19"/>
         </w:rPr>
-        <w:t xml:space="preserve"> it using the expected value, for many possible outcomes, or the most likely amount, for an </w:t>
+        <w:t xml:space="preserve"> outcome. </w:t>
+      </w:r>
+      <w:r>
+        <w:rPr>
+          <w:sz w:val="19"/>
+          <w:szCs w:val="19"/>
+        </w:rPr>
+        <w:t xml:space="preserve">Variable amounts are included only to the </w:t>
       </w:r>
       <w:r>
         <w:rPr>
@@ -4473,7 +4390,7 @@
           <w:sz w:val="19"/>
           <w:szCs w:val="19"/>
         </w:rPr>
-        <w:t xml:space="preserve">                </w:t>
+        <w:t xml:space="preserve">           </w:t>
       </w:r>
       <w:r>
         <w:rPr>
@@ -4487,14 +4404,21 @@
           <w:sz w:val="19"/>
           <w:szCs w:val="19"/>
         </w:rPr>
-        <w:t xml:space="preserve"> outcome. </w:t>
-      </w:r>
-      <w:r>
-        <w:rPr>
-          <w:sz w:val="19"/>
-          <w:szCs w:val="19"/>
-        </w:rPr>
-        <w:t xml:space="preserve">Variable amounts are included only to the extent that a significant </w:t>
+        <w:t xml:space="preserve"> that a significant reversal of revenue is not probable later. </w:t>
+      </w:r>
+      <w:r>
+        <w:rPr>
+          <w:sz w:val="19"/>
+          <w:szCs w:val="19"/>
+        </w:rPr>
+        <w:t xml:space="preserve">This is the constraint on variable consideration. </w:t>
+      </w:r>
+      <w:r>
+        <w:rPr>
+          <w:sz w:val="19"/>
+          <w:szCs w:val="19"/>
+        </w:rPr>
+        <w:t xml:space="preserve">Three other items </w:t>
       </w:r>
       <w:r>
         <w:rPr>
@@ -4526,7 +4450,14 @@
           <w:sz w:val="19"/>
           <w:szCs w:val="19"/>
         </w:rPr>
-        <w:t xml:space="preserve"> of revenue is not </w:t>
+        <w:t xml:space="preserve"> the transaction price. </w:t>
+      </w:r>
+      <w:r>
+        <w:rPr>
+          <w:sz w:val="19"/>
+          <w:szCs w:val="19"/>
+        </w:rPr>
+        <w:t xml:space="preserve">A significant </w:t>
       </w:r>
       <w:r>
         <w:rPr>
@@ -4558,14 +4489,7 @@
           <w:sz w:val="19"/>
           <w:szCs w:val="19"/>
         </w:rPr>
-        <w:t xml:space="preserve"> later. </w:t>
-      </w:r>
-      <w:r>
-        <w:rPr>
-          <w:sz w:val="19"/>
-          <w:szCs w:val="19"/>
-        </w:rPr>
-        <w:t xml:space="preserve">This is the </w:t>
+        <w:t xml:space="preserve"> component is removed when payment and </w:t>
       </w:r>
       <w:r>
         <w:rPr>
@@ -4583,7 +4507,7 @@
           <w:sz w:val="19"/>
           <w:szCs w:val="19"/>
         </w:rPr>
-        <w:t xml:space="preserve">            </w:t>
+        <w:t xml:space="preserve">           </w:t>
       </w:r>
       <w:r>
         <w:rPr>
@@ -4597,14 +4521,14 @@
           <w:sz w:val="19"/>
           <w:szCs w:val="19"/>
         </w:rPr>
-        <w:t xml:space="preserve"> on variable consideration. </w:t>
-      </w:r>
-      <w:r>
-        <w:rPr>
-          <w:sz w:val="19"/>
-          <w:szCs w:val="19"/>
-        </w:rPr>
-        <w:t xml:space="preserve">Three other items </w:t>
+        <w:t xml:space="preserve"> are far apart; if they are within one year, the company may ignore it. </w:t>
+      </w:r>
+      <w:r>
+        <w:rPr>
+          <w:sz w:val="19"/>
+          <w:szCs w:val="19"/>
+        </w:rPr>
+        <w:t xml:space="preserve">Consideration </w:t>
       </w:r>
       <w:r>
         <w:rPr>
@@ -4636,14 +4560,7 @@
           <w:sz w:val="19"/>
           <w:szCs w:val="19"/>
         </w:rPr>
-        <w:t xml:space="preserve"> the transaction price. </w:t>
-      </w:r>
-      <w:r>
-        <w:rPr>
-          <w:sz w:val="19"/>
-          <w:szCs w:val="19"/>
-        </w:rPr>
-        <w:t xml:space="preserve">A significant </w:t>
+        <w:t xml:space="preserve"> to a customer, such as a slotting fee paid to a </w:t>
       </w:r>
       <w:r>
         <w:rPr>
@@ -4661,7 +4578,7 @@
           <w:sz w:val="19"/>
           <w:szCs w:val="19"/>
         </w:rPr>
-        <w:t xml:space="preserve">           </w:t>
+        <w:t xml:space="preserve">             </w:t>
       </w:r>
       <w:r>
         <w:rPr>
@@ -4675,7 +4592,14 @@
           <w:sz w:val="19"/>
           <w:szCs w:val="19"/>
         </w:rPr>
-        <w:t xml:space="preserve"> component is removed when payment and </w:t>
+        <w:t xml:space="preserve"> for shelf space, reduces revenue. </w:t>
+      </w:r>
+      <w:r>
+        <w:rPr>
+          <w:sz w:val="19"/>
+          <w:szCs w:val="19"/>
+        </w:rPr>
+        <w:t xml:space="preserve">Sales taxes and VAT </w:t>
       </w:r>
       <w:r>
         <w:rPr>
@@ -4707,21 +4631,7 @@
           <w:sz w:val="19"/>
           <w:szCs w:val="19"/>
         </w:rPr>
-        <w:t xml:space="preserve"> are far apart; if they are within one year, the company may ignore it. </w:t>
-      </w:r>
-      <w:r>
-        <w:rPr>
-          <w:sz w:val="19"/>
-          <w:szCs w:val="19"/>
-        </w:rPr>
-        <w:t xml:space="preserve">Consideration payable to a customer, such as a slotting fee paid to a supermarket for shelf space, reduces revenue. </w:t>
-      </w:r>
-      <w:r>
-        <w:rPr>
-          <w:sz w:val="19"/>
-          <w:szCs w:val="19"/>
-        </w:rPr>
-        <w:t xml:space="preserve">Sales taxes and VAT collected may be excluded from revenue by policy. </w:t>
+        <w:t xml:space="preserve"> may be excluded from revenue by policy. </w:t>
       </w:r>
       <w:r>
         <w:rPr>
@@ -4786,7 +4696,7 @@
                 <w:sz w:val="16"/>
                 <w:szCs w:val="16"/>
               </w:rPr>
-              <w:t xml:space="preserve">Orontes   ·   expects   ·   constraint   ·   all-or-nothing   ·   determine   ·   delivery   ·   probable   ·   includes   ·   estimates   ·   financing   ·   rebates   ·   change   ·   reversal</w:t>
+              <w:t xml:space="preserve">marketing   ·   expects   ·   delivery   ·   extent   ·   determine   ·   collected   ·   financing   ·   includes   ·   all-or-nothing   ·   supermarket   ·   rebates   ·   payable   ·   change</w:t>
             </w:r>
           </w:p>
         </w:tc>
@@ -4904,7 +4814,7 @@
           <w:sz w:val="19"/>
           <w:szCs w:val="19"/>
         </w:rPr>
-        <w:t xml:space="preserve">A discount is normally shared by all </w:t>
+        <w:t xml:space="preserve">A </w:t>
       </w:r>
       <w:r>
         <w:rPr>
@@ -4922,7 +4832,7 @@
           <w:sz w:val="19"/>
           <w:szCs w:val="19"/>
         </w:rPr>
-        <w:t xml:space="preserve">             </w:t>
+        <w:t xml:space="preserve">           </w:t>
       </w:r>
       <w:r>
         <w:rPr>
@@ -4936,14 +4846,14 @@
           <w:sz w:val="19"/>
           <w:szCs w:val="19"/>
         </w:rPr>
-        <w:t xml:space="preserve">. </w:t>
-      </w:r>
-      <w:r>
-        <w:rPr>
-          <w:sz w:val="19"/>
-          <w:szCs w:val="19"/>
-        </w:rPr>
-        <w:t xml:space="preserve">Each obligation therefore receives 90% of its </w:t>
+        <w:t xml:space="preserve"> is normally shared by all obligations. </w:t>
+      </w:r>
+      <w:r>
+        <w:rPr>
+          <w:sz w:val="19"/>
+          <w:szCs w:val="19"/>
+        </w:rPr>
+        <w:t xml:space="preserve">Each obligation </w:t>
       </w:r>
       <w:r>
         <w:rPr>
@@ -4961,7 +4871,7 @@
           <w:sz w:val="19"/>
           <w:szCs w:val="19"/>
         </w:rPr>
-        <w:t xml:space="preserve">            </w:t>
+        <w:t xml:space="preserve">           </w:t>
       </w:r>
       <w:r>
         <w:rPr>
@@ -4975,7 +4885,7 @@
           <w:sz w:val="19"/>
           <w:szCs w:val="19"/>
         </w:rPr>
-        <w:t xml:space="preserve"> price. </w:t>
+        <w:t xml:space="preserve"> receives 90% of its standalone price. </w:t>
       </w:r>
     </w:p>
     <w:tbl>
@@ -5033,7 +4943,7 @@
                 <w:sz w:val="16"/>
                 <w:szCs w:val="16"/>
               </w:rPr>
-              <w:t xml:space="preserve">uncertain   ·   standalone   ·   observable   ·   obligations   ·   expects</w:t>
+              <w:t xml:space="preserve">uncertain   ·   therefore   ·   observable   ·   discount   ·   breakage</w:t>
             </w:r>
           </w:p>
         </w:tc>
@@ -5120,7 +5030,7 @@
           <w:sz w:val="19"/>
           <w:szCs w:val="19"/>
         </w:rPr>
-        <w:t xml:space="preserve">Revenue for each </w:t>
+        <w:t xml:space="preserve">Revenue for each obligation is its </w:t>
       </w:r>
       <w:r>
         <w:rPr>
@@ -5138,7 +5048,7 @@
           <w:sz w:val="19"/>
           <w:szCs w:val="19"/>
         </w:rPr>
-        <w:t xml:space="preserve">            </w:t>
+        <w:t xml:space="preserve">           </w:t>
       </w:r>
       <w:r>
         <w:rPr>
@@ -5152,7 +5062,14 @@
           <w:sz w:val="19"/>
           <w:szCs w:val="19"/>
         </w:rPr>
-        <w:t xml:space="preserve"> is its allocated price, not its standalone </w:t>
+        <w:t xml:space="preserve"> price, not its standalone selling price. </w:t>
+      </w:r>
+      <w:r>
+        <w:rPr>
+          <w:sz w:val="19"/>
+          <w:szCs w:val="19"/>
+        </w:rPr>
+        <w:t xml:space="preserve">A slotting fee paid to a customer reduces revenue; it is not a </w:t>
       </w:r>
       <w:r>
         <w:rPr>
@@ -5184,14 +5101,7 @@
           <w:sz w:val="19"/>
           <w:szCs w:val="19"/>
         </w:rPr>
-        <w:t xml:space="preserve"> price. </w:t>
-      </w:r>
-      <w:r>
-        <w:rPr>
-          <w:sz w:val="19"/>
-          <w:szCs w:val="19"/>
-        </w:rPr>
-        <w:t xml:space="preserve">A </w:t>
+        <w:t xml:space="preserve"> expense unless Orontes receives a </w:t>
       </w:r>
       <w:r>
         <w:rPr>
@@ -5223,7 +5133,14 @@
           <w:sz w:val="19"/>
           <w:szCs w:val="19"/>
         </w:rPr>
-        <w:t xml:space="preserve"> fee paid to a customer reduces revenue; it is not a </w:t>
+        <w:t xml:space="preserve"> service. </w:t>
+      </w:r>
+      <w:r>
+        <w:rPr>
+          <w:sz w:val="19"/>
+          <w:szCs w:val="19"/>
+        </w:rPr>
+        <w:t xml:space="preserve">Do not use the residual approach when standalone prices can be </w:t>
       </w:r>
       <w:r>
         <w:rPr>
@@ -5255,14 +5172,7 @@
           <w:sz w:val="19"/>
           <w:szCs w:val="19"/>
         </w:rPr>
-        <w:t xml:space="preserve"> expense unless Orontes receives a distinct service. </w:t>
-      </w:r>
-      <w:r>
-        <w:rPr>
-          <w:sz w:val="19"/>
-          <w:szCs w:val="19"/>
-        </w:rPr>
-        <w:t xml:space="preserve">Do not use the residual approach when standalone prices can be observed. </w:t>
+        <w:t xml:space="preserve">. </w:t>
       </w:r>
     </w:p>
     <w:tbl>
@@ -5320,7 +5230,7 @@
                 <w:sz w:val="16"/>
                 <w:szCs w:val="16"/>
               </w:rPr>
-              <w:t xml:space="preserve">slotting   ·   outcome   ·   obligation   ·   selling   ·   marketing</w:t>
+              <w:t xml:space="preserve">distinct   ·   revenue   ·   allocated   ·   marketing   ·   observed</w:t>
             </w:r>
           </w:p>
         </w:tc>
@@ -5779,7 +5689,7 @@
                 <w:sz w:val="16"/>
                 <w:szCs w:val="16"/>
               </w:rPr>
-              <w:t xml:space="preserve">revenue   ·   Probability-weighted   ·   Applies to both</w:t>
+              <w:t xml:space="preserve">material right   ·   Probability-weighted   ·   Applies to both</w:t>
             </w:r>
           </w:p>
         </w:tc>
@@ -6541,7 +6451,7 @@
                 <w:sz w:val="16"/>
                 <w:szCs w:val="16"/>
               </w:rPr>
-              <w:t xml:space="preserve">obligations</w:t>
+              <w:t xml:space="preserve">discount</w:t>
             </w:r>
           </w:p>
         </w:tc>
@@ -6609,7 +6519,7 @@
                 <w:sz w:val="16"/>
                 <w:szCs w:val="16"/>
               </w:rPr>
-              <w:t xml:space="preserve">standalone</w:t>
+              <w:t xml:space="preserve">therefore</w:t>
             </w:r>
           </w:p>
         </w:tc>
@@ -6677,7 +6587,7 @@
                 <w:sz w:val="16"/>
                 <w:szCs w:val="16"/>
               </w:rPr>
-              <w:t xml:space="preserve">obligation</w:t>
+              <w:t xml:space="preserve">allocated</w:t>
             </w:r>
           </w:p>
         </w:tc>
@@ -6712,7 +6622,7 @@
                 <w:sz w:val="16"/>
                 <w:szCs w:val="16"/>
               </w:rPr>
-              <w:t xml:space="preserve">estimates</w:t>
+              <w:t xml:space="preserve">all-or-nothing</w:t>
             </w:r>
           </w:p>
         </w:tc>
@@ -6745,7 +6655,7 @@
                 <w:sz w:val="16"/>
                 <w:szCs w:val="16"/>
               </w:rPr>
-              <w:t xml:space="preserve">selling</w:t>
+              <w:t xml:space="preserve">marketing</w:t>
             </w:r>
           </w:p>
         </w:tc>
@@ -6780,7 +6690,7 @@
                 <w:sz w:val="16"/>
                 <w:szCs w:val="16"/>
               </w:rPr>
-              <w:t xml:space="preserve">all-or-nothing</w:t>
+              <w:t xml:space="preserve">extent</w:t>
             </w:r>
           </w:p>
         </w:tc>
@@ -6813,7 +6723,7 @@
                 <w:sz w:val="16"/>
                 <w:szCs w:val="16"/>
               </w:rPr>
-              <w:t xml:space="preserve">slotting</w:t>
+              <w:t xml:space="preserve">distinct</w:t>
             </w:r>
           </w:p>
         </w:tc>
@@ -6848,7 +6758,7 @@
                 <w:sz w:val="16"/>
                 <w:szCs w:val="16"/>
               </w:rPr>
-              <w:t xml:space="preserve">reversal</w:t>
+              <w:t xml:space="preserve">change</w:t>
             </w:r>
           </w:p>
         </w:tc>
@@ -6881,7 +6791,7 @@
                 <w:sz w:val="16"/>
                 <w:szCs w:val="16"/>
               </w:rPr>
-              <w:t xml:space="preserve">marketing</w:t>
+              <w:t xml:space="preserve">observed</w:t>
             </w:r>
           </w:p>
         </w:tc>
@@ -6916,7 +6826,7 @@
                 <w:sz w:val="16"/>
                 <w:szCs w:val="16"/>
               </w:rPr>
-              <w:t xml:space="preserve">probable</w:t>
+              <w:t xml:space="preserve">financing</w:t>
             </w:r>
           </w:p>
         </w:tc>
@@ -6984,7 +6894,7 @@
                 <w:sz w:val="16"/>
                 <w:szCs w:val="16"/>
               </w:rPr>
-              <w:t xml:space="preserve">constraint</w:t>
+              <w:t xml:space="preserve">delivery</w:t>
             </w:r>
           </w:p>
         </w:tc>
@@ -7052,7 +6962,7 @@
                 <w:sz w:val="16"/>
                 <w:szCs w:val="16"/>
               </w:rPr>
-              <w:t xml:space="preserve">change</w:t>
+              <w:t xml:space="preserve">payable</w:t>
             </w:r>
           </w:p>
         </w:tc>
@@ -7120,7 +7030,7 @@
                 <w:sz w:val="16"/>
                 <w:szCs w:val="16"/>
               </w:rPr>
-              <w:t xml:space="preserve">financing</w:t>
+              <w:t xml:space="preserve">supermarket</w:t>
             </w:r>
           </w:p>
         </w:tc>
@@ -7188,7 +7098,7 @@
                 <w:sz w:val="16"/>
                 <w:szCs w:val="16"/>
               </w:rPr>
-              <w:t xml:space="preserve">delivery</w:t>
+              <w:t xml:space="preserve">collected</w:t>
             </w:r>
           </w:p>
         </w:tc>
@@ -7664,7 +7574,7 @@
           <w:sz w:val="19"/>
           <w:szCs w:val="19"/>
         </w:rPr>
-        <w:t xml:space="preserve"> over time is measured by an output method, such as units </w:t>
+        <w:t xml:space="preserve"> over time is </w:t>
       </w:r>
       <w:r>
         <w:rPr>
@@ -7696,7 +7606,7 @@
           <w:sz w:val="19"/>
           <w:szCs w:val="19"/>
         </w:rPr>
-        <w:t xml:space="preserve">, or an input method, such as costs incurred. </w:t>
+        <w:t xml:space="preserve"> by an output method, such as units delivered, or an input method, such as costs incurred. </w:t>
       </w:r>
       <w:r>
         <w:rPr>
@@ -7735,7 +7645,7 @@
           <w:sz w:val="19"/>
           <w:szCs w:val="19"/>
         </w:rPr>
-        <w:t xml:space="preserve"> criterion is met, revenue is recognized at a point in time: when </w:t>
+        <w:t xml:space="preserve"> criterion is met, revenue is recognized at a point in time: when control </w:t>
       </w:r>
       <w:r>
         <w:rPr>
@@ -7767,7 +7677,7 @@
           <w:sz w:val="19"/>
           <w:szCs w:val="19"/>
         </w:rPr>
-        <w:t xml:space="preserve"> passes. </w:t>
+        <w:t xml:space="preserve">. </w:t>
       </w:r>
     </w:p>
     <w:tbl>
@@ -7825,7 +7735,7 @@
                 <w:sz w:val="16"/>
                 <w:szCs w:val="16"/>
               </w:rPr>
-              <w:t xml:space="preserve">performs   ·   benefit   ·   control   ·   delivered   ·   over-time   ·   Progress   ·   receives   ·   improves   ·   recognize</w:t>
+              <w:t xml:space="preserve">performs   ·   benefit   ·   passes   ·   measured   ·   over-time   ·   Progress   ·   receives   ·   improves   ·   recognize</w:t>
             </w:r>
           </w:p>
         </w:tc>
@@ -7951,7 +7861,7 @@
           <w:sz w:val="19"/>
           <w:szCs w:val="19"/>
         </w:rPr>
-        <w:t xml:space="preserve">By December 31, Orontes has </w:t>
+        <w:t xml:space="preserve">By December 31, Orontes has delivered 8,000 cases at $40 each of </w:t>
       </w:r>
       <w:r>
         <w:rPr>
@@ -7983,7 +7893,7 @@
           <w:sz w:val="19"/>
           <w:szCs w:val="19"/>
         </w:rPr>
-        <w:t xml:space="preserve"> 8,000 cases at $40 each of allocated price: $324,000. </w:t>
+        <w:t xml:space="preserve"> price: $324,000. </w:t>
       </w:r>
       <w:r>
         <w:rPr>
@@ -8068,7 +7978,14 @@
           <w:sz w:val="19"/>
           <w:szCs w:val="19"/>
         </w:rPr>
-        <w:t xml:space="preserve">Total 2026 </w:t>
+        <w:t xml:space="preserve">Total 2026 revenue is $515,250. </w:t>
+      </w:r>
+      <w:r>
+        <w:rPr>
+          <w:sz w:val="19"/>
+          <w:szCs w:val="19"/>
+        </w:rPr>
+        <w:t xml:space="preserve">The </w:t>
       </w:r>
       <w:r>
         <w:rPr>
@@ -8100,14 +8017,7 @@
           <w:sz w:val="19"/>
           <w:szCs w:val="19"/>
         </w:rPr>
-        <w:t xml:space="preserve"> is $515,250. </w:t>
-      </w:r>
-      <w:r>
-        <w:rPr>
-          <w:sz w:val="19"/>
-          <w:szCs w:val="19"/>
-        </w:rPr>
-        <w:t xml:space="preserve">The remaining $564,750 will be recognized in later periods. </w:t>
+        <w:t xml:space="preserve"> $564,750 will be recognized in later periods. </w:t>
       </w:r>
     </w:p>
     <w:tbl>
@@ -8165,7 +8075,7 @@
                 <w:sz w:val="16"/>
                 <w:szCs w:val="16"/>
               </w:rPr>
-              <w:t xml:space="preserve">Maintenance   ·   performs   ·   delivery   ·   delivered   ·   revenue   ·   GreenBasket</w:t>
+              <w:t xml:space="preserve">Maintenance   ·   installed   ·   delivery   ·   allocated   ·   remaining   ·   GreenBasket</w:t>
             </w:r>
           </w:p>
         </w:tc>
@@ -8197,7 +8107,7 @@
           <w:sz w:val="15"/>
           <w:szCs w:val="15"/>
         </w:rPr>
-        <w:t xml:space="preserve">The parts add up to the total; the bars are to scale.</w:t>
+        <w:t xml:space="preserve">The bars are drawn to scale.</w:t>
       </w:r>
     </w:p>
     <w:p>
@@ -8208,7 +8118,7 @@
       <w:r>
         <w:drawing>
           <wp:inline distT="0" distB="0" distL="0" distR="0">
-            <wp:extent cx="5734050" cy="1810750"/>
+            <wp:extent cx="5734050" cy="2444525"/>
             <wp:effectExtent t="0" r="0" b="0" l="0"/>
             <wp:docPr id="1" name="" descr="" title=""/>
             <wp:cNvGraphicFramePr>
@@ -8233,7 +8143,7 @@
                   <pic:spPr bwMode="auto">
                     <a:xfrm>
                       <a:off x="0" y="0"/>
-                      <a:ext cx="5734050" cy="1810750"/>
+                      <a:ext cx="5734050" cy="2444525"/>
                     </a:xfrm>
                     <a:prstGeom prst="rect">
                       <a:avLst/>
@@ -8310,6 +8220,18 @@
     <w:p/>
     <w:p>
       <w:pPr>
+        <w:pageBreakBefore w:val="true"/>
+        <w:spacing w:after="0"/>
+      </w:pPr>
+      <w:r>
+        <w:rPr>
+          <w:sz w:val="2"/>
+        </w:rPr>
+        <w:t xml:space="preserve"> </w:t>
+      </w:r>
+    </w:p>
+    <w:p>
+      <w:pPr>
         <w:spacing w:before="44" w:after="14"/>
       </w:pPr>
       <w:r>
@@ -8341,7 +8263,7 @@
           <w:sz w:val="19"/>
           <w:szCs w:val="19"/>
         </w:rPr>
-        <w:t xml:space="preserve">Payments rarely match </w:t>
+        <w:t xml:space="preserve">Payments </w:t>
       </w:r>
       <w:r>
         <w:rPr>
@@ -8373,7 +8295,7 @@
           <w:sz w:val="19"/>
           <w:szCs w:val="19"/>
         </w:rPr>
-        <w:t xml:space="preserve">. </w:t>
+        <w:t xml:space="preserve"> match revenue. </w:t>
       </w:r>
       <w:r>
         <w:rPr>
@@ -8509,25 +8431,13 @@
                 <w:sz w:val="16"/>
                 <w:szCs w:val="16"/>
               </w:rPr>
-              <w:t xml:space="preserve">liability   ·   revenue   ·   depends   ·   performed</w:t>
+              <w:t xml:space="preserve">liability   ·   rarely   ·   criterion   ·   performed</w:t>
             </w:r>
           </w:p>
         </w:tc>
       </w:tr>
     </w:tbl>
     <w:p/>
-    <w:p>
-      <w:pPr>
-        <w:pageBreakBefore w:val="true"/>
-        <w:spacing w:after="0"/>
-      </w:pPr>
-      <w:r>
-        <w:rPr>
-          <w:sz w:val="2"/>
-        </w:rPr>
-        <w:t xml:space="preserve"> </w:t>
-      </w:r>
-    </w:p>
     <w:p>
       <w:pPr>
         <w:spacing w:before="44" w:after="10"/>
@@ -8657,7 +8567,7 @@
                 <w:sz w:val="16"/>
                 <w:szCs w:val="16"/>
               </w:rPr>
-              <w:t xml:space="preserve">performance obligation   ·   contract asset   ·   point in time</w:t>
+              <w:t xml:space="preserve">performance obligation   ·   contract asset   ·   input method</w:t>
             </w:r>
           </w:p>
         </w:tc>
@@ -9287,7 +9197,7 @@
                 <w:sz w:val="16"/>
                 <w:szCs w:val="16"/>
               </w:rPr>
-              <w:t xml:space="preserve">revenue</w:t>
+              <w:t xml:space="preserve">remaining</w:t>
             </w:r>
           </w:p>
         </w:tc>
@@ -9423,7 +9333,7 @@
                 <w:sz w:val="16"/>
                 <w:szCs w:val="16"/>
               </w:rPr>
-              <w:t xml:space="preserve">revenue</w:t>
+              <w:t xml:space="preserve">rarely</w:t>
             </w:r>
           </w:p>
         </w:tc>
@@ -9458,7 +9368,7 @@
                 <w:sz w:val="16"/>
                 <w:szCs w:val="16"/>
               </w:rPr>
-              <w:t xml:space="preserve">delivered</w:t>
+              <w:t xml:space="preserve">measured</w:t>
             </w:r>
           </w:p>
         </w:tc>
@@ -9594,7 +9504,7 @@
                 <w:sz w:val="16"/>
                 <w:szCs w:val="16"/>
               </w:rPr>
-              <w:t xml:space="preserve">control</w:t>
+              <w:t xml:space="preserve">passes</w:t>
             </w:r>
           </w:p>
         </w:tc>
@@ -9627,7 +9537,7 @@
                 <w:sz w:val="16"/>
                 <w:szCs w:val="16"/>
               </w:rPr>
-              <w:t xml:space="preserve">point in time</w:t>
+              <w:t xml:space="preserve">input method</w:t>
             </w:r>
           </w:p>
         </w:tc>
@@ -9730,7 +9640,7 @@
                 <w:sz w:val="16"/>
                 <w:szCs w:val="16"/>
               </w:rPr>
-              <w:t xml:space="preserve">delivered</w:t>
+              <w:t xml:space="preserve">allocated</w:t>
             </w:r>
           </w:p>
         </w:tc>
@@ -10138,7 +10048,14 @@
           <w:sz w:val="19"/>
           <w:szCs w:val="19"/>
         </w:rPr>
-        <w:t xml:space="preserve"> the sale and reports its fee or </w:t>
+        <w:t xml:space="preserve"> the sale and reports its fee or commission as revenue. </w:t>
+      </w:r>
+      <w:r>
+        <w:rPr>
+          <w:sz w:val="19"/>
+          <w:szCs w:val="19"/>
+        </w:rPr>
+        <w:t xml:space="preserve">When customers may return goods, the company recognizes revenue only for goods it does not </w:t>
       </w:r>
       <w:r>
         <w:rPr>
@@ -10156,7 +10073,7 @@
           <w:sz w:val="19"/>
           <w:szCs w:val="19"/>
         </w:rPr>
-        <w:t xml:space="preserve">            </w:t>
+        <w:t xml:space="preserve">           </w:t>
       </w:r>
       <w:r>
         <w:rPr>
@@ -10170,14 +10087,14 @@
           <w:sz w:val="19"/>
           <w:szCs w:val="19"/>
         </w:rPr>
-        <w:t xml:space="preserve"> as revenue. </w:t>
-      </w:r>
-      <w:r>
-        <w:rPr>
-          <w:sz w:val="19"/>
-          <w:szCs w:val="19"/>
-        </w:rPr>
-        <w:t xml:space="preserve">When </w:t>
+        <w:t xml:space="preserve"> to be returned. </w:t>
+      </w:r>
+      <w:r>
+        <w:rPr>
+          <w:sz w:val="19"/>
+          <w:szCs w:val="19"/>
+        </w:rPr>
+        <w:t xml:space="preserve">It </w:t>
       </w:r>
       <w:r>
         <w:rPr>
@@ -10209,7 +10126,7 @@
           <w:sz w:val="19"/>
           <w:szCs w:val="19"/>
         </w:rPr>
-        <w:t xml:space="preserve"> may return goods, the company </w:t>
+        <w:t xml:space="preserve"> a refund liability for expected </w:t>
       </w:r>
       <w:r>
         <w:rPr>
@@ -10227,7 +10144,7 @@
           <w:sz w:val="19"/>
           <w:szCs w:val="19"/>
         </w:rPr>
-        <w:t xml:space="preserve">            </w:t>
+        <w:t xml:space="preserve">           </w:t>
       </w:r>
       <w:r>
         <w:rPr>
@@ -10241,14 +10158,7 @@
           <w:sz w:val="19"/>
           <w:szCs w:val="19"/>
         </w:rPr>
-        <w:t xml:space="preserve"> revenue only for goods it does not expect to be returned. </w:t>
-      </w:r>
-      <w:r>
-        <w:rPr>
-          <w:sz w:val="19"/>
-          <w:szCs w:val="19"/>
-        </w:rPr>
-        <w:t xml:space="preserve">It records a refund liability for expected refunds and a separate asset for its right to recover the returned goods. </w:t>
+        <w:t xml:space="preserve"> and a separate asset for its right to recover the returned goods. </w:t>
       </w:r>
       <w:r>
         <w:rPr>
@@ -10313,7 +10223,7 @@
                 <w:sz w:val="16"/>
                 <w:szCs w:val="16"/>
               </w:rPr>
-              <w:t xml:space="preserve">recognizes   ·   arranges   ·   controls   ·   whether   ·   transferred   ·   commission   ·   liability   ·   involved   ·   customers</w:t>
+              <w:t xml:space="preserve">refunds   ·   arranges   ·   controls   ·   whether   ·   transferred   ·   expect   ·   upfront   ·   involved   ·   records</w:t>
             </w:r>
           </w:p>
         </w:tc>
@@ -10478,7 +10388,7 @@
           <w:sz w:val="19"/>
           <w:szCs w:val="19"/>
         </w:rPr>
-        <w:t xml:space="preserve">Goods sent on </w:t>
+        <w:t xml:space="preserve">Goods sent on consignment are not sold until the </w:t>
       </w:r>
       <w:r>
         <w:rPr>
@@ -10496,7 +10406,7 @@
           <w:sz w:val="19"/>
           <w:szCs w:val="19"/>
         </w:rPr>
-        <w:t xml:space="preserve">             </w:t>
+        <w:t xml:space="preserve">           </w:t>
       </w:r>
       <w:r>
         <w:rPr>
@@ -10510,7 +10420,14 @@
           <w:sz w:val="19"/>
           <w:szCs w:val="19"/>
         </w:rPr>
-        <w:t xml:space="preserve"> are not sold until the </w:t>
+        <w:t xml:space="preserve"> sells them. </w:t>
+      </w:r>
+      <w:r>
+        <w:rPr>
+          <w:sz w:val="19"/>
+          <w:szCs w:val="19"/>
+        </w:rPr>
+        <w:t xml:space="preserve">In a </w:t>
       </w:r>
       <w:r>
         <w:rPr>
@@ -10528,7 +10445,7 @@
           <w:sz w:val="19"/>
           <w:szCs w:val="19"/>
         </w:rPr>
-        <w:t xml:space="preserve">           </w:t>
+        <w:t xml:space="preserve">               </w:t>
       </w:r>
       <w:r>
         <w:rPr>
@@ -10542,14 +10459,7 @@
           <w:sz w:val="19"/>
           <w:szCs w:val="19"/>
         </w:rPr>
-        <w:t xml:space="preserve"> sells them. </w:t>
-      </w:r>
-      <w:r>
-        <w:rPr>
-          <w:sz w:val="19"/>
-          <w:szCs w:val="19"/>
-        </w:rPr>
-        <w:t xml:space="preserve">In a </w:t>
+        <w:t xml:space="preserve"> arrangement, revenue is </w:t>
       </w:r>
       <w:r>
         <w:rPr>
@@ -10567,7 +10477,7 @@
           <w:sz w:val="19"/>
           <w:szCs w:val="19"/>
         </w:rPr>
-        <w:t xml:space="preserve">               </w:t>
+        <w:t xml:space="preserve">            </w:t>
       </w:r>
       <w:r>
         <w:rPr>
@@ -10581,7 +10491,14 @@
           <w:sz w:val="19"/>
           <w:szCs w:val="19"/>
         </w:rPr>
-        <w:t xml:space="preserve"> arrangement, </w:t>
+        <w:t xml:space="preserve"> only if the goods are identified, ready and cannot be used for other customers, and the customer asked for the arrangement. </w:t>
+      </w:r>
+      <w:r>
+        <w:rPr>
+          <w:sz w:val="19"/>
+          <w:szCs w:val="19"/>
+        </w:rPr>
+        <w:t xml:space="preserve">A </w:t>
       </w:r>
       <w:r>
         <w:rPr>
@@ -10613,14 +10530,14 @@
           <w:sz w:val="19"/>
           <w:szCs w:val="19"/>
         </w:rPr>
-        <w:t xml:space="preserve"> is recognized only if the goods are identified, ready and cannot be used for other customers, and the customer asked for the arrangement. </w:t>
-      </w:r>
-      <w:r>
-        <w:rPr>
-          <w:sz w:val="19"/>
-          <w:szCs w:val="19"/>
-        </w:rPr>
-        <w:t xml:space="preserve">A </w:t>
+        <w:t xml:space="preserve"> to buy the goods back usually means no sale has taken place. </w:t>
+      </w:r>
+      <w:r>
+        <w:rPr>
+          <w:sz w:val="19"/>
+          <w:szCs w:val="19"/>
+        </w:rPr>
+        <w:t xml:space="preserve">Customer options can create a </w:t>
       </w:r>
       <w:r>
         <w:rPr>
@@ -10652,14 +10569,7 @@
           <w:sz w:val="19"/>
           <w:szCs w:val="19"/>
         </w:rPr>
-        <w:t xml:space="preserve"> to buy the goods back usually means no sale has taken place. </w:t>
-      </w:r>
-      <w:r>
-        <w:rPr>
-          <w:sz w:val="19"/>
-          <w:szCs w:val="19"/>
-        </w:rPr>
-        <w:t xml:space="preserve">Customer options can create a </w:t>
+        <w:t xml:space="preserve"> right, such as loyalty points, which is a separate </w:t>
       </w:r>
       <w:r>
         <w:rPr>
@@ -10677,7 +10587,7 @@
           <w:sz w:val="19"/>
           <w:szCs w:val="19"/>
         </w:rPr>
-        <w:t xml:space="preserve">           </w:t>
+        <w:t xml:space="preserve">            </w:t>
       </w:r>
       <w:r>
         <w:rPr>
@@ -10691,7 +10601,14 @@
           <w:sz w:val="19"/>
           <w:szCs w:val="19"/>
         </w:rPr>
-        <w:t xml:space="preserve"> right, such as loyalty points, which is a separate </w:t>
+        <w:t xml:space="preserve">. </w:t>
+      </w:r>
+      <w:r>
+        <w:rPr>
+          <w:sz w:val="19"/>
+          <w:szCs w:val="19"/>
+        </w:rPr>
+        <w:t xml:space="preserve">For gift cards, the company recognizes </w:t>
       </w:r>
       <w:r>
         <w:rPr>
@@ -10709,7 +10626,7 @@
           <w:sz w:val="19"/>
           <w:szCs w:val="19"/>
         </w:rPr>
-        <w:t xml:space="preserve">            </w:t>
+        <w:t xml:space="preserve">           </w:t>
       </w:r>
       <w:r>
         <w:rPr>
@@ -10723,14 +10640,7 @@
           <w:sz w:val="19"/>
           <w:szCs w:val="19"/>
         </w:rPr>
-        <w:t xml:space="preserve">. </w:t>
-      </w:r>
-      <w:r>
-        <w:rPr>
-          <w:sz w:val="19"/>
-          <w:szCs w:val="19"/>
-        </w:rPr>
-        <w:t xml:space="preserve">For gift cards, the company recognizes </w:t>
+        <w:t xml:space="preserve">, the part customers are not expected to use, in </w:t>
       </w:r>
       <w:r>
         <w:rPr>
@@ -10748,7 +10658,7 @@
           <w:sz w:val="19"/>
           <w:szCs w:val="19"/>
         </w:rPr>
-        <w:t xml:space="preserve">           </w:t>
+        <w:t xml:space="preserve">            </w:t>
       </w:r>
       <w:r>
         <w:rPr>
@@ -10762,7 +10672,7 @@
           <w:sz w:val="19"/>
           <w:szCs w:val="19"/>
         </w:rPr>
-        <w:t xml:space="preserve">, the part customers are not expected to use, in proportion to the cards that are used. </w:t>
+        <w:t xml:space="preserve"> to the cards that are used. </w:t>
       </w:r>
       <w:r>
         <w:rPr>
@@ -10827,7 +10737,7 @@
                 <w:sz w:val="16"/>
                 <w:szCs w:val="16"/>
               </w:rPr>
-              <w:t xml:space="preserve">revenue   ·   bill-and-hold   ·   consignee   ·   consignment   ·   blanks   ·   obligation   ·   records   ·   Control   ·   material   ·   breakage   ·   promise</w:t>
+              <w:t xml:space="preserve">promise   ·   recognized   ·   bill-and-hold   ·   consignee   ·   blanks   ·   breakage   ·   Complete   ·   Control   ·   obligation   ·   proportion   ·   material</w:t>
             </w:r>
           </w:p>
         </w:tc>
@@ -10914,7 +10824,7 @@
           <w:sz w:val="19"/>
           <w:szCs w:val="19"/>
         </w:rPr>
-        <w:t xml:space="preserve">An agent's </w:t>
+        <w:t xml:space="preserve">An </w:t>
       </w:r>
       <w:r>
         <w:rPr>
@@ -10946,7 +10856,7 @@
           <w:sz w:val="19"/>
           <w:szCs w:val="19"/>
         </w:rPr>
-        <w:t xml:space="preserve"> is its commission, not the full price the customer pays. </w:t>
+        <w:t xml:space="preserve"> revenue is its commission, not the full price the customer pays. </w:t>
       </w:r>
       <w:r>
         <w:rPr>
@@ -11050,7 +10960,7 @@
                 <w:sz w:val="16"/>
                 <w:szCs w:val="16"/>
               </w:rPr>
-              <w:t xml:space="preserve">separately   ·   promise   ·   revenue</w:t>
+              <w:t xml:space="preserve">separately   ·   promise   ·   agent's</w:t>
             </w:r>
           </w:p>
         </w:tc>
@@ -11105,7 +11015,7 @@
       <w:r>
         <w:drawing>
           <wp:inline distT="0" distB="0" distL="0" distR="0">
-            <wp:extent cx="5734050" cy="2225725"/>
+            <wp:extent cx="5734050" cy="2414325"/>
             <wp:effectExtent t="0" r="0" b="0" l="0"/>
             <wp:docPr id="1" name="" descr="" title=""/>
             <wp:cNvGraphicFramePr>
@@ -11130,7 +11040,7 @@
                   <pic:spPr bwMode="auto">
                     <a:xfrm>
                       <a:off x="0" y="0"/>
-                      <a:ext cx="5734050" cy="2225725"/>
+                      <a:ext cx="5734050" cy="2414325"/>
                     </a:xfrm>
                     <a:prstGeom prst="rect">
                       <a:avLst/>
@@ -11892,7 +11802,7 @@
                 <w:sz w:val="16"/>
                 <w:szCs w:val="16"/>
               </w:rPr>
-              <w:t xml:space="preserve">revenue</w:t>
+              <w:t xml:space="preserve">promise</w:t>
             </w:r>
           </w:p>
         </w:tc>
@@ -11960,7 +11870,7 @@
                 <w:sz w:val="16"/>
                 <w:szCs w:val="16"/>
               </w:rPr>
-              <w:t xml:space="preserve">promise</w:t>
+              <w:t xml:space="preserve">material</w:t>
             </w:r>
           </w:p>
         </w:tc>
@@ -12028,7 +11938,7 @@
                 <w:sz w:val="16"/>
                 <w:szCs w:val="16"/>
               </w:rPr>
-              <w:t xml:space="preserve">material</w:t>
+              <w:t xml:space="preserve">obligation</w:t>
             </w:r>
           </w:p>
         </w:tc>
@@ -12096,7 +12006,7 @@
                 <w:sz w:val="16"/>
                 <w:szCs w:val="16"/>
               </w:rPr>
-              <w:t xml:space="preserve">obligation</w:t>
+              <w:t xml:space="preserve">breakage</w:t>
             </w:r>
           </w:p>
         </w:tc>
@@ -12164,7 +12074,7 @@
                 <w:sz w:val="16"/>
                 <w:szCs w:val="16"/>
               </w:rPr>
-              <w:t xml:space="preserve">breakage</w:t>
+              <w:t xml:space="preserve">proportion</w:t>
             </w:r>
           </w:p>
         </w:tc>
@@ -12199,7 +12109,7 @@
                 <w:sz w:val="16"/>
                 <w:szCs w:val="16"/>
               </w:rPr>
-              <w:t xml:space="preserve">commission</w:t>
+              <w:t xml:space="preserve">expect</w:t>
             </w:r>
           </w:p>
         </w:tc>
@@ -12232,7 +12142,7 @@
                 <w:sz w:val="16"/>
                 <w:szCs w:val="16"/>
               </w:rPr>
-              <w:t xml:space="preserve">revenue</w:t>
+              <w:t xml:space="preserve">agent's</w:t>
             </w:r>
           </w:p>
         </w:tc>
@@ -12267,7 +12177,7 @@
                 <w:sz w:val="16"/>
                 <w:szCs w:val="16"/>
               </w:rPr>
-              <w:t xml:space="preserve">customers</w:t>
+              <w:t xml:space="preserve">records</w:t>
             </w:r>
           </w:p>
         </w:tc>
@@ -12335,7 +12245,7 @@
                 <w:sz w:val="16"/>
                 <w:szCs w:val="16"/>
               </w:rPr>
-              <w:t xml:space="preserve">recognizes</w:t>
+              <w:t xml:space="preserve">refunds</w:t>
             </w:r>
           </w:p>
         </w:tc>
@@ -12539,7 +12449,7 @@
                 <w:sz w:val="16"/>
                 <w:szCs w:val="16"/>
               </w:rPr>
-              <w:t xml:space="preserve">consignment</w:t>
+              <w:t xml:space="preserve">consignee</w:t>
             </w:r>
           </w:p>
         </w:tc>
@@ -12607,7 +12517,7 @@
                 <w:sz w:val="16"/>
                 <w:szCs w:val="16"/>
               </w:rPr>
-              <w:t xml:space="preserve">consignee</w:t>
+              <w:t xml:space="preserve">bill-and-hold</w:t>
             </w:r>
           </w:p>
         </w:tc>
@@ -12675,7 +12585,7 @@
                 <w:sz w:val="16"/>
                 <w:szCs w:val="16"/>
               </w:rPr>
-              <w:t xml:space="preserve">bill-and-hold</w:t>
+              <w:t xml:space="preserve">recognized</w:t>
             </w:r>
           </w:p>
         </w:tc>
@@ -13790,7 +13700,7 @@
           <w:sz w:val="19"/>
           <w:szCs w:val="19"/>
         </w:rPr>
-        <w:t xml:space="preserve">Under ASC 606 the correct term is contract </w:t>
+        <w:t xml:space="preserve">Under ASC 606 the correct term is contract liability, and it can also arise when payment is due, not only when cash is </w:t>
       </w:r>
       <w:r>
         <w:rPr>
@@ -13822,7 +13732,7 @@
           <w:sz w:val="19"/>
           <w:szCs w:val="19"/>
         </w:rPr>
-        <w:t xml:space="preserve">, and it can also arise when payment is due, not only when cash is received. </w:t>
+        <w:t xml:space="preserve">. </w:t>
       </w:r>
     </w:p>
     <w:tbl>
@@ -13880,7 +13790,7 @@
                 <w:sz w:val="16"/>
                 <w:szCs w:val="16"/>
               </w:rPr>
-              <w:t xml:space="preserve">receivables   ·   applies   ·   practical   ·   transfers   ·   consideration   ·   liability   ·   explains</w:t>
+              <w:t xml:space="preserve">receivables   ·   applies   ·   practical   ·   services   ·   consideration   ·   received   ·   explains</w:t>
             </w:r>
           </w:p>
         </w:tc>
@@ -14924,7 +14834,7 @@
                 <w:sz w:val="16"/>
                 <w:szCs w:val="16"/>
               </w:rPr>
-              <w:t xml:space="preserve">Revenue when the renewal period begins   ·   (1,000 − 50) × $20 = 19,000   ·   50 × $20 = 1,000</w:t>
+              <w:t xml:space="preserve">May elect to exclude all   ·   (1,000 − 50) × $20 = 19,000   ·   50 × $20 = 1,000</w:t>
             </w:r>
           </w:p>
         </w:tc>
@@ -15208,7 +15118,7 @@
                 <w:sz w:val="16"/>
                 <w:szCs w:val="16"/>
               </w:rPr>
-              <w:t xml:space="preserve">incremental costs of obtaining a contract   ·   agent   ·   مبدأ مقابلة الإيرادات بالمصروفات</w:t>
+              <w:t xml:space="preserve">matching principle   ·   incremental costs of obtaining a contract   ·   مبدأ مقابلة الإيرادات بالمصروفات</w:t>
             </w:r>
           </w:p>
         </w:tc>
@@ -15890,7 +15800,7 @@
                 <w:sz w:val="16"/>
                 <w:szCs w:val="16"/>
               </w:rPr>
-              <w:t xml:space="preserve">liability</w:t>
+              <w:t xml:space="preserve">received</w:t>
             </w:r>
           </w:p>
         </w:tc>
@@ -16434,7 +16344,7 @@
                 <w:sz w:val="16"/>
                 <w:szCs w:val="16"/>
               </w:rPr>
-              <w:t xml:space="preserve">agent</w:t>
+              <w:t xml:space="preserve">incremental costs of obtaining a contract</w:t>
             </w:r>
           </w:p>
         </w:tc>
@@ -16502,7 +16412,7 @@
                 <w:sz w:val="16"/>
                 <w:szCs w:val="16"/>
               </w:rPr>
-              <w:t xml:space="preserve">incremental costs of obtaining a contract</w:t>
+              <w:t xml:space="preserve">matching principle</w:t>
             </w:r>
           </w:p>
         </w:tc>
